--- a/rapports/2026-06-06/EQ25/EQ25_sup_v2/DR_032202050007/10-41-34-34.docx
+++ b/rapports/2026-06-06/EQ25/EQ25_sup_v2/DR_032202050007/10-41-34-34.docx
@@ -297,7 +297,7 @@
           <w:color w:val="1F6FEB"/>
           <w:sz w:val="22"/>
         </w:rPr>
-        <w:t>⚠ INCOHÉRENCES À CORRIGER (154)</w:t>
+        <w:t>⚠ INCOHÉRENCES À CORRIGER (138)</w:t>
       </w:r>
     </w:p>
     <w:tbl>
@@ -724,7 +724,7 @@
                 <w:color w:val="16A34A"/>
                 <w:sz w:val="16"/>
               </w:rPr>
-              <w:t>—</w:t>
+              <w:t>s02q33, s01q00b</w:t>
             </w:r>
           </w:p>
         </w:tc>
@@ -755,7 +755,7 @@
                 <w:i w:val="0"/>
                 <w:sz w:val="17"/>
               </w:rPr>
-              <w:t>Incohérence!!! seulement les écoles privées paient les frais de scolarité (y compris les frais d'inscription).</w:t>
+              <w:t>Incoherent!!! La dernière fois que ELKHADJI TINE a  fréquenté l'école est 9999.</w:t>
             </w:r>
           </w:p>
         </w:tc>
@@ -814,7 +814,7 @@
                 <w:color w:val="16A34A"/>
                 <w:sz w:val="16"/>
               </w:rPr>
-              <w:t>s01q32, s01q36, s01q38, s04q37_modif, s02q33, s02q34, s01q00b</w:t>
+              <w:t>s02q33, s01q00b</w:t>
             </w:r>
           </w:p>
         </w:tc>
@@ -845,7 +845,7 @@
                 <w:i w:val="0"/>
                 <w:sz w:val="17"/>
               </w:rPr>
-              <w:t>Peu probable!!! Vu l'âge (13 ans) de DABA FALL ou l'année à laquelle DABA FALL a fréquenté l'école pour la dernière fois (.) le dernier diplome de DABA FALL ne peut être le Certificat d'études primaires (CEP), prière de corriger cette incohérence ou confirmer avec le QG.</w:t>
+              <w:t>Incoherent!!! La dernière fois que FARBA FALL a  fréquenté l'école est 9999.</w:t>
             </w:r>
           </w:p>
         </w:tc>
@@ -904,7 +904,7 @@
                 <w:color w:val="16A34A"/>
                 <w:sz w:val="16"/>
               </w:rPr>
-              <w:t>s01q32, s01q36, s01q38, s04q37_modif, s02q33, s02q34, s01q00b</w:t>
+              <w:t>—</w:t>
             </w:r>
           </w:p>
         </w:tc>
@@ -935,7 +935,7 @@
                 <w:i w:val="0"/>
                 <w:sz w:val="17"/>
               </w:rPr>
-              <w:t>Peu probable!!! Vu l'âge (15 ans) de DIOUMA FALL ou l'année à laquelle DIOUMA FALL a fréquenté l'école pour la dernière fois (.) le dernier diplome de DIOUMA FALL ne peut être le Certificat d'études primaires (CEP), prière de corriger cette incohérence ou confirmer avec le QG.</w:t>
+              <w:t>Incohérence ! NDIOGOU FALL est âgé de 12 ans et fréquente 1ére année de Secondaire 1 (Moyen) Général , tandis qu'il a débuté l'école à l'âge de 7 ans.</w:t>
             </w:r>
           </w:p>
         </w:tc>
@@ -994,7 +994,7 @@
                 <w:color w:val="16A34A"/>
                 <w:sz w:val="16"/>
               </w:rPr>
-              <w:t>—</w:t>
+              <w:t>s02q15, s02q08</w:t>
             </w:r>
           </w:p>
         </w:tc>
@@ -1025,7 +1025,7 @@
                 <w:i w:val="0"/>
                 <w:sz w:val="17"/>
               </w:rPr>
-              <w:t>Incohérence ! NDIOGOU FALL est âgé de 12 ans et fréquente 1ére année de Secondaire 1 (Moyen) Général , tandis qu'il a débuté l'école à l'âge de 7 ans.</w:t>
+              <w:t>Veuillez vérifier les informations renseignées aux questions s02q15, s02q08 ainsi que l'âge de l'individu, et corriger l'incohérence.</w:t>
             </w:r>
           </w:p>
         </w:tc>
@@ -1084,7 +1084,7 @@
                 <w:color w:val="16A34A"/>
                 <w:sz w:val="16"/>
               </w:rPr>
-              <w:t>s02q15, s02q08</w:t>
+              <w:t>s01q32, s01q36, s01q38, s04q37_modif, s02q33, s02q34, s01q00b</w:t>
             </w:r>
           </w:p>
         </w:tc>
@@ -1115,7 +1115,7 @@
                 <w:i w:val="0"/>
                 <w:sz w:val="17"/>
               </w:rPr>
-              <w:t>Veuillez vérifier les informations renseignées aux questions s02q15, s02q08 ainsi que l'âge de l'individu, et corriger l'incohérence.</w:t>
+              <w:t>Peu probable!!! Vu l'âge (12 ans) de NDIOGOU FALL ou l'année à laquelle NDIOGOU FALL a fréquenté l'école pour la dernière fois (.) le dernier diplome de NDIOGOU FALL ne peut être le Certificat d'études primaires (CEP), prière de corriger cette incohérence ou confirmer avec le QG.</w:t>
             </w:r>
           </w:p>
         </w:tc>
@@ -1205,7 +1205,7 @@
                 <w:i w:val="0"/>
                 <w:sz w:val="17"/>
               </w:rPr>
-              <w:t>Peu probable!!! Vu l'âge (12 ans) de NDIOGOU FALL ou l'année à laquelle NDIOGOU FALL a fréquenté l'école pour la dernière fois (.) le dernier diplome de NDIOGOU FALL ne peut être le Certificat d'études primaires (CEP), prière de corriger cette incohérence ou confirmer avec le QG.</w:t>
+              <w:t>Peu probable!!! Vu l'âge (13 ans) de DABA FALL ou l'année à laquelle DABA FALL a fréquenté l'école pour la dernière fois (.) le dernier diplome de DABA FALL ne peut être le Certificat d'études primaires (CEP), prière de corriger cette incohérence ou confirmer avec le QG.</w:t>
             </w:r>
           </w:p>
         </w:tc>
@@ -1264,7 +1264,7 @@
                 <w:color w:val="16A34A"/>
                 <w:sz w:val="16"/>
               </w:rPr>
-              <w:t>s02q33, s01q00b</w:t>
+              <w:t>s01q32, s01q36, s01q38, s04q37_modif, s02q33, s02q34, s01q00b</w:t>
             </w:r>
           </w:p>
         </w:tc>
@@ -1295,7 +1295,7 @@
                 <w:i w:val="0"/>
                 <w:sz w:val="17"/>
               </w:rPr>
-              <w:t>Incoherent!!! La dernière fois que ELKHADJI TINE a  fréquenté l'école est 9999.</w:t>
+              <w:t>Peu probable!!! Vu l'âge (15 ans) de DIOUMA FALL ou l'année à laquelle DIOUMA FALL a fréquenté l'école pour la dernière fois (.) le dernier diplome de DIOUMA FALL ne peut être le Certificat d'études primaires (CEP), prière de corriger cette incohérence ou confirmer avec le QG.</w:t>
             </w:r>
           </w:p>
         </w:tc>
@@ -1354,7 +1354,7 @@
                 <w:color w:val="16A34A"/>
                 <w:sz w:val="16"/>
               </w:rPr>
-              <w:t>s02q33, s01q00b</w:t>
+              <w:t>s01q32, s01q36, s01q38, s04q37_modif, s02q33, s02q34, s01q00b</w:t>
             </w:r>
           </w:p>
         </w:tc>
@@ -1385,7 +1385,7 @@
                 <w:i w:val="0"/>
                 <w:sz w:val="17"/>
               </w:rPr>
-              <w:t>Incoherent!!! La dernière fois que FARBA FALL a  fréquenté l'école est 9999.</w:t>
+              <w:t>Peu probable!!! Vu l'âge (19 ans) de MAME DIARRA NGING ou l'année à laquelle MAME DIARRA NGING a fréquenté l'école pour la dernière fois (9999) le dernier diplome de MAME DIARRA NGING ne peut être le Certificat d'études primaires (CEP), prière de corriger cette incohérence ou confirmer avec le QG.</w:t>
             </w:r>
           </w:p>
         </w:tc>
@@ -1444,7 +1444,7 @@
                 <w:color w:val="16A34A"/>
                 <w:sz w:val="16"/>
               </w:rPr>
-              <w:t>s01q32, s01q36, s01q38, s04q37_modif, s02q33, s02q34, s01q00b</w:t>
+              <w:t>s02q33, s01q00b</w:t>
             </w:r>
           </w:p>
         </w:tc>
@@ -1475,7 +1475,7 @@
                 <w:i w:val="0"/>
                 <w:sz w:val="17"/>
               </w:rPr>
-              <w:t>Peu probable!!! Vu l'âge (19 ans) de MAME DIARRA NGING ou l'année à laquelle MAME DIARRA NGING a fréquenté l'école pour la dernière fois (9999) le dernier diplome de MAME DIARRA NGING ne peut être le Certificat d'études primaires (CEP), prière de corriger cette incohérence ou confirmer avec le QG.</w:t>
+              <w:t>Incoherent!!! La dernière fois que MAME DIARRA NGING a  fréquenté l'école est 9999.</w:t>
             </w:r>
           </w:p>
         </w:tc>
@@ -1508,6 +1508,1806 @@
                 <w:i w:val="0"/>
                 <w:sz w:val="16"/>
               </w:rPr>
+              <w:t>S04</w:t>
+              <w:br/>
+            </w:r>
+            <w:r>
+              <w:rPr>
+                <w:b w:val="0"/>
+                <w:i w:val="0"/>
+                <w:color w:val="64748B"/>
+                <w:sz w:val="14"/>
+              </w:rPr>
+              <w:t>Emploi</w:t>
+            </w:r>
+          </w:p>
+        </w:tc>
+        <w:tc>
+          <w:tcPr>
+            <w:tcW w:type="dxa" w:w="1531"/>
+          </w:tcPr>
+          <w:p>
+            <w:r>
+              <w:rPr>
+                <w:b/>
+                <w:i w:val="0"/>
+                <w:color w:val="16A34A"/>
+                <w:sz w:val="16"/>
+              </w:rPr>
+              <w:t>s04q46</w:t>
+            </w:r>
+          </w:p>
+        </w:tc>
+        <w:tc>
+          <w:tcPr>
+            <w:tcW w:type="dxa" w:w="1191"/>
+          </w:tcPr>
+          <w:p>
+            <w:r>
+              <w:rPr>
+                <w:b w:val="0"/>
+                <w:i w:val="0"/>
+                <w:color w:val="64748B"/>
+                <w:sz w:val="16"/>
+              </w:rPr>
+              <w:t>GT-CQ</w:t>
+            </w:r>
+          </w:p>
+        </w:tc>
+        <w:tc>
+          <w:tcPr>
+            <w:tcW w:type="dxa" w:w="4706"/>
+          </w:tcPr>
+          <w:p>
+            <w:r>
+              <w:rPr>
+                <w:b w:val="0"/>
+                <w:i w:val="0"/>
+                <w:sz w:val="17"/>
+              </w:rPr>
+              <w:t>Incohérence! BARA DIAGNE  evolue dans l'agriculture mais est  considéré comme salarié ou stagiaire/apprenti non renuméré, prière de revoir la question s04q46 et corriger.</w:t>
+            </w:r>
+          </w:p>
+        </w:tc>
+      </w:tr>
+      <w:tr>
+        <w:tc>
+          <w:tcPr>
+            <w:tcW w:type="dxa" w:w="964"/>
+          </w:tcPr>
+          <w:p>
+            <w:r>
+              <w:rPr>
+                <w:b/>
+                <w:i w:val="0"/>
+                <w:color w:val="DC2626"/>
+                <w:sz w:val="16"/>
+              </w:rPr>
+              <w:t>Haute</w:t>
+            </w:r>
+          </w:p>
+        </w:tc>
+        <w:tc>
+          <w:tcPr>
+            <w:tcW w:type="dxa" w:w="1247"/>
+          </w:tcPr>
+          <w:p>
+            <w:r>
+              <w:rPr>
+                <w:b/>
+                <w:i w:val="0"/>
+                <w:sz w:val="16"/>
+              </w:rPr>
+              <w:t>S04</w:t>
+              <w:br/>
+            </w:r>
+            <w:r>
+              <w:rPr>
+                <w:b w:val="0"/>
+                <w:i w:val="0"/>
+                <w:color w:val="64748B"/>
+                <w:sz w:val="14"/>
+              </w:rPr>
+              <w:t>Emploi</w:t>
+            </w:r>
+          </w:p>
+        </w:tc>
+        <w:tc>
+          <w:tcPr>
+            <w:tcW w:type="dxa" w:w="1531"/>
+          </w:tcPr>
+          <w:p>
+            <w:r>
+              <w:rPr>
+                <w:b/>
+                <w:i w:val="0"/>
+                <w:color w:val="16A34A"/>
+                <w:sz w:val="16"/>
+              </w:rPr>
+              <w:t>s04q46</w:t>
+            </w:r>
+          </w:p>
+        </w:tc>
+        <w:tc>
+          <w:tcPr>
+            <w:tcW w:type="dxa" w:w="1191"/>
+          </w:tcPr>
+          <w:p>
+            <w:r>
+              <w:rPr>
+                <w:b w:val="0"/>
+                <w:i w:val="0"/>
+                <w:color w:val="64748B"/>
+                <w:sz w:val="16"/>
+              </w:rPr>
+              <w:t>GT-CQ</w:t>
+            </w:r>
+          </w:p>
+        </w:tc>
+        <w:tc>
+          <w:tcPr>
+            <w:tcW w:type="dxa" w:w="4706"/>
+          </w:tcPr>
+          <w:p>
+            <w:r>
+              <w:rPr>
+                <w:b w:val="0"/>
+                <w:i w:val="0"/>
+                <w:sz w:val="17"/>
+              </w:rPr>
+              <w:t>Incohérence! DABA DIAGNE  evolue dans l'agriculture mais est  considéré comme salarié ou stagiaire/apprenti non renuméré, prière de revoir la question s04q46 et corriger.</w:t>
+            </w:r>
+          </w:p>
+        </w:tc>
+      </w:tr>
+      <w:tr>
+        <w:tc>
+          <w:tcPr>
+            <w:tcW w:type="dxa" w:w="964"/>
+          </w:tcPr>
+          <w:p>
+            <w:r>
+              <w:rPr>
+                <w:b/>
+                <w:i w:val="0"/>
+                <w:color w:val="DC2626"/>
+                <w:sz w:val="16"/>
+              </w:rPr>
+              <w:t>Haute</w:t>
+            </w:r>
+          </w:p>
+        </w:tc>
+        <w:tc>
+          <w:tcPr>
+            <w:tcW w:type="dxa" w:w="1247"/>
+          </w:tcPr>
+          <w:p>
+            <w:r>
+              <w:rPr>
+                <w:b/>
+                <w:i w:val="0"/>
+                <w:sz w:val="16"/>
+              </w:rPr>
+              <w:t>S04</w:t>
+              <w:br/>
+            </w:r>
+            <w:r>
+              <w:rPr>
+                <w:b w:val="0"/>
+                <w:i w:val="0"/>
+                <w:color w:val="64748B"/>
+                <w:sz w:val="14"/>
+              </w:rPr>
+              <w:t>Emploi</w:t>
+            </w:r>
+          </w:p>
+        </w:tc>
+        <w:tc>
+          <w:tcPr>
+            <w:tcW w:type="dxa" w:w="1531"/>
+          </w:tcPr>
+          <w:p>
+            <w:r>
+              <w:rPr>
+                <w:b/>
+                <w:i w:val="0"/>
+                <w:color w:val="16A34A"/>
+                <w:sz w:val="16"/>
+              </w:rPr>
+              <w:t>s04q46</w:t>
+            </w:r>
+          </w:p>
+        </w:tc>
+        <w:tc>
+          <w:tcPr>
+            <w:tcW w:type="dxa" w:w="1191"/>
+          </w:tcPr>
+          <w:p>
+            <w:r>
+              <w:rPr>
+                <w:b w:val="0"/>
+                <w:i w:val="0"/>
+                <w:color w:val="64748B"/>
+                <w:sz w:val="16"/>
+              </w:rPr>
+              <w:t>GT-CQ</w:t>
+            </w:r>
+          </w:p>
+        </w:tc>
+        <w:tc>
+          <w:tcPr>
+            <w:tcW w:type="dxa" w:w="4706"/>
+          </w:tcPr>
+          <w:p>
+            <w:r>
+              <w:rPr>
+                <w:b w:val="0"/>
+                <w:i w:val="0"/>
+                <w:sz w:val="17"/>
+              </w:rPr>
+              <w:t>Incohérence! DABA FALL  evolue dans l'agriculture mais est  considéré comme salarié ou stagiaire/apprenti non renuméré, prière de revoir la question s04q46 et corriger.</w:t>
+            </w:r>
+          </w:p>
+        </w:tc>
+      </w:tr>
+      <w:tr>
+        <w:tc>
+          <w:tcPr>
+            <w:tcW w:type="dxa" w:w="964"/>
+          </w:tcPr>
+          <w:p>
+            <w:r>
+              <w:rPr>
+                <w:b/>
+                <w:i w:val="0"/>
+                <w:color w:val="DC2626"/>
+                <w:sz w:val="16"/>
+              </w:rPr>
+              <w:t>Haute</w:t>
+            </w:r>
+          </w:p>
+        </w:tc>
+        <w:tc>
+          <w:tcPr>
+            <w:tcW w:type="dxa" w:w="1247"/>
+          </w:tcPr>
+          <w:p>
+            <w:r>
+              <w:rPr>
+                <w:b/>
+                <w:i w:val="0"/>
+                <w:sz w:val="16"/>
+              </w:rPr>
+              <w:t>S04</w:t>
+              <w:br/>
+            </w:r>
+            <w:r>
+              <w:rPr>
+                <w:b w:val="0"/>
+                <w:i w:val="0"/>
+                <w:color w:val="64748B"/>
+                <w:sz w:val="14"/>
+              </w:rPr>
+              <w:t>Emploi</w:t>
+            </w:r>
+          </w:p>
+        </w:tc>
+        <w:tc>
+          <w:tcPr>
+            <w:tcW w:type="dxa" w:w="1531"/>
+          </w:tcPr>
+          <w:p>
+            <w:r>
+              <w:rPr>
+                <w:b/>
+                <w:i w:val="0"/>
+                <w:color w:val="16A34A"/>
+                <w:sz w:val="16"/>
+              </w:rPr>
+              <w:t>s04q46</w:t>
+            </w:r>
+          </w:p>
+        </w:tc>
+        <w:tc>
+          <w:tcPr>
+            <w:tcW w:type="dxa" w:w="1191"/>
+          </w:tcPr>
+          <w:p>
+            <w:r>
+              <w:rPr>
+                <w:b w:val="0"/>
+                <w:i w:val="0"/>
+                <w:color w:val="64748B"/>
+                <w:sz w:val="16"/>
+              </w:rPr>
+              <w:t>GT-CQ</w:t>
+            </w:r>
+          </w:p>
+        </w:tc>
+        <w:tc>
+          <w:tcPr>
+            <w:tcW w:type="dxa" w:w="4706"/>
+          </w:tcPr>
+          <w:p>
+            <w:r>
+              <w:rPr>
+                <w:b w:val="0"/>
+                <w:i w:val="0"/>
+                <w:sz w:val="17"/>
+              </w:rPr>
+              <w:t>Incohérence! DIOUMA FALL  evolue dans l'agriculture mais est  considéré comme salarié ou stagiaire/apprenti non renuméré, prière de revoir la question s04q46 et corriger.</w:t>
+            </w:r>
+          </w:p>
+        </w:tc>
+      </w:tr>
+      <w:tr>
+        <w:tc>
+          <w:tcPr>
+            <w:tcW w:type="dxa" w:w="964"/>
+          </w:tcPr>
+          <w:p>
+            <w:r>
+              <w:rPr>
+                <w:b/>
+                <w:i w:val="0"/>
+                <w:color w:val="DC2626"/>
+                <w:sz w:val="16"/>
+              </w:rPr>
+              <w:t>Haute</w:t>
+            </w:r>
+          </w:p>
+        </w:tc>
+        <w:tc>
+          <w:tcPr>
+            <w:tcW w:type="dxa" w:w="1247"/>
+          </w:tcPr>
+          <w:p>
+            <w:r>
+              <w:rPr>
+                <w:b/>
+                <w:i w:val="0"/>
+                <w:sz w:val="16"/>
+              </w:rPr>
+              <w:t>S04</w:t>
+              <w:br/>
+            </w:r>
+            <w:r>
+              <w:rPr>
+                <w:b w:val="0"/>
+                <w:i w:val="0"/>
+                <w:color w:val="64748B"/>
+                <w:sz w:val="14"/>
+              </w:rPr>
+              <w:t>Emploi</w:t>
+            </w:r>
+          </w:p>
+        </w:tc>
+        <w:tc>
+          <w:tcPr>
+            <w:tcW w:type="dxa" w:w="1531"/>
+          </w:tcPr>
+          <w:p>
+            <w:r>
+              <w:rPr>
+                <w:b/>
+                <w:i w:val="0"/>
+                <w:color w:val="16A34A"/>
+                <w:sz w:val="16"/>
+              </w:rPr>
+              <w:t>s04q46</w:t>
+            </w:r>
+          </w:p>
+        </w:tc>
+        <w:tc>
+          <w:tcPr>
+            <w:tcW w:type="dxa" w:w="1191"/>
+          </w:tcPr>
+          <w:p>
+            <w:r>
+              <w:rPr>
+                <w:b w:val="0"/>
+                <w:i w:val="0"/>
+                <w:color w:val="64748B"/>
+                <w:sz w:val="16"/>
+              </w:rPr>
+              <w:t>GT-CQ</w:t>
+            </w:r>
+          </w:p>
+        </w:tc>
+        <w:tc>
+          <w:tcPr>
+            <w:tcW w:type="dxa" w:w="4706"/>
+          </w:tcPr>
+          <w:p>
+            <w:r>
+              <w:rPr>
+                <w:b w:val="0"/>
+                <w:i w:val="0"/>
+                <w:sz w:val="17"/>
+              </w:rPr>
+              <w:t>Incohérence! FALLOU FALL  evolue dans l'agriculture mais est  considéré comme salarié ou stagiaire/apprenti non renuméré, prière de revoir la question s04q46 et corriger.</w:t>
+            </w:r>
+          </w:p>
+        </w:tc>
+      </w:tr>
+      <w:tr>
+        <w:tc>
+          <w:tcPr>
+            <w:tcW w:type="dxa" w:w="964"/>
+          </w:tcPr>
+          <w:p>
+            <w:r>
+              <w:rPr>
+                <w:b/>
+                <w:i w:val="0"/>
+                <w:color w:val="DC2626"/>
+                <w:sz w:val="16"/>
+              </w:rPr>
+              <w:t>Haute</w:t>
+            </w:r>
+          </w:p>
+        </w:tc>
+        <w:tc>
+          <w:tcPr>
+            <w:tcW w:type="dxa" w:w="1247"/>
+          </w:tcPr>
+          <w:p>
+            <w:r>
+              <w:rPr>
+                <w:b/>
+                <w:i w:val="0"/>
+                <w:sz w:val="16"/>
+              </w:rPr>
+              <w:t>S04</w:t>
+              <w:br/>
+            </w:r>
+            <w:r>
+              <w:rPr>
+                <w:b w:val="0"/>
+                <w:i w:val="0"/>
+                <w:color w:val="64748B"/>
+                <w:sz w:val="14"/>
+              </w:rPr>
+              <w:t>Emploi</w:t>
+            </w:r>
+          </w:p>
+        </w:tc>
+        <w:tc>
+          <w:tcPr>
+            <w:tcW w:type="dxa" w:w="1531"/>
+          </w:tcPr>
+          <w:p>
+            <w:r>
+              <w:rPr>
+                <w:b/>
+                <w:i w:val="0"/>
+                <w:color w:val="16A34A"/>
+                <w:sz w:val="16"/>
+              </w:rPr>
+              <w:t>s04q46</w:t>
+            </w:r>
+          </w:p>
+        </w:tc>
+        <w:tc>
+          <w:tcPr>
+            <w:tcW w:type="dxa" w:w="1191"/>
+          </w:tcPr>
+          <w:p>
+            <w:r>
+              <w:rPr>
+                <w:b w:val="0"/>
+                <w:i w:val="0"/>
+                <w:color w:val="64748B"/>
+                <w:sz w:val="16"/>
+              </w:rPr>
+              <w:t>GT-CQ</w:t>
+            </w:r>
+          </w:p>
+        </w:tc>
+        <w:tc>
+          <w:tcPr>
+            <w:tcW w:type="dxa" w:w="4706"/>
+          </w:tcPr>
+          <w:p>
+            <w:r>
+              <w:rPr>
+                <w:b w:val="0"/>
+                <w:i w:val="0"/>
+                <w:sz w:val="17"/>
+              </w:rPr>
+              <w:t>Incohérence! FALLOU FALL MBENE  evolue dans l'agriculture mais est  considéré comme salarié ou stagiaire/apprenti non renuméré, prière de revoir la question s04q46 et corriger.</w:t>
+            </w:r>
+          </w:p>
+        </w:tc>
+      </w:tr>
+      <w:tr>
+        <w:tc>
+          <w:tcPr>
+            <w:tcW w:type="dxa" w:w="964"/>
+          </w:tcPr>
+          <w:p>
+            <w:r>
+              <w:rPr>
+                <w:b/>
+                <w:i w:val="0"/>
+                <w:color w:val="DC2626"/>
+                <w:sz w:val="16"/>
+              </w:rPr>
+              <w:t>Haute</w:t>
+            </w:r>
+          </w:p>
+        </w:tc>
+        <w:tc>
+          <w:tcPr>
+            <w:tcW w:type="dxa" w:w="1247"/>
+          </w:tcPr>
+          <w:p>
+            <w:r>
+              <w:rPr>
+                <w:b/>
+                <w:i w:val="0"/>
+                <w:sz w:val="16"/>
+              </w:rPr>
+              <w:t>S04</w:t>
+              <w:br/>
+            </w:r>
+            <w:r>
+              <w:rPr>
+                <w:b w:val="0"/>
+                <w:i w:val="0"/>
+                <w:color w:val="64748B"/>
+                <w:sz w:val="14"/>
+              </w:rPr>
+              <w:t>Emploi</w:t>
+            </w:r>
+          </w:p>
+        </w:tc>
+        <w:tc>
+          <w:tcPr>
+            <w:tcW w:type="dxa" w:w="1531"/>
+          </w:tcPr>
+          <w:p>
+            <w:r>
+              <w:rPr>
+                <w:b/>
+                <w:i w:val="0"/>
+                <w:color w:val="16A34A"/>
+                <w:sz w:val="16"/>
+              </w:rPr>
+              <w:t>s04q46</w:t>
+            </w:r>
+          </w:p>
+        </w:tc>
+        <w:tc>
+          <w:tcPr>
+            <w:tcW w:type="dxa" w:w="1191"/>
+          </w:tcPr>
+          <w:p>
+            <w:r>
+              <w:rPr>
+                <w:b w:val="0"/>
+                <w:i w:val="0"/>
+                <w:color w:val="64748B"/>
+                <w:sz w:val="16"/>
+              </w:rPr>
+              <w:t>GT-CQ</w:t>
+            </w:r>
+          </w:p>
+        </w:tc>
+        <w:tc>
+          <w:tcPr>
+            <w:tcW w:type="dxa" w:w="4706"/>
+          </w:tcPr>
+          <w:p>
+            <w:r>
+              <w:rPr>
+                <w:b w:val="0"/>
+                <w:i w:val="0"/>
+                <w:sz w:val="17"/>
+              </w:rPr>
+              <w:t>Incohérence! FALLOU SARR  evolue dans l'agriculture mais est  considéré comme salarié ou stagiaire/apprenti non renuméré, prière de revoir la question s04q46 et corriger.</w:t>
+            </w:r>
+          </w:p>
+        </w:tc>
+      </w:tr>
+      <w:tr>
+        <w:tc>
+          <w:tcPr>
+            <w:tcW w:type="dxa" w:w="964"/>
+          </w:tcPr>
+          <w:p>
+            <w:r>
+              <w:rPr>
+                <w:b/>
+                <w:i w:val="0"/>
+                <w:color w:val="DC2626"/>
+                <w:sz w:val="16"/>
+              </w:rPr>
+              <w:t>Haute</w:t>
+            </w:r>
+          </w:p>
+        </w:tc>
+        <w:tc>
+          <w:tcPr>
+            <w:tcW w:type="dxa" w:w="1247"/>
+          </w:tcPr>
+          <w:p>
+            <w:r>
+              <w:rPr>
+                <w:b/>
+                <w:i w:val="0"/>
+                <w:sz w:val="16"/>
+              </w:rPr>
+              <w:t>S04</w:t>
+              <w:br/>
+            </w:r>
+            <w:r>
+              <w:rPr>
+                <w:b w:val="0"/>
+                <w:i w:val="0"/>
+                <w:color w:val="64748B"/>
+                <w:sz w:val="14"/>
+              </w:rPr>
+              <w:t>Emploi</w:t>
+            </w:r>
+          </w:p>
+        </w:tc>
+        <w:tc>
+          <w:tcPr>
+            <w:tcW w:type="dxa" w:w="1531"/>
+          </w:tcPr>
+          <w:p>
+            <w:r>
+              <w:rPr>
+                <w:b/>
+                <w:i w:val="0"/>
+                <w:color w:val="16A34A"/>
+                <w:sz w:val="16"/>
+              </w:rPr>
+              <w:t>s04q46</w:t>
+            </w:r>
+          </w:p>
+        </w:tc>
+        <w:tc>
+          <w:tcPr>
+            <w:tcW w:type="dxa" w:w="1191"/>
+          </w:tcPr>
+          <w:p>
+            <w:r>
+              <w:rPr>
+                <w:b w:val="0"/>
+                <w:i w:val="0"/>
+                <w:color w:val="64748B"/>
+                <w:sz w:val="16"/>
+              </w:rPr>
+              <w:t>GT-CQ</w:t>
+            </w:r>
+          </w:p>
+        </w:tc>
+        <w:tc>
+          <w:tcPr>
+            <w:tcW w:type="dxa" w:w="4706"/>
+          </w:tcPr>
+          <w:p>
+            <w:r>
+              <w:rPr>
+                <w:b w:val="0"/>
+                <w:i w:val="0"/>
+                <w:sz w:val="17"/>
+              </w:rPr>
+              <w:t>Incohérence! NDIOGOU FALL  evolue dans l'agriculture mais est  considéré comme salarié ou stagiaire/apprenti non renuméré, prière de revoir la question s04q46 et corriger.</w:t>
+            </w:r>
+          </w:p>
+        </w:tc>
+      </w:tr>
+      <w:tr>
+        <w:tc>
+          <w:tcPr>
+            <w:tcW w:type="dxa" w:w="964"/>
+          </w:tcPr>
+          <w:p>
+            <w:r>
+              <w:rPr>
+                <w:b/>
+                <w:i w:val="0"/>
+                <w:color w:val="DC2626"/>
+                <w:sz w:val="16"/>
+              </w:rPr>
+              <w:t>Haute</w:t>
+            </w:r>
+          </w:p>
+        </w:tc>
+        <w:tc>
+          <w:tcPr>
+            <w:tcW w:type="dxa" w:w="1247"/>
+          </w:tcPr>
+          <w:p>
+            <w:r>
+              <w:rPr>
+                <w:b/>
+                <w:i w:val="0"/>
+                <w:sz w:val="16"/>
+              </w:rPr>
+              <w:t>S04</w:t>
+              <w:br/>
+            </w:r>
+            <w:r>
+              <w:rPr>
+                <w:b w:val="0"/>
+                <w:i w:val="0"/>
+                <w:color w:val="64748B"/>
+                <w:sz w:val="14"/>
+              </w:rPr>
+              <w:t>Emploi</w:t>
+            </w:r>
+          </w:p>
+        </w:tc>
+        <w:tc>
+          <w:tcPr>
+            <w:tcW w:type="dxa" w:w="1531"/>
+          </w:tcPr>
+          <w:p>
+            <w:r>
+              <w:rPr>
+                <w:b/>
+                <w:i w:val="0"/>
+                <w:color w:val="16A34A"/>
+                <w:sz w:val="16"/>
+              </w:rPr>
+              <w:t>s04q46</w:t>
+            </w:r>
+          </w:p>
+        </w:tc>
+        <w:tc>
+          <w:tcPr>
+            <w:tcW w:type="dxa" w:w="1191"/>
+          </w:tcPr>
+          <w:p>
+            <w:r>
+              <w:rPr>
+                <w:b w:val="0"/>
+                <w:i w:val="0"/>
+                <w:color w:val="64748B"/>
+                <w:sz w:val="16"/>
+              </w:rPr>
+              <w:t>GT-CQ</w:t>
+            </w:r>
+          </w:p>
+        </w:tc>
+        <w:tc>
+          <w:tcPr>
+            <w:tcW w:type="dxa" w:w="4706"/>
+          </w:tcPr>
+          <w:p>
+            <w:r>
+              <w:rPr>
+                <w:b w:val="0"/>
+                <w:i w:val="0"/>
+                <w:sz w:val="17"/>
+              </w:rPr>
+              <w:t>Incohérence! NGONE FALL  evolue dans l'agriculture mais est  considéré comme salarié ou stagiaire/apprenti non renuméré, prière de revoir la question s04q46 et corriger.</w:t>
+            </w:r>
+          </w:p>
+        </w:tc>
+      </w:tr>
+      <w:tr>
+        <w:tc>
+          <w:tcPr>
+            <w:tcW w:type="dxa" w:w="964"/>
+          </w:tcPr>
+          <w:p>
+            <w:r>
+              <w:rPr>
+                <w:b/>
+                <w:i w:val="0"/>
+                <w:color w:val="DC2626"/>
+                <w:sz w:val="16"/>
+              </w:rPr>
+              <w:t>Haute</w:t>
+            </w:r>
+          </w:p>
+        </w:tc>
+        <w:tc>
+          <w:tcPr>
+            <w:tcW w:type="dxa" w:w="1247"/>
+          </w:tcPr>
+          <w:p>
+            <w:r>
+              <w:rPr>
+                <w:b/>
+                <w:i w:val="0"/>
+                <w:sz w:val="16"/>
+              </w:rPr>
+              <w:t>S04</w:t>
+              <w:br/>
+            </w:r>
+            <w:r>
+              <w:rPr>
+                <w:b w:val="0"/>
+                <w:i w:val="0"/>
+                <w:color w:val="64748B"/>
+                <w:sz w:val="14"/>
+              </w:rPr>
+              <w:t>Emploi</w:t>
+            </w:r>
+          </w:p>
+        </w:tc>
+        <w:tc>
+          <w:tcPr>
+            <w:tcW w:type="dxa" w:w="1531"/>
+          </w:tcPr>
+          <w:p>
+            <w:r>
+              <w:rPr>
+                <w:b/>
+                <w:i w:val="0"/>
+                <w:color w:val="16A34A"/>
+                <w:sz w:val="16"/>
+              </w:rPr>
+              <w:t>—</w:t>
+            </w:r>
+          </w:p>
+        </w:tc>
+        <w:tc>
+          <w:tcPr>
+            <w:tcW w:type="dxa" w:w="1191"/>
+          </w:tcPr>
+          <w:p>
+            <w:r>
+              <w:rPr>
+                <w:b w:val="0"/>
+                <w:i w:val="0"/>
+                <w:color w:val="64748B"/>
+                <w:sz w:val="16"/>
+              </w:rPr>
+              <w:t>GT-CQ</w:t>
+            </w:r>
+          </w:p>
+        </w:tc>
+        <w:tc>
+          <w:tcPr>
+            <w:tcW w:type="dxa" w:w="4706"/>
+          </w:tcPr>
+          <w:p>
+            <w:r>
+              <w:rPr>
+                <w:b w:val="0"/>
+                <w:i w:val="0"/>
+                <w:sz w:val="17"/>
+              </w:rPr>
+              <w:t>Incohérence! SERIGNE MBACKE FALL.</w:t>
+            </w:r>
+          </w:p>
+        </w:tc>
+      </w:tr>
+      <w:tr>
+        <w:tc>
+          <w:tcPr>
+            <w:tcW w:type="dxa" w:w="964"/>
+          </w:tcPr>
+          <w:p>
+            <w:r>
+              <w:rPr>
+                <w:b/>
+                <w:i w:val="0"/>
+                <w:color w:val="DC2626"/>
+                <w:sz w:val="16"/>
+              </w:rPr>
+              <w:t>Haute</w:t>
+            </w:r>
+          </w:p>
+        </w:tc>
+        <w:tc>
+          <w:tcPr>
+            <w:tcW w:type="dxa" w:w="1247"/>
+          </w:tcPr>
+          <w:p>
+            <w:r>
+              <w:rPr>
+                <w:b/>
+                <w:i w:val="0"/>
+                <w:sz w:val="16"/>
+              </w:rPr>
+              <w:t>S16</w:t>
+              <w:br/>
+            </w:r>
+            <w:r>
+              <w:rPr>
+                <w:b w:val="0"/>
+                <w:i w:val="0"/>
+                <w:color w:val="64748B"/>
+                <w:sz w:val="14"/>
+              </w:rPr>
+              <w:t>Agriculture</w:t>
+            </w:r>
+          </w:p>
+        </w:tc>
+        <w:tc>
+          <w:tcPr>
+            <w:tcW w:type="dxa" w:w="1531"/>
+          </w:tcPr>
+          <w:p>
+            <w:r>
+              <w:rPr>
+                <w:b/>
+                <w:i w:val="0"/>
+                <w:color w:val="16A34A"/>
+                <w:sz w:val="16"/>
+              </w:rPr>
+              <w:t>s16dq05a, s16dq05c</w:t>
+            </w:r>
+          </w:p>
+        </w:tc>
+        <w:tc>
+          <w:tcPr>
+            <w:tcW w:type="dxa" w:w="1191"/>
+          </w:tcPr>
+          <w:p>
+            <w:r>
+              <w:rPr>
+                <w:b w:val="0"/>
+                <w:i w:val="0"/>
+                <w:color w:val="64748B"/>
+                <w:sz w:val="16"/>
+              </w:rPr>
+              <w:t>GT-CQ</w:t>
+            </w:r>
+          </w:p>
+        </w:tc>
+        <w:tc>
+          <w:tcPr>
+            <w:tcW w:type="dxa" w:w="4706"/>
+          </w:tcPr>
+          <w:p>
+            <w:r>
+              <w:rPr>
+                <w:b w:val="0"/>
+                <w:i w:val="0"/>
+                <w:sz w:val="17"/>
+              </w:rPr>
+              <w:t>La quantité de s16dq05a estimée en Kg est incohérente avec la prise dans la question s16dq05c, prière de bien estimer et mettre la valeur exacte.</w:t>
+            </w:r>
+          </w:p>
+        </w:tc>
+      </w:tr>
+      <w:tr>
+        <w:tc>
+          <w:tcPr>
+            <w:tcW w:type="dxa" w:w="964"/>
+          </w:tcPr>
+          <w:p>
+            <w:r>
+              <w:rPr>
+                <w:b/>
+                <w:i w:val="0"/>
+                <w:color w:val="EA580C"/>
+                <w:sz w:val="16"/>
+              </w:rPr>
+              <w:t>Moyenne</w:t>
+            </w:r>
+          </w:p>
+        </w:tc>
+        <w:tc>
+          <w:tcPr>
+            <w:tcW w:type="dxa" w:w="1247"/>
+          </w:tcPr>
+          <w:p>
+            <w:r>
+              <w:rPr>
+                <w:b/>
+                <w:i w:val="0"/>
+                <w:sz w:val="16"/>
+              </w:rPr>
+              <w:t>S00</w:t>
+              <w:br/>
+            </w:r>
+            <w:r>
+              <w:rPr>
+                <w:b w:val="0"/>
+                <w:i w:val="0"/>
+                <w:color w:val="64748B"/>
+                <w:sz w:val="14"/>
+              </w:rPr>
+              <w:t>Identification</w:t>
+            </w:r>
+          </w:p>
+        </w:tc>
+        <w:tc>
+          <w:tcPr>
+            <w:tcW w:type="dxa" w:w="1531"/>
+          </w:tcPr>
+          <w:p>
+            <w:r>
+              <w:rPr>
+                <w:b/>
+                <w:i w:val="0"/>
+                <w:color w:val="16A34A"/>
+                <w:sz w:val="16"/>
+              </w:rPr>
+              <w:t>—</w:t>
+            </w:r>
+          </w:p>
+        </w:tc>
+        <w:tc>
+          <w:tcPr>
+            <w:tcW w:type="dxa" w:w="1191"/>
+          </w:tcPr>
+          <w:p>
+            <w:r>
+              <w:rPr>
+                <w:b w:val="0"/>
+                <w:i w:val="0"/>
+                <w:color w:val="64748B"/>
+                <w:sz w:val="16"/>
+              </w:rPr>
+              <w:t>GT-CQ</w:t>
+            </w:r>
+          </w:p>
+        </w:tc>
+        <w:tc>
+          <w:tcPr>
+            <w:tcW w:type="dxa" w:w="4706"/>
+          </w:tcPr>
+          <w:p>
+            <w:r>
+              <w:rPr>
+                <w:b w:val="0"/>
+                <w:i w:val="0"/>
+                <w:sz w:val="17"/>
+              </w:rPr>
+              <w:t>Il est obligatoire de prendre les coordonnées Gps avant d'administrer le questionnaire.</w:t>
+            </w:r>
+          </w:p>
+        </w:tc>
+      </w:tr>
+      <w:tr>
+        <w:tc>
+          <w:tcPr>
+            <w:tcW w:type="dxa" w:w="964"/>
+          </w:tcPr>
+          <w:p>
+            <w:r>
+              <w:rPr>
+                <w:b/>
+                <w:i w:val="0"/>
+                <w:color w:val="EA580C"/>
+                <w:sz w:val="16"/>
+              </w:rPr>
+              <w:t>Moyenne</w:t>
+            </w:r>
+          </w:p>
+        </w:tc>
+        <w:tc>
+          <w:tcPr>
+            <w:tcW w:type="dxa" w:w="1247"/>
+          </w:tcPr>
+          <w:p>
+            <w:r>
+              <w:rPr>
+                <w:b/>
+                <w:i w:val="0"/>
+                <w:sz w:val="16"/>
+              </w:rPr>
+              <w:t>S00</w:t>
+              <w:br/>
+            </w:r>
+            <w:r>
+              <w:rPr>
+                <w:b w:val="0"/>
+                <w:i w:val="0"/>
+                <w:color w:val="64748B"/>
+                <w:sz w:val="14"/>
+              </w:rPr>
+              <w:t>Identification</w:t>
+            </w:r>
+          </w:p>
+        </w:tc>
+        <w:tc>
+          <w:tcPr>
+            <w:tcW w:type="dxa" w:w="1531"/>
+          </w:tcPr>
+          <w:p>
+            <w:r>
+              <w:rPr>
+                <w:b/>
+                <w:i w:val="0"/>
+                <w:color w:val="16A34A"/>
+                <w:sz w:val="16"/>
+              </w:rPr>
+              <w:t>—</w:t>
+            </w:r>
+          </w:p>
+        </w:tc>
+        <w:tc>
+          <w:tcPr>
+            <w:tcW w:type="dxa" w:w="1191"/>
+          </w:tcPr>
+          <w:p>
+            <w:r>
+              <w:rPr>
+                <w:b w:val="0"/>
+                <w:i w:val="0"/>
+                <w:color w:val="64748B"/>
+                <w:sz w:val="16"/>
+              </w:rPr>
+              <w:t>GT-CQ</w:t>
+            </w:r>
+          </w:p>
+        </w:tc>
+        <w:tc>
+          <w:tcPr>
+            <w:tcW w:type="dxa" w:w="4706"/>
+          </w:tcPr>
+          <w:p>
+            <w:r>
+              <w:rPr>
+                <w:b w:val="0"/>
+                <w:i w:val="0"/>
+                <w:sz w:val="17"/>
+              </w:rPr>
+              <w:t>Prière de prendre les coordonnées GPS.</w:t>
+            </w:r>
+          </w:p>
+        </w:tc>
+      </w:tr>
+      <w:tr>
+        <w:tc>
+          <w:tcPr>
+            <w:tcW w:type="dxa" w:w="964"/>
+          </w:tcPr>
+          <w:p>
+            <w:r>
+              <w:rPr>
+                <w:b/>
+                <w:i w:val="0"/>
+                <w:color w:val="EA580C"/>
+                <w:sz w:val="16"/>
+              </w:rPr>
+              <w:t>Moyenne</w:t>
+            </w:r>
+          </w:p>
+        </w:tc>
+        <w:tc>
+          <w:tcPr>
+            <w:tcW w:type="dxa" w:w="1247"/>
+          </w:tcPr>
+          <w:p>
+            <w:r>
+              <w:rPr>
+                <w:b/>
+                <w:i w:val="0"/>
+                <w:sz w:val="16"/>
+              </w:rPr>
+              <w:t>S00</w:t>
+              <w:br/>
+            </w:r>
+            <w:r>
+              <w:rPr>
+                <w:b w:val="0"/>
+                <w:i w:val="0"/>
+                <w:color w:val="64748B"/>
+                <w:sz w:val="14"/>
+              </w:rPr>
+              <w:t>Identification</w:t>
+            </w:r>
+          </w:p>
+        </w:tc>
+        <w:tc>
+          <w:tcPr>
+            <w:tcW w:type="dxa" w:w="1531"/>
+          </w:tcPr>
+          <w:p>
+            <w:r>
+              <w:rPr>
+                <w:b/>
+                <w:i w:val="0"/>
+                <w:color w:val="16A34A"/>
+                <w:sz w:val="16"/>
+              </w:rPr>
+              <w:t>—</w:t>
+            </w:r>
+          </w:p>
+        </w:tc>
+        <w:tc>
+          <w:tcPr>
+            <w:tcW w:type="dxa" w:w="1191"/>
+          </w:tcPr>
+          <w:p>
+            <w:r>
+              <w:rPr>
+                <w:b w:val="0"/>
+                <w:i w:val="0"/>
+                <w:color w:val="64748B"/>
+                <w:sz w:val="16"/>
+              </w:rPr>
+              <w:t>GT-CQ</w:t>
+            </w:r>
+          </w:p>
+        </w:tc>
+        <w:tc>
+          <w:tcPr>
+            <w:tcW w:type="dxa" w:w="4706"/>
+          </w:tcPr>
+          <w:p>
+            <w:r>
+              <w:rPr>
+                <w:b w:val="0"/>
+                <w:i w:val="0"/>
+                <w:sz w:val="17"/>
+              </w:rPr>
+              <w:t>Les coordonnées GPS ménage prises lors de l'enquête principale diffèrent de celles du dénombrement, êtes vous sûr d'avoir enquêté le bon ménage si non chercher le bon ménage.</w:t>
+            </w:r>
+          </w:p>
+        </w:tc>
+      </w:tr>
+      <w:tr>
+        <w:tc>
+          <w:tcPr>
+            <w:tcW w:type="dxa" w:w="964"/>
+          </w:tcPr>
+          <w:p>
+            <w:r>
+              <w:rPr>
+                <w:b/>
+                <w:i w:val="0"/>
+                <w:color w:val="EA580C"/>
+                <w:sz w:val="16"/>
+              </w:rPr>
+              <w:t>Moyenne</w:t>
+            </w:r>
+          </w:p>
+        </w:tc>
+        <w:tc>
+          <w:tcPr>
+            <w:tcW w:type="dxa" w:w="1247"/>
+          </w:tcPr>
+          <w:p>
+            <w:r>
+              <w:rPr>
+                <w:b/>
+                <w:i w:val="0"/>
+                <w:sz w:val="16"/>
+              </w:rPr>
+              <w:t>S00</w:t>
+              <w:br/>
+            </w:r>
+            <w:r>
+              <w:rPr>
+                <w:b w:val="0"/>
+                <w:i w:val="0"/>
+                <w:color w:val="64748B"/>
+                <w:sz w:val="14"/>
+              </w:rPr>
+              <w:t>Identification</w:t>
+            </w:r>
+          </w:p>
+        </w:tc>
+        <w:tc>
+          <w:tcPr>
+            <w:tcW w:type="dxa" w:w="1531"/>
+          </w:tcPr>
+          <w:p>
+            <w:r>
+              <w:rPr>
+                <w:b/>
+                <w:i w:val="0"/>
+                <w:color w:val="16A34A"/>
+                <w:sz w:val="16"/>
+              </w:rPr>
+              <w:t>—</w:t>
+            </w:r>
+          </w:p>
+        </w:tc>
+        <w:tc>
+          <w:tcPr>
+            <w:tcW w:type="dxa" w:w="1191"/>
+          </w:tcPr>
+          <w:p>
+            <w:r>
+              <w:rPr>
+                <w:b w:val="0"/>
+                <w:i w:val="0"/>
+                <w:color w:val="64748B"/>
+                <w:sz w:val="16"/>
+              </w:rPr>
+              <w:t>GT-CQ</w:t>
+            </w:r>
+          </w:p>
+        </w:tc>
+        <w:tc>
+          <w:tcPr>
+            <w:tcW w:type="dxa" w:w="4706"/>
+          </w:tcPr>
+          <w:p>
+            <w:r>
+              <w:rPr>
+                <w:b w:val="0"/>
+                <w:i w:val="0"/>
+                <w:sz w:val="17"/>
+              </w:rPr>
+              <w:t>L'adresse ou la localisation du ménage doit être bien renseignée, ne doit pas contenir des numéros de téléphone et elle semble courte pour être une adresse.</w:t>
+            </w:r>
+          </w:p>
+        </w:tc>
+      </w:tr>
+      <w:tr>
+        <w:tc>
+          <w:tcPr>
+            <w:tcW w:type="dxa" w:w="964"/>
+          </w:tcPr>
+          <w:p>
+            <w:r>
+              <w:rPr>
+                <w:b/>
+                <w:i w:val="0"/>
+                <w:color w:val="EA580C"/>
+                <w:sz w:val="16"/>
+              </w:rPr>
+              <w:t>Moyenne</w:t>
+            </w:r>
+          </w:p>
+        </w:tc>
+        <w:tc>
+          <w:tcPr>
+            <w:tcW w:type="dxa" w:w="1247"/>
+          </w:tcPr>
+          <w:p>
+            <w:r>
+              <w:rPr>
+                <w:b/>
+                <w:i w:val="0"/>
+                <w:sz w:val="16"/>
+              </w:rPr>
+              <w:t>S00</w:t>
+              <w:br/>
+            </w:r>
+            <w:r>
+              <w:rPr>
+                <w:b w:val="0"/>
+                <w:i w:val="0"/>
+                <w:color w:val="64748B"/>
+                <w:sz w:val="14"/>
+              </w:rPr>
+              <w:t>Identification</w:t>
+            </w:r>
+          </w:p>
+        </w:tc>
+        <w:tc>
+          <w:tcPr>
+            <w:tcW w:type="dxa" w:w="1531"/>
+          </w:tcPr>
+          <w:p>
+            <w:r>
+              <w:rPr>
+                <w:b/>
+                <w:i w:val="0"/>
+                <w:color w:val="16A34A"/>
+                <w:sz w:val="16"/>
+              </w:rPr>
+              <w:t>—</w:t>
+            </w:r>
+          </w:p>
+        </w:tc>
+        <w:tc>
+          <w:tcPr>
+            <w:tcW w:type="dxa" w:w="1191"/>
+          </w:tcPr>
+          <w:p>
+            <w:r>
+              <w:rPr>
+                <w:b w:val="0"/>
+                <w:i w:val="0"/>
+                <w:color w:val="64748B"/>
+                <w:sz w:val="16"/>
+              </w:rPr>
+              <w:t>GT-CQ</w:t>
+            </w:r>
+          </w:p>
+        </w:tc>
+        <w:tc>
+          <w:tcPr>
+            <w:tcW w:type="dxa" w:w="4706"/>
+          </w:tcPr>
+          <w:p>
+            <w:r>
+              <w:rPr>
+                <w:b w:val="0"/>
+                <w:i w:val="0"/>
+                <w:sz w:val="17"/>
+              </w:rPr>
+              <w:t>Prière de renseigner la bonne adresse.</w:t>
+            </w:r>
+          </w:p>
+        </w:tc>
+      </w:tr>
+      <w:tr>
+        <w:tc>
+          <w:tcPr>
+            <w:tcW w:type="dxa" w:w="964"/>
+          </w:tcPr>
+          <w:p>
+            <w:r>
+              <w:rPr>
+                <w:b/>
+                <w:i w:val="0"/>
+                <w:color w:val="EA580C"/>
+                <w:sz w:val="16"/>
+              </w:rPr>
+              <w:t>Moyenne</w:t>
+            </w:r>
+          </w:p>
+        </w:tc>
+        <w:tc>
+          <w:tcPr>
+            <w:tcW w:type="dxa" w:w="1247"/>
+          </w:tcPr>
+          <w:p>
+            <w:r>
+              <w:rPr>
+                <w:b/>
+                <w:i w:val="0"/>
+                <w:sz w:val="16"/>
+              </w:rPr>
+              <w:t>S01</w:t>
+              <w:br/>
+            </w:r>
+            <w:r>
+              <w:rPr>
+                <w:b w:val="0"/>
+                <w:i w:val="0"/>
+                <w:color w:val="64748B"/>
+                <w:sz w:val="14"/>
+              </w:rPr>
+              <w:t>Démographie</w:t>
+            </w:r>
+          </w:p>
+        </w:tc>
+        <w:tc>
+          <w:tcPr>
+            <w:tcW w:type="dxa" w:w="1531"/>
+          </w:tcPr>
+          <w:p>
+            <w:r>
+              <w:rPr>
+                <w:b/>
+                <w:i w:val="0"/>
+                <w:color w:val="16A34A"/>
+                <w:sz w:val="16"/>
+              </w:rPr>
+              <w:t>s01q00</w:t>
+            </w:r>
+          </w:p>
+        </w:tc>
+        <w:tc>
+          <w:tcPr>
+            <w:tcW w:type="dxa" w:w="1191"/>
+          </w:tcPr>
+          <w:p>
+            <w:r>
+              <w:rPr>
+                <w:b w:val="0"/>
+                <w:i w:val="0"/>
+                <w:color w:val="64748B"/>
+                <w:sz w:val="16"/>
+              </w:rPr>
+              <w:t>GT-CQ</w:t>
+            </w:r>
+          </w:p>
+        </w:tc>
+        <w:tc>
+          <w:tcPr>
+            <w:tcW w:type="dxa" w:w="4706"/>
+          </w:tcPr>
+          <w:p>
+            <w:r>
+              <w:rPr>
+                <w:b w:val="0"/>
+                <w:i w:val="0"/>
+                <w:sz w:val="17"/>
+              </w:rPr>
+              <w:t>Attention ! Vous avez déclaré en s01q00 que le répondant est la personne elle-même, or FALLOU SARR est trop jeune (9 ans) pour fournir des informations correctes.</w:t>
+            </w:r>
+          </w:p>
+        </w:tc>
+      </w:tr>
+      <w:tr>
+        <w:tc>
+          <w:tcPr>
+            <w:tcW w:type="dxa" w:w="964"/>
+          </w:tcPr>
+          <w:p>
+            <w:r>
+              <w:rPr>
+                <w:b/>
+                <w:i w:val="0"/>
+                <w:color w:val="EA580C"/>
+                <w:sz w:val="16"/>
+              </w:rPr>
+              <w:t>Moyenne</w:t>
+            </w:r>
+          </w:p>
+        </w:tc>
+        <w:tc>
+          <w:tcPr>
+            <w:tcW w:type="dxa" w:w="1247"/>
+          </w:tcPr>
+          <w:p>
+            <w:r>
+              <w:rPr>
+                <w:b/>
+                <w:i w:val="0"/>
+                <w:sz w:val="16"/>
+              </w:rPr>
+              <w:t>S01</w:t>
+              <w:br/>
+            </w:r>
+            <w:r>
+              <w:rPr>
+                <w:b w:val="0"/>
+                <w:i w:val="0"/>
+                <w:color w:val="64748B"/>
+                <w:sz w:val="14"/>
+              </w:rPr>
+              <w:t>Démographie</w:t>
+            </w:r>
+          </w:p>
+        </w:tc>
+        <w:tc>
+          <w:tcPr>
+            <w:tcW w:type="dxa" w:w="1531"/>
+          </w:tcPr>
+          <w:p>
+            <w:r>
+              <w:rPr>
+                <w:b/>
+                <w:i w:val="0"/>
+                <w:color w:val="16A34A"/>
+                <w:sz w:val="16"/>
+              </w:rPr>
+              <w:t>—</w:t>
+            </w:r>
+          </w:p>
+        </w:tc>
+        <w:tc>
+          <w:tcPr>
+            <w:tcW w:type="dxa" w:w="1191"/>
+          </w:tcPr>
+          <w:p>
+            <w:r>
+              <w:rPr>
+                <w:b w:val="0"/>
+                <w:i w:val="0"/>
+                <w:color w:val="64748B"/>
+                <w:sz w:val="16"/>
+              </w:rPr>
+              <w:t>GT-CQ</w:t>
+            </w:r>
+          </w:p>
+        </w:tc>
+        <w:tc>
+          <w:tcPr>
+            <w:tcW w:type="dxa" w:w="4706"/>
+          </w:tcPr>
+          <w:p>
+            <w:r>
+              <w:rPr>
+                <w:b w:val="0"/>
+                <w:i w:val="0"/>
+                <w:sz w:val="17"/>
+              </w:rPr>
+              <w:t>Prière de refaire la section 1 pour FALLOU SARR en demandant à un adulte de répondre aux questions à sa place.</w:t>
+            </w:r>
+          </w:p>
+        </w:tc>
+      </w:tr>
+      <w:tr>
+        <w:tc>
+          <w:tcPr>
+            <w:tcW w:type="dxa" w:w="964"/>
+          </w:tcPr>
+          <w:p>
+            <w:r>
+              <w:rPr>
+                <w:b/>
+                <w:i w:val="0"/>
+                <w:color w:val="EA580C"/>
+                <w:sz w:val="16"/>
+              </w:rPr>
+              <w:t>Moyenne</w:t>
+            </w:r>
+          </w:p>
+        </w:tc>
+        <w:tc>
+          <w:tcPr>
+            <w:tcW w:type="dxa" w:w="1247"/>
+          </w:tcPr>
+          <w:p>
+            <w:r>
+              <w:rPr>
+                <w:b/>
+                <w:i w:val="0"/>
+                <w:sz w:val="16"/>
+              </w:rPr>
+              <w:t>S01</w:t>
+              <w:br/>
+            </w:r>
+            <w:r>
+              <w:rPr>
+                <w:b w:val="0"/>
+                <w:i w:val="0"/>
+                <w:color w:val="64748B"/>
+                <w:sz w:val="14"/>
+              </w:rPr>
+              <w:t>Démographie</w:t>
+            </w:r>
+          </w:p>
+        </w:tc>
+        <w:tc>
+          <w:tcPr>
+            <w:tcW w:type="dxa" w:w="1531"/>
+          </w:tcPr>
+          <w:p>
+            <w:r>
+              <w:rPr>
+                <w:b/>
+                <w:i w:val="0"/>
+                <w:color w:val="16A34A"/>
+                <w:sz w:val="16"/>
+              </w:rPr>
+              <w:t>—</w:t>
+            </w:r>
+          </w:p>
+        </w:tc>
+        <w:tc>
+          <w:tcPr>
+            <w:tcW w:type="dxa" w:w="1191"/>
+          </w:tcPr>
+          <w:p>
+            <w:r>
+              <w:rPr>
+                <w:b w:val="0"/>
+                <w:i w:val="0"/>
+                <w:color w:val="64748B"/>
+                <w:sz w:val="16"/>
+              </w:rPr>
+              <w:t>GT-CQ</w:t>
+            </w:r>
+          </w:p>
+        </w:tc>
+        <w:tc>
+          <w:tcPr>
+            <w:tcW w:type="dxa" w:w="4706"/>
+          </w:tcPr>
+          <w:p>
+            <w:r>
+              <w:rPr>
+                <w:b w:val="0"/>
+                <w:i w:val="0"/>
+                <w:sz w:val="17"/>
+              </w:rPr>
+              <w:t>Prière de verifier l'information donnée par FARBA FALL ou corriger au niveau de la section 1.</w:t>
+            </w:r>
+          </w:p>
+        </w:tc>
+      </w:tr>
+      <w:tr>
+        <w:tc>
+          <w:tcPr>
+            <w:tcW w:type="dxa" w:w="964"/>
+          </w:tcPr>
+          <w:p>
+            <w:r>
+              <w:rPr>
+                <w:b/>
+                <w:i w:val="0"/>
+                <w:color w:val="EA580C"/>
+                <w:sz w:val="16"/>
+              </w:rPr>
+              <w:t>Moyenne</w:t>
+            </w:r>
+          </w:p>
+        </w:tc>
+        <w:tc>
+          <w:tcPr>
+            <w:tcW w:type="dxa" w:w="1247"/>
+          </w:tcPr>
+          <w:p>
+            <w:r>
+              <w:rPr>
+                <w:b/>
+                <w:i w:val="0"/>
+                <w:sz w:val="16"/>
+              </w:rPr>
+              <w:t>S01</w:t>
+              <w:br/>
+            </w:r>
+            <w:r>
+              <w:rPr>
+                <w:b w:val="0"/>
+                <w:i w:val="0"/>
+                <w:color w:val="64748B"/>
+                <w:sz w:val="14"/>
+              </w:rPr>
+              <w:t>Démographie</w:t>
+            </w:r>
+          </w:p>
+        </w:tc>
+        <w:tc>
+          <w:tcPr>
+            <w:tcW w:type="dxa" w:w="1531"/>
+          </w:tcPr>
+          <w:p>
+            <w:r>
+              <w:rPr>
+                <w:b/>
+                <w:i w:val="0"/>
+                <w:color w:val="16A34A"/>
+                <w:sz w:val="16"/>
+              </w:rPr>
+              <w:t>—</w:t>
+            </w:r>
+          </w:p>
+        </w:tc>
+        <w:tc>
+          <w:tcPr>
+            <w:tcW w:type="dxa" w:w="1191"/>
+          </w:tcPr>
+          <w:p>
+            <w:r>
+              <w:rPr>
+                <w:b w:val="0"/>
+                <w:i w:val="0"/>
+                <w:color w:val="64748B"/>
+                <w:sz w:val="16"/>
+              </w:rPr>
+              <w:t>GT-CQ</w:t>
+            </w:r>
+          </w:p>
+        </w:tc>
+        <w:tc>
+          <w:tcPr>
+            <w:tcW w:type="dxa" w:w="4706"/>
+          </w:tcPr>
+          <w:p>
+            <w:r>
+              <w:rPr>
+                <w:b w:val="0"/>
+                <w:i w:val="0"/>
+                <w:sz w:val="17"/>
+              </w:rPr>
+              <w:t>Prière de verifier l'information donnée par MALICK FALL1 ou corriger au niveau de la section 1.</w:t>
+            </w:r>
+          </w:p>
+        </w:tc>
+      </w:tr>
+      <w:tr>
+        <w:tc>
+          <w:tcPr>
+            <w:tcW w:type="dxa" w:w="964"/>
+          </w:tcPr>
+          <w:p>
+            <w:r>
+              <w:rPr>
+                <w:b/>
+                <w:i w:val="0"/>
+                <w:color w:val="EA580C"/>
+                <w:sz w:val="16"/>
+              </w:rPr>
+              <w:t>Moyenne</w:t>
+            </w:r>
+          </w:p>
+        </w:tc>
+        <w:tc>
+          <w:tcPr>
+            <w:tcW w:type="dxa" w:w="1247"/>
+          </w:tcPr>
+          <w:p>
+            <w:r>
+              <w:rPr>
+                <w:b/>
+                <w:i w:val="0"/>
+                <w:sz w:val="16"/>
+              </w:rPr>
               <w:t>S02</w:t>
               <w:br/>
             </w:r>
@@ -1534,7 +3334,7 @@
                 <w:color w:val="16A34A"/>
                 <w:sz w:val="16"/>
               </w:rPr>
-              <w:t>s02q33, s01q00b</w:t>
+              <w:t>—</w:t>
             </w:r>
           </w:p>
         </w:tc>
@@ -1565,7 +3365,7 @@
                 <w:i w:val="0"/>
                 <w:sz w:val="17"/>
               </w:rPr>
-              <w:t>Incoherent!!! La dernière fois que MAME DIARRA NGING a  fréquenté l'école est 9999.</w:t>
+              <w:t>Prière de vous adresser à ELKHADJI TINE pour avoir l'année exacte.</w:t>
             </w:r>
           </w:p>
         </w:tc>
@@ -1580,10 +3380,370 @@
               <w:rPr>
                 <w:b/>
                 <w:i w:val="0"/>
-                <w:color w:val="DC2626"/>
-                <w:sz w:val="16"/>
-              </w:rPr>
-              <w:t>Haute</w:t>
+                <w:color w:val="EA580C"/>
+                <w:sz w:val="16"/>
+              </w:rPr>
+              <w:t>Moyenne</w:t>
+            </w:r>
+          </w:p>
+        </w:tc>
+        <w:tc>
+          <w:tcPr>
+            <w:tcW w:type="dxa" w:w="1247"/>
+          </w:tcPr>
+          <w:p>
+            <w:r>
+              <w:rPr>
+                <w:b/>
+                <w:i w:val="0"/>
+                <w:sz w:val="16"/>
+              </w:rPr>
+              <w:t>S02</w:t>
+              <w:br/>
+            </w:r>
+            <w:r>
+              <w:rPr>
+                <w:b w:val="0"/>
+                <w:i w:val="0"/>
+                <w:color w:val="64748B"/>
+                <w:sz w:val="14"/>
+              </w:rPr>
+              <w:t>Éducation</w:t>
+            </w:r>
+          </w:p>
+        </w:tc>
+        <w:tc>
+          <w:tcPr>
+            <w:tcW w:type="dxa" w:w="1531"/>
+          </w:tcPr>
+          <w:p>
+            <w:r>
+              <w:rPr>
+                <w:b/>
+                <w:i w:val="0"/>
+                <w:color w:val="16A34A"/>
+                <w:sz w:val="16"/>
+              </w:rPr>
+              <w:t>—</w:t>
+            </w:r>
+          </w:p>
+        </w:tc>
+        <w:tc>
+          <w:tcPr>
+            <w:tcW w:type="dxa" w:w="1191"/>
+          </w:tcPr>
+          <w:p>
+            <w:r>
+              <w:rPr>
+                <w:b w:val="0"/>
+                <w:i w:val="0"/>
+                <w:color w:val="64748B"/>
+                <w:sz w:val="16"/>
+              </w:rPr>
+              <w:t>GT-CQ</w:t>
+            </w:r>
+          </w:p>
+        </w:tc>
+        <w:tc>
+          <w:tcPr>
+            <w:tcW w:type="dxa" w:w="4706"/>
+          </w:tcPr>
+          <w:p>
+            <w:r>
+              <w:rPr>
+                <w:b w:val="0"/>
+                <w:i w:val="0"/>
+                <w:sz w:val="17"/>
+              </w:rPr>
+              <w:t>Prière de vous adresser à FARBA FALL pour avoir l'année exacte.</w:t>
+            </w:r>
+          </w:p>
+        </w:tc>
+      </w:tr>
+      <w:tr>
+        <w:tc>
+          <w:tcPr>
+            <w:tcW w:type="dxa" w:w="964"/>
+          </w:tcPr>
+          <w:p>
+            <w:r>
+              <w:rPr>
+                <w:b/>
+                <w:i w:val="0"/>
+                <w:color w:val="EA580C"/>
+                <w:sz w:val="16"/>
+              </w:rPr>
+              <w:t>Moyenne</w:t>
+            </w:r>
+          </w:p>
+        </w:tc>
+        <w:tc>
+          <w:tcPr>
+            <w:tcW w:type="dxa" w:w="1247"/>
+          </w:tcPr>
+          <w:p>
+            <w:r>
+              <w:rPr>
+                <w:b/>
+                <w:i w:val="0"/>
+                <w:sz w:val="16"/>
+              </w:rPr>
+              <w:t>S02</w:t>
+              <w:br/>
+            </w:r>
+            <w:r>
+              <w:rPr>
+                <w:b w:val="0"/>
+                <w:i w:val="0"/>
+                <w:color w:val="64748B"/>
+                <w:sz w:val="14"/>
+              </w:rPr>
+              <w:t>Éducation</w:t>
+            </w:r>
+          </w:p>
+        </w:tc>
+        <w:tc>
+          <w:tcPr>
+            <w:tcW w:type="dxa" w:w="1531"/>
+          </w:tcPr>
+          <w:p>
+            <w:r>
+              <w:rPr>
+                <w:b/>
+                <w:i w:val="0"/>
+                <w:color w:val="16A34A"/>
+                <w:sz w:val="16"/>
+              </w:rPr>
+              <w:t>s01q47__7, s02q24, s01q00b, s02q17_2, s02q15_2</w:t>
+            </w:r>
+          </w:p>
+        </w:tc>
+        <w:tc>
+          <w:tcPr>
+            <w:tcW w:type="dxa" w:w="1191"/>
+          </w:tcPr>
+          <w:p>
+            <w:r>
+              <w:rPr>
+                <w:b w:val="0"/>
+                <w:i w:val="0"/>
+                <w:color w:val="64748B"/>
+                <w:sz w:val="16"/>
+              </w:rPr>
+              <w:t>GT-CQ</w:t>
+            </w:r>
+          </w:p>
+        </w:tc>
+        <w:tc>
+          <w:tcPr>
+            <w:tcW w:type="dxa" w:w="4706"/>
+          </w:tcPr>
+          <w:p>
+            <w:r>
+              <w:rPr>
+                <w:b w:val="0"/>
+                <w:i w:val="0"/>
+                <w:sz w:val="17"/>
+              </w:rPr>
+              <w:t>Le montant des frais pour les cahiers et autres matériels scolaires pour l'année scolaire de FALLOU FALL qui fréquente 2ème année de Maternelle  est de 0 FCFA, FALLOU FALL a fait comment pour payer ces cahiers et autres matériels scolaires (SAC, stylo, craie, ardoise, crayon...) ? prière de corriger.</w:t>
+            </w:r>
+          </w:p>
+        </w:tc>
+      </w:tr>
+      <w:tr>
+        <w:tc>
+          <w:tcPr>
+            <w:tcW w:type="dxa" w:w="964"/>
+          </w:tcPr>
+          <w:p>
+            <w:r>
+              <w:rPr>
+                <w:b/>
+                <w:i w:val="0"/>
+                <w:color w:val="EA580C"/>
+                <w:sz w:val="16"/>
+              </w:rPr>
+              <w:t>Moyenne</w:t>
+            </w:r>
+          </w:p>
+        </w:tc>
+        <w:tc>
+          <w:tcPr>
+            <w:tcW w:type="dxa" w:w="1247"/>
+          </w:tcPr>
+          <w:p>
+            <w:r>
+              <w:rPr>
+                <w:b/>
+                <w:i w:val="0"/>
+                <w:sz w:val="16"/>
+              </w:rPr>
+              <w:t>S02</w:t>
+              <w:br/>
+            </w:r>
+            <w:r>
+              <w:rPr>
+                <w:b w:val="0"/>
+                <w:i w:val="0"/>
+                <w:color w:val="64748B"/>
+                <w:sz w:val="14"/>
+              </w:rPr>
+              <w:t>Éducation</w:t>
+            </w:r>
+          </w:p>
+        </w:tc>
+        <w:tc>
+          <w:tcPr>
+            <w:tcW w:type="dxa" w:w="1531"/>
+          </w:tcPr>
+          <w:p>
+            <w:r>
+              <w:rPr>
+                <w:b/>
+                <w:i w:val="0"/>
+                <w:color w:val="16A34A"/>
+                <w:sz w:val="16"/>
+              </w:rPr>
+              <w:t>—</w:t>
+            </w:r>
+          </w:p>
+        </w:tc>
+        <w:tc>
+          <w:tcPr>
+            <w:tcW w:type="dxa" w:w="1191"/>
+          </w:tcPr>
+          <w:p>
+            <w:r>
+              <w:rPr>
+                <w:b w:val="0"/>
+                <w:i w:val="0"/>
+                <w:color w:val="64748B"/>
+                <w:sz w:val="16"/>
+              </w:rPr>
+              <w:t>GT-CQ</w:t>
+            </w:r>
+          </w:p>
+        </w:tc>
+        <w:tc>
+          <w:tcPr>
+            <w:tcW w:type="dxa" w:w="4706"/>
+          </w:tcPr>
+          <w:p>
+            <w:r>
+              <w:rPr>
+                <w:b w:val="0"/>
+                <w:i w:val="0"/>
+                <w:sz w:val="17"/>
+              </w:rPr>
+              <w:t>Prière de vous adresser à MAME DIARRA NGING pour avoir l'année exacte.</w:t>
+            </w:r>
+          </w:p>
+        </w:tc>
+      </w:tr>
+      <w:tr>
+        <w:tc>
+          <w:tcPr>
+            <w:tcW w:type="dxa" w:w="964"/>
+          </w:tcPr>
+          <w:p>
+            <w:r>
+              <w:rPr>
+                <w:b/>
+                <w:i w:val="0"/>
+                <w:color w:val="EA580C"/>
+                <w:sz w:val="16"/>
+              </w:rPr>
+              <w:t>Moyenne</w:t>
+            </w:r>
+          </w:p>
+        </w:tc>
+        <w:tc>
+          <w:tcPr>
+            <w:tcW w:type="dxa" w:w="1247"/>
+          </w:tcPr>
+          <w:p>
+            <w:r>
+              <w:rPr>
+                <w:b/>
+                <w:i w:val="0"/>
+                <w:sz w:val="16"/>
+              </w:rPr>
+              <w:t>S03</w:t>
+              <w:br/>
+            </w:r>
+            <w:r>
+              <w:rPr>
+                <w:b w:val="0"/>
+                <w:i w:val="0"/>
+                <w:color w:val="64748B"/>
+                <w:sz w:val="14"/>
+              </w:rPr>
+              <w:t>Santé</w:t>
+            </w:r>
+          </w:p>
+        </w:tc>
+        <w:tc>
+          <w:tcPr>
+            <w:tcW w:type="dxa" w:w="1531"/>
+          </w:tcPr>
+          <w:p>
+            <w:r>
+              <w:rPr>
+                <w:b/>
+                <w:i w:val="0"/>
+                <w:color w:val="16A34A"/>
+                <w:sz w:val="16"/>
+              </w:rPr>
+              <w:t>s00q07a, s01q54a, s01q54b, s02q20, s02q21, s03q53, s01q00b</w:t>
+            </w:r>
+          </w:p>
+        </w:tc>
+        <w:tc>
+          <w:tcPr>
+            <w:tcW w:type="dxa" w:w="1191"/>
+          </w:tcPr>
+          <w:p>
+            <w:r>
+              <w:rPr>
+                <w:b w:val="0"/>
+                <w:i w:val="0"/>
+                <w:color w:val="64748B"/>
+                <w:sz w:val="16"/>
+              </w:rPr>
+              <w:t>GT-CQ</w:t>
+            </w:r>
+          </w:p>
+        </w:tc>
+        <w:tc>
+          <w:tcPr>
+            <w:tcW w:type="dxa" w:w="4706"/>
+          </w:tcPr>
+          <w:p>
+            <w:r>
+              <w:rPr>
+                <w:b w:val="0"/>
+                <w:i w:val="0"/>
+                <w:sz w:val="17"/>
+              </w:rPr>
+              <w:t>Le montant(35000 FCFA) des dépenses pour chaque visite prénatale de MBENE GUEYE semble faible (voir nul) ou élevé, prière de corriger.</w:t>
+            </w:r>
+          </w:p>
+        </w:tc>
+      </w:tr>
+      <w:tr>
+        <w:tc>
+          <w:tcPr>
+            <w:tcW w:type="dxa" w:w="964"/>
+          </w:tcPr>
+          <w:p>
+            <w:r>
+              <w:rPr>
+                <w:b/>
+                <w:i w:val="0"/>
+                <w:color w:val="EA580C"/>
+                <w:sz w:val="16"/>
+              </w:rPr>
+              <w:t>Moyenne</w:t>
             </w:r>
           </w:p>
         </w:tc>
@@ -1624,7 +3784,7 @@
                 <w:color w:val="16A34A"/>
                 <w:sz w:val="16"/>
               </w:rPr>
-              <w:t>s04q46</w:t>
+              <w:t>s03q10__10, s04q18, s01q00b, s04q18_autre</w:t>
             </w:r>
           </w:p>
         </w:tc>
@@ -1655,7 +3815,7 @@
                 <w:i w:val="0"/>
                 <w:sz w:val="17"/>
               </w:rPr>
-              <w:t>Incohérence! BARA DIAGNE  evolue dans l'agriculture mais est  considéré comme salarié ou stagiaire/apprenti non renuméré, prière de revoir la question s04q46 et corriger.</w:t>
+              <w:t>La raison pourquoi BARA DIAGNE n'a pas travaillé au cours des 7 derniers jours est traveaux champêtre et semble avoir un emploi ou exister dans les modalités, prière de de bien regarder l'emploi BARA DIAGNE  ou de prendre attache avec le QG pour plus d'explication afin de la classer bien.</w:t>
             </w:r>
           </w:p>
         </w:tc>
@@ -1670,10 +3830,10 @@
               <w:rPr>
                 <w:b/>
                 <w:i w:val="0"/>
-                <w:color w:val="DC2626"/>
-                <w:sz w:val="16"/>
-              </w:rPr>
-              <w:t>Haute</w:t>
+                <w:color w:val="EA580C"/>
+                <w:sz w:val="16"/>
+              </w:rPr>
+              <w:t>Moyenne</w:t>
             </w:r>
           </w:p>
         </w:tc>
@@ -1714,7 +3874,7 @@
                 <w:color w:val="16A34A"/>
                 <w:sz w:val="16"/>
               </w:rPr>
-              <w:t>s04q46</w:t>
+              <w:t>s03q10__10, s04q18, s01q00b, s04q18_autre</w:t>
             </w:r>
           </w:p>
         </w:tc>
@@ -1745,7 +3905,7 @@
                 <w:i w:val="0"/>
                 <w:sz w:val="17"/>
               </w:rPr>
-              <w:t>Incohérence! DABA DIAGNE  evolue dans l'agriculture mais est  considéré comme salarié ou stagiaire/apprenti non renuméré, prière de revoir la question s04q46 et corriger.</w:t>
+              <w:t>La raison pourquoi DABA FALL n'a pas travaillé au cours des 7 derniers jours est traveaux saissonnier et semble avoir un emploi ou exister dans les modalités, prière de de bien regarder l'emploi DABA FALL  ou de prendre attache avec le QG pour plus d'explication afin de la classer bien.</w:t>
             </w:r>
           </w:p>
         </w:tc>
@@ -1760,10 +3920,10 @@
               <w:rPr>
                 <w:b/>
                 <w:i w:val="0"/>
-                <w:color w:val="DC2626"/>
-                <w:sz w:val="16"/>
-              </w:rPr>
-              <w:t>Haute</w:t>
+                <w:color w:val="EA580C"/>
+                <w:sz w:val="16"/>
+              </w:rPr>
+              <w:t>Moyenne</w:t>
             </w:r>
           </w:p>
         </w:tc>
@@ -1804,7 +3964,7 @@
                 <w:color w:val="16A34A"/>
                 <w:sz w:val="16"/>
               </w:rPr>
-              <w:t>s04q46</w:t>
+              <w:t>s03q10__10, s04q18, s01q00b, s04q18_autre</w:t>
             </w:r>
           </w:p>
         </w:tc>
@@ -1835,7 +3995,7 @@
                 <w:i w:val="0"/>
                 <w:sz w:val="17"/>
               </w:rPr>
-              <w:t>Incohérence! DABA FALL  evolue dans l'agriculture mais est  considéré comme salarié ou stagiaire/apprenti non renuméré, prière de revoir la question s04q46 et corriger.</w:t>
+              <w:t>La raison pourquoi DIOUMA FALL n'a pas travaillé au cours des 7 derniers jours est traveaux champetre et semble avoir un emploi ou exister dans les modalités, prière de de bien regarder l'emploi DIOUMA FALL  ou de prendre attache avec le QG pour plus d'explication afin de la classer bien.</w:t>
             </w:r>
           </w:p>
         </w:tc>
@@ -1850,10 +4010,10 @@
               <w:rPr>
                 <w:b/>
                 <w:i w:val="0"/>
-                <w:color w:val="DC2626"/>
-                <w:sz w:val="16"/>
-              </w:rPr>
-              <w:t>Haute</w:t>
+                <w:color w:val="EA580C"/>
+                <w:sz w:val="16"/>
+              </w:rPr>
+              <w:t>Moyenne</w:t>
             </w:r>
           </w:p>
         </w:tc>
@@ -1894,7 +4054,7 @@
                 <w:color w:val="16A34A"/>
                 <w:sz w:val="16"/>
               </w:rPr>
-              <w:t>s04q46</w:t>
+              <w:t>s03q10__10, s04q18, s01q00b, s04q18_autre</w:t>
             </w:r>
           </w:p>
         </w:tc>
@@ -1925,7 +4085,7 @@
                 <w:i w:val="0"/>
                 <w:sz w:val="17"/>
               </w:rPr>
-              <w:t>Incohérence! DIOUMA FALL  evolue dans l'agriculture mais est  considéré comme salarié ou stagiaire/apprenti non renuméré, prière de revoir la question s04q46 et corriger.</w:t>
+              <w:t>La raison pourquoi FALLOU FALL MBENE n'a pas travaillé au cours des 7 derniers jours est traveaux champêtre et semble avoir un emploi ou exister dans les modalités, prière de de bien regarder l'emploi FALLOU FALL MBENE  ou de prendre attache avec le QG pour plus d'explication afin de la classer bien.</w:t>
             </w:r>
           </w:p>
         </w:tc>
@@ -1940,10 +4100,10 @@
               <w:rPr>
                 <w:b/>
                 <w:i w:val="0"/>
-                <w:color w:val="DC2626"/>
-                <w:sz w:val="16"/>
-              </w:rPr>
-              <w:t>Haute</w:t>
+                <w:color w:val="EA580C"/>
+                <w:sz w:val="16"/>
+              </w:rPr>
+              <w:t>Moyenne</w:t>
             </w:r>
           </w:p>
         </w:tc>
@@ -1984,7 +4144,7 @@
                 <w:color w:val="16A34A"/>
                 <w:sz w:val="16"/>
               </w:rPr>
-              <w:t>s04q46</w:t>
+              <w:t>s03q10__10, s04q18, s01q00b, s04q18_autre</w:t>
             </w:r>
           </w:p>
         </w:tc>
@@ -2015,7 +4175,7 @@
                 <w:i w:val="0"/>
                 <w:sz w:val="17"/>
               </w:rPr>
-              <w:t>Incohérence! FALLOU FALL  evolue dans l'agriculture mais est  considéré comme salarié ou stagiaire/apprenti non renuméré, prière de revoir la question s04q46 et corriger.</w:t>
+              <w:t>La raison pourquoi FALLOU FALL n'a pas travaillé au cours des 7 derniers jours est traveaux saissonnier et semble avoir un emploi ou exister dans les modalités, prière de de bien regarder l'emploi FALLOU FALL  ou de prendre attache avec le QG pour plus d'explication afin de la classer bien.</w:t>
             </w:r>
           </w:p>
         </w:tc>
@@ -2030,10 +4190,10 @@
               <w:rPr>
                 <w:b/>
                 <w:i w:val="0"/>
-                <w:color w:val="DC2626"/>
-                <w:sz w:val="16"/>
-              </w:rPr>
-              <w:t>Haute</w:t>
+                <w:color w:val="EA580C"/>
+                <w:sz w:val="16"/>
+              </w:rPr>
+              <w:t>Moyenne</w:t>
             </w:r>
           </w:p>
         </w:tc>
@@ -2074,7 +4234,7 @@
                 <w:color w:val="16A34A"/>
                 <w:sz w:val="16"/>
               </w:rPr>
-              <w:t>s04q46</w:t>
+              <w:t>s03q10__10, s04q18, s01q00b, s04q18_autre</w:t>
             </w:r>
           </w:p>
         </w:tc>
@@ -2105,7 +4265,7 @@
                 <w:i w:val="0"/>
                 <w:sz w:val="17"/>
               </w:rPr>
-              <w:t>Incohérence! FALLOU FALL MBENE  evolue dans l'agriculture mais est  considéré comme salarié ou stagiaire/apprenti non renuméré, prière de revoir la question s04q46 et corriger.</w:t>
+              <w:t>La raison pourquoi FALLOU SARR n'a pas travaillé au cours des 7 derniers jours est traveaux saissonnier et semble avoir un emploi ou exister dans les modalités, prière de de bien regarder l'emploi FALLOU SARR  ou de prendre attache avec le QG pour plus d'explication afin de la classer bien.</w:t>
             </w:r>
           </w:p>
         </w:tc>
@@ -2120,10 +4280,10 @@
               <w:rPr>
                 <w:b/>
                 <w:i w:val="0"/>
-                <w:color w:val="DC2626"/>
-                <w:sz w:val="16"/>
-              </w:rPr>
-              <w:t>Haute</w:t>
+                <w:color w:val="EA580C"/>
+                <w:sz w:val="16"/>
+              </w:rPr>
+              <w:t>Moyenne</w:t>
             </w:r>
           </w:p>
         </w:tc>
@@ -2164,7 +4324,7 @@
                 <w:color w:val="16A34A"/>
                 <w:sz w:val="16"/>
               </w:rPr>
-              <w:t>s04q46</w:t>
+              <w:t>s03q10__10, s04q18, s01q00b, s04q18_autre</w:t>
             </w:r>
           </w:p>
         </w:tc>
@@ -2195,7 +4355,7 @@
                 <w:i w:val="0"/>
                 <w:sz w:val="17"/>
               </w:rPr>
-              <w:t>Incohérence! FALLOU SARR  evolue dans l'agriculture mais est  considéré comme salarié ou stagiaire/apprenti non renuméré, prière de revoir la question s04q46 et corriger.</w:t>
+              <w:t>La raison pourquoi MAME DIARRA NGING n'a pas travaillé au cours des 7 derniers jours est traveaux saissonnier et semble avoir un emploi ou exister dans les modalités, prière de de bien regarder l'emploi MAME DIARRA NGING  ou de prendre attache avec le QG pour plus d'explication afin de la classer bien.</w:t>
             </w:r>
           </w:p>
         </w:tc>
@@ -2210,10 +4370,10 @@
               <w:rPr>
                 <w:b/>
                 <w:i w:val="0"/>
-                <w:color w:val="DC2626"/>
-                <w:sz w:val="16"/>
-              </w:rPr>
-              <w:t>Haute</w:t>
+                <w:color w:val="EA580C"/>
+                <w:sz w:val="16"/>
+              </w:rPr>
+              <w:t>Moyenne</w:t>
             </w:r>
           </w:p>
         </w:tc>
@@ -2254,7 +4414,7 @@
                 <w:color w:val="16A34A"/>
                 <w:sz w:val="16"/>
               </w:rPr>
-              <w:t>s04q46</w:t>
+              <w:t>s03q10__10, s04q18, s01q00b, s04q18_autre</w:t>
             </w:r>
           </w:p>
         </w:tc>
@@ -2285,7 +4445,7 @@
                 <w:i w:val="0"/>
                 <w:sz w:val="17"/>
               </w:rPr>
-              <w:t>Incohérence! NDIOGOU FALL  evolue dans l'agriculture mais est  considéré comme salarié ou stagiaire/apprenti non renuméré, prière de revoir la question s04q46 et corriger.</w:t>
+              <w:t>La raison pourquoi MBENE GUEYE n'a pas travaillé au cours des 7 derniers jours est traveaux saissonnier et semble avoir un emploi ou exister dans les modalités, prière de de bien regarder l'emploi MBENE GUEYE  ou de prendre attache avec le QG pour plus d'explication afin de la classer bien.</w:t>
             </w:r>
           </w:p>
         </w:tc>
@@ -2300,10 +4460,10 @@
               <w:rPr>
                 <w:b/>
                 <w:i w:val="0"/>
-                <w:color w:val="DC2626"/>
-                <w:sz w:val="16"/>
-              </w:rPr>
-              <w:t>Haute</w:t>
+                <w:color w:val="EA580C"/>
+                <w:sz w:val="16"/>
+              </w:rPr>
+              <w:t>Moyenne</w:t>
             </w:r>
           </w:p>
         </w:tc>
@@ -2344,7 +4504,7 @@
                 <w:color w:val="16A34A"/>
                 <w:sz w:val="16"/>
               </w:rPr>
-              <w:t>s04q46</w:t>
+              <w:t>s03q10__10, s04q18, s01q00b, s04q18_autre</w:t>
             </w:r>
           </w:p>
         </w:tc>
@@ -2375,7 +4535,7 @@
                 <w:i w:val="0"/>
                 <w:sz w:val="17"/>
               </w:rPr>
-              <w:t>Incohérence! NGONE FALL  evolue dans l'agriculture mais est  considéré comme salarié ou stagiaire/apprenti non renuméré, prière de revoir la question s04q46 et corriger.</w:t>
+              <w:t>La raison pourquoi NGONE FALL n'a pas travaillé au cours des 7 derniers jours est traveaux saissonnier et semble avoir un emploi ou exister dans les modalités, prière de de bien regarder l'emploi NGONE FALL  ou de prendre attache avec le QG pour plus d'explication afin de la classer bien.</w:t>
             </w:r>
           </w:p>
         </w:tc>
@@ -2390,10 +4550,10 @@
               <w:rPr>
                 <w:b/>
                 <w:i w:val="0"/>
-                <w:color w:val="DC2626"/>
-                <w:sz w:val="16"/>
-              </w:rPr>
-              <w:t>Haute</w:t>
+                <w:color w:val="EA580C"/>
+                <w:sz w:val="16"/>
+              </w:rPr>
+              <w:t>Moyenne</w:t>
             </w:r>
           </w:p>
         </w:tc>
@@ -2465,7 +4625,7 @@
                 <w:i w:val="0"/>
                 <w:sz w:val="17"/>
               </w:rPr>
-              <w:t>Incohérence! SERIGNE MBACKE FALL.</w:t>
+              <w:t>La raison pourquoi SERIGNE MBACKE FALL.</w:t>
             </w:r>
           </w:p>
         </w:tc>
@@ -2480,10 +4640,10 @@
               <w:rPr>
                 <w:b/>
                 <w:i w:val="0"/>
-                <w:color w:val="DC2626"/>
-                <w:sz w:val="16"/>
-              </w:rPr>
-              <w:t>Haute</w:t>
+                <w:color w:val="EA580C"/>
+                <w:sz w:val="16"/>
+              </w:rPr>
+              <w:t>Moyenne</w:t>
             </w:r>
           </w:p>
         </w:tc>
@@ -2498,7 +4658,7 @@
                 <w:i w:val="0"/>
                 <w:sz w:val="16"/>
               </w:rPr>
-              <w:t>S16</w:t>
+              <w:t>S04</w:t>
               <w:br/>
             </w:r>
             <w:r>
@@ -2508,7 +4668,7 @@
                 <w:color w:val="64748B"/>
                 <w:sz w:val="14"/>
               </w:rPr>
-              <w:t>Agriculture</w:t>
+              <w:t>Emploi</w:t>
             </w:r>
           </w:p>
         </w:tc>
@@ -2524,7 +4684,7 @@
                 <w:color w:val="16A34A"/>
                 <w:sz w:val="16"/>
               </w:rPr>
-              <w:t>s16dq05a, s16dq05c</w:t>
+              <w:t>s03q10__10, s04q18, s01q00b, s04q18_autre</w:t>
             </w:r>
           </w:p>
         </w:tc>
@@ -2555,7 +4715,7 @@
                 <w:i w:val="0"/>
                 <w:sz w:val="17"/>
               </w:rPr>
-              <w:t>La quantité de s16dq05a estimée en Kg est incohérente avec la prise dans la question s16dq05c, prière de bien estimer et mettre la valeur exacte.</w:t>
+              <w:t>n'a pas travaillé au cours des 7 derniers jours est traveaux saissonnier et semble avoir un emploi ou exister dans les modalités, prière de de bien regarder l'emploi SERIGNE MBACKE FALL.</w:t>
             </w:r>
           </w:p>
         </w:tc>
@@ -2588,7 +4748,7 @@
                 <w:i w:val="0"/>
                 <w:sz w:val="16"/>
               </w:rPr>
-              <w:t>S00</w:t>
+              <w:t>S04</w:t>
               <w:br/>
             </w:r>
             <w:r>
@@ -2598,7 +4758,7 @@
                 <w:color w:val="64748B"/>
                 <w:sz w:val="14"/>
               </w:rPr>
-              <w:t>Identification</w:t>
+              <w:t>Emploi</w:t>
             </w:r>
           </w:p>
         </w:tc>
@@ -2645,7 +4805,7 @@
                 <w:i w:val="0"/>
                 <w:sz w:val="17"/>
               </w:rPr>
-              <w:t>Il est obligatoire de prendre les coordonnées Gps avant d'administrer le questionnaire.</w:t>
+              <w:t>ou de prendre attache avec le QG pour plus d'explication afin de la classer bien.</w:t>
             </w:r>
           </w:p>
         </w:tc>
@@ -2678,7 +4838,7 @@
                 <w:i w:val="0"/>
                 <w:sz w:val="16"/>
               </w:rPr>
-              <w:t>S00</w:t>
+              <w:t>S04</w:t>
               <w:br/>
             </w:r>
             <w:r>
@@ -2688,7 +4848,7 @@
                 <w:color w:val="64748B"/>
                 <w:sz w:val="14"/>
               </w:rPr>
-              <w:t>Identification</w:t>
+              <w:t>Emploi</w:t>
             </w:r>
           </w:p>
         </w:tc>
@@ -2704,7 +4864,7 @@
                 <w:color w:val="16A34A"/>
                 <w:sz w:val="16"/>
               </w:rPr>
-              <w:t>—</w:t>
+              <w:t>s03q10__10, s04q18, s01q00b, s04q18_autre</w:t>
             </w:r>
           </w:p>
         </w:tc>
@@ -2735,7 +4895,7 @@
                 <w:i w:val="0"/>
                 <w:sz w:val="17"/>
               </w:rPr>
-              <w:t>Prière de prendre les coordonnées GPS.</w:t>
+              <w:t>La raison pourquoi NDIOGOU FALL n'a pas travaillé au cours des 7 derniers jours est traveaux champetre et semble avoir un emploi ou exister dans les modalités, prière de de bien regarder l'emploi NDIOGOU FALL  ou de prendre attache avec le QG pour plus d'explication afin de la classer bien.</w:t>
             </w:r>
           </w:p>
         </w:tc>
@@ -2768,7 +4928,7 @@
                 <w:i w:val="0"/>
                 <w:sz w:val="16"/>
               </w:rPr>
-              <w:t>S00</w:t>
+              <w:t>S04</w:t>
               <w:br/>
             </w:r>
             <w:r>
@@ -2778,7 +4938,7 @@
                 <w:color w:val="64748B"/>
                 <w:sz w:val="14"/>
               </w:rPr>
-              <w:t>Identification</w:t>
+              <w:t>Emploi</w:t>
             </w:r>
           </w:p>
         </w:tc>
@@ -2794,7 +4954,7 @@
                 <w:color w:val="16A34A"/>
                 <w:sz w:val="16"/>
               </w:rPr>
-              <w:t>—</w:t>
+              <w:t>s04q46</w:t>
             </w:r>
           </w:p>
         </w:tc>
@@ -2825,7 +4985,7 @@
                 <w:i w:val="0"/>
                 <w:sz w:val="17"/>
               </w:rPr>
-              <w:t>Les coordonnées GPS ménage prises lors de l'enquête principale diffèrent de celles du dénombrement, êtes vous sûr d'avoir enquêté le bon ménage si non chercher le bon ménage.</w:t>
+              <w:t>evolue dans l'agriculture mais est  considéré comme salarié ou stagiaire/apprenti non renuméré, prière de revoir la question s04q46 et corriger.</w:t>
             </w:r>
           </w:p>
         </w:tc>
@@ -2858,7 +5018,7 @@
                 <w:i w:val="0"/>
                 <w:sz w:val="16"/>
               </w:rPr>
-              <w:t>S00</w:t>
+              <w:t>S04</w:t>
               <w:br/>
             </w:r>
             <w:r>
@@ -2868,7 +5028,7 @@
                 <w:color w:val="64748B"/>
                 <w:sz w:val="14"/>
               </w:rPr>
-              <w:t>Identification</w:t>
+              <w:t>Emploi</w:t>
             </w:r>
           </w:p>
         </w:tc>
@@ -2915,7 +5075,7 @@
                 <w:i w:val="0"/>
                 <w:sz w:val="17"/>
               </w:rPr>
-              <w:t>L'adresse ou la localisation du ménage doit être bien renseignée, ne doit pas contenir des numéros de téléphone et elle semble courte pour être une adresse.</w:t>
+              <w:t>Veuillez, s'il vous plaît, confirmer cette information avec le QG ou la corriger.</w:t>
             </w:r>
           </w:p>
         </w:tc>
@@ -2948,7 +5108,7 @@
                 <w:i w:val="0"/>
                 <w:sz w:val="16"/>
               </w:rPr>
-              <w:t>S00</w:t>
+              <w:t>S04</w:t>
               <w:br/>
             </w:r>
             <w:r>
@@ -2958,7 +5118,7 @@
                 <w:color w:val="64748B"/>
                 <w:sz w:val="14"/>
               </w:rPr>
-              <w:t>Identification</w:t>
+              <w:t>Emploi</w:t>
             </w:r>
           </w:p>
         </w:tc>
@@ -3005,7 +5165,7 @@
                 <w:i w:val="0"/>
                 <w:sz w:val="17"/>
               </w:rPr>
-              <w:t>Prière de renseigner la bonne adresse.</w:t>
+              <w:t>Attention ! Le nombre de jours que DABA DIAGNE a travaillés par mois semble être inférieur à 15.</w:t>
             </w:r>
           </w:p>
         </w:tc>
@@ -3038,7 +5198,7 @@
                 <w:i w:val="0"/>
                 <w:sz w:val="16"/>
               </w:rPr>
-              <w:t>S01</w:t>
+              <w:t>S04</w:t>
               <w:br/>
             </w:r>
             <w:r>
@@ -3048,7 +5208,7 @@
                 <w:color w:val="64748B"/>
                 <w:sz w:val="14"/>
               </w:rPr>
-              <w:t>Démographie</w:t>
+              <w:t>Emploi</w:t>
             </w:r>
           </w:p>
         </w:tc>
@@ -3095,7 +5255,7 @@
                 <w:i w:val="0"/>
                 <w:sz w:val="17"/>
               </w:rPr>
-              <w:t>Prière de verifier l'information donnée par FARBA FALL ou corriger au niveau de la section 1.</w:t>
+              <w:t>Veuillez, s'il vous plaît, confirmer cette information.</w:t>
             </w:r>
           </w:p>
         </w:tc>
@@ -3128,7 +5288,7 @@
                 <w:i w:val="0"/>
                 <w:sz w:val="16"/>
               </w:rPr>
-              <w:t>S01</w:t>
+              <w:t>S04</w:t>
               <w:br/>
             </w:r>
             <w:r>
@@ -3138,7 +5298,7 @@
                 <w:color w:val="64748B"/>
                 <w:sz w:val="14"/>
               </w:rPr>
-              <w:t>Démographie</w:t>
+              <w:t>Emploi</w:t>
             </w:r>
           </w:p>
         </w:tc>
@@ -3185,7 +5345,7 @@
                 <w:i w:val="0"/>
                 <w:sz w:val="17"/>
               </w:rPr>
-              <w:t>Prière de verifier l'information donnée par MALICK FALL1 ou corriger au niveau de la section 1.</w:t>
+              <w:t>Veuillez, s'il vous plaît, confirmer cette information avec le QG ou la corriger.</w:t>
             </w:r>
           </w:p>
         </w:tc>
@@ -3218,7 +5378,7 @@
                 <w:i w:val="0"/>
                 <w:sz w:val="16"/>
               </w:rPr>
-              <w:t>S01</w:t>
+              <w:t>S07</w:t>
               <w:br/>
             </w:r>
             <w:r>
@@ -3228,7 +5388,7 @@
                 <w:color w:val="64748B"/>
                 <w:sz w:val="14"/>
               </w:rPr>
-              <w:t>Démographie</w:t>
+              <w:t>Consommation alimentaire</w:t>
             </w:r>
           </w:p>
         </w:tc>
@@ -3244,7 +5404,7 @@
                 <w:color w:val="16A34A"/>
                 <w:sz w:val="16"/>
               </w:rPr>
-              <w:t>s00q27, s01q03a, s01q03b, s01q03c, s01q00b</w:t>
+              <w:t>—</w:t>
             </w:r>
           </w:p>
         </w:tc>
@@ -3275,7 +5435,7 @@
                 <w:i w:val="0"/>
                 <w:sz w:val="17"/>
               </w:rPr>
-              <w:t>Les informations sur l'acte de naissance (ni Jours, ni mois et ni années) de  BARA DIAGNE  manquent, s'il vous plait pouvez-vous fournir d'effort pour avoir ces informations.</w:t>
+              <w:t>Attention ! La dépense du répas pris à l'extérieur de ELKHADJI TINE (1400 Fcfa) au cours de 7 derniers jours est relativement élevé.</w:t>
             </w:r>
           </w:p>
         </w:tc>
@@ -3308,7 +5468,7 @@
                 <w:i w:val="0"/>
                 <w:sz w:val="16"/>
               </w:rPr>
-              <w:t>S01</w:t>
+              <w:t>S07</w:t>
               <w:br/>
             </w:r>
             <w:r>
@@ -3318,7 +5478,7 @@
                 <w:color w:val="64748B"/>
                 <w:sz w:val="14"/>
               </w:rPr>
-              <w:t>Démographie</w:t>
+              <w:t>Consommation alimentaire</w:t>
             </w:r>
           </w:p>
         </w:tc>
@@ -3334,7 +5494,7 @@
                 <w:color w:val="16A34A"/>
                 <w:sz w:val="16"/>
               </w:rPr>
-              <w:t>s00q27, s01q03a, s01q03b, s01q03c, s01q00b</w:t>
+              <w:t>—</w:t>
             </w:r>
           </w:p>
         </w:tc>
@@ -3365,7 +5525,7 @@
                 <w:i w:val="0"/>
                 <w:sz w:val="17"/>
               </w:rPr>
-              <w:t>Les informations sur l'acte de naissance (ni Jours, ni mois et ni années) de  ELKHADJI TINE  manquent, s'il vous plait pouvez-vous fournir d'effort pour avoir ces informations.</w:t>
+              <w:t>Prière de corriger ou de confirmer avec le QG.</w:t>
             </w:r>
           </w:p>
         </w:tc>
@@ -3398,7 +5558,7 @@
                 <w:i w:val="0"/>
                 <w:sz w:val="16"/>
               </w:rPr>
-              <w:t>S01</w:t>
+              <w:t>S07</w:t>
               <w:br/>
             </w:r>
             <w:r>
@@ -3408,7 +5568,7 @@
                 <w:color w:val="64748B"/>
                 <w:sz w:val="14"/>
               </w:rPr>
-              <w:t>Démographie</w:t>
+              <w:t>Consommation alimentaire</w:t>
             </w:r>
           </w:p>
         </w:tc>
@@ -3424,7 +5584,7 @@
                 <w:color w:val="16A34A"/>
                 <w:sz w:val="16"/>
               </w:rPr>
-              <w:t>s00q27, s01q03a, s01q03b, s01q03c, s01q00b</w:t>
+              <w:t>—</w:t>
             </w:r>
           </w:p>
         </w:tc>
@@ -3455,7 +5615,7 @@
                 <w:i w:val="0"/>
                 <w:sz w:val="17"/>
               </w:rPr>
-              <w:t>Les informations sur l'acte de naissance (ni Jours, ni mois et ni années) de  FALLOU SARR  manquent, s'il vous plait pouvez-vous fournir d'effort pour avoir ces informations.</w:t>
+              <w:t>Attention ! La dépense du répas pris à l'extérieur de FARBA FALL (3700 Fcfa) au cours de 7 derniers jours est relativement élevé.</w:t>
             </w:r>
           </w:p>
         </w:tc>
@@ -3488,7 +5648,7 @@
                 <w:i w:val="0"/>
                 <w:sz w:val="16"/>
               </w:rPr>
-              <w:t>S01</w:t>
+              <w:t>S07</w:t>
               <w:br/>
             </w:r>
             <w:r>
@@ -3498,7 +5658,7 @@
                 <w:color w:val="64748B"/>
                 <w:sz w:val="14"/>
               </w:rPr>
-              <w:t>Démographie</w:t>
+              <w:t>Consommation alimentaire</w:t>
             </w:r>
           </w:p>
         </w:tc>
@@ -3514,7 +5674,7 @@
                 <w:color w:val="16A34A"/>
                 <w:sz w:val="16"/>
               </w:rPr>
-              <w:t>s01q00</w:t>
+              <w:t>—</w:t>
             </w:r>
           </w:p>
         </w:tc>
@@ -3545,7 +5705,7 @@
                 <w:i w:val="0"/>
                 <w:sz w:val="17"/>
               </w:rPr>
-              <w:t>Attention ! Vous avez déclaré en s01q00 que le répondant est la personne elle-même, or FALLOU SARR est trop jeune (9 ans) pour fournir des informations correctes.</w:t>
+              <w:t>prière de corriger ou de confirmer avec le QG.</w:t>
             </w:r>
           </w:p>
         </w:tc>
@@ -3578,7 +5738,7 @@
                 <w:i w:val="0"/>
                 <w:sz w:val="16"/>
               </w:rPr>
-              <w:t>S01</w:t>
+              <w:t>S07</w:t>
               <w:br/>
             </w:r>
             <w:r>
@@ -3588,7 +5748,7 @@
                 <w:color w:val="64748B"/>
                 <w:sz w:val="14"/>
               </w:rPr>
-              <w:t>Démographie</w:t>
+              <w:t>Consommation alimentaire</w:t>
             </w:r>
           </w:p>
         </w:tc>
@@ -3604,7 +5764,7 @@
                 <w:color w:val="16A34A"/>
                 <w:sz w:val="16"/>
               </w:rPr>
-              <w:t>—</w:t>
+              <w:t>s07bq07a, s07bq07b, s07bq07c, s07bq08</w:t>
             </w:r>
           </w:p>
         </w:tc>
@@ -3635,7 +5795,7 @@
                 <w:i w:val="0"/>
                 <w:sz w:val="17"/>
               </w:rPr>
-              <w:t>Prière de refaire la section 1 pour FALLOU SARR en demandant à un adulte de répondre aux questions à sa place.</w:t>
+              <w:t>Le prix d'achat unitaire (16666.67 Fcfa) de Poivre en Kg de taille taille unique prière de regarder les reponses prises dans les questions s07bq07a s07bq07b s07bq07c s07bq08 pour mieux corriger.</w:t>
             </w:r>
           </w:p>
         </w:tc>
@@ -3668,7 +5828,7 @@
                 <w:i w:val="0"/>
                 <w:sz w:val="16"/>
               </w:rPr>
-              <w:t>S01</w:t>
+              <w:t>S07</w:t>
               <w:br/>
             </w:r>
             <w:r>
@@ -3678,7 +5838,7 @@
                 <w:color w:val="64748B"/>
                 <w:sz w:val="14"/>
               </w:rPr>
-              <w:t>Démographie</w:t>
+              <w:t>Consommation alimentaire</w:t>
             </w:r>
           </w:p>
         </w:tc>
@@ -3694,7 +5854,7 @@
                 <w:color w:val="16A34A"/>
                 <w:sz w:val="16"/>
               </w:rPr>
-              <w:t>s00q27, s01q03a, s01q03b, s01q03c, s01q00b</w:t>
+              <w:t>—</w:t>
             </w:r>
           </w:p>
         </w:tc>
@@ -3725,7 +5885,7 @@
                 <w:i w:val="0"/>
                 <w:sz w:val="17"/>
               </w:rPr>
-              <w:t>Les informations sur l'acte de naissance (ni Jours, ni mois et ni années) de  NGONE FALL  manquent, s'il vous plait pouvez-vous fournir d'effort pour avoir ces informations.</w:t>
+              <w:t>Attention ! Soupçons de quantité anormale! Le ménage de FARBA FALL avec une taille de 20 personnes a consommé .12 Kg en taille unique de Poivre qui est relativement élevé comme consommation par rapport à la condition de vie des autres ménages de même taille dans cette zone.</w:t>
             </w:r>
           </w:p>
         </w:tc>
@@ -3758,7 +5918,7 @@
                 <w:i w:val="0"/>
                 <w:sz w:val="16"/>
               </w:rPr>
-              <w:t>S02</w:t>
+              <w:t>S07</w:t>
               <w:br/>
             </w:r>
             <w:r>
@@ -3768,7 +5928,7 @@
                 <w:color w:val="64748B"/>
                 <w:sz w:val="14"/>
               </w:rPr>
-              <w:t>Éducation</w:t>
+              <w:t>Consommation alimentaire</w:t>
             </w:r>
           </w:p>
         </w:tc>
@@ -3815,7 +5975,7 @@
                 <w:i w:val="0"/>
                 <w:sz w:val="17"/>
               </w:rPr>
-              <w:t>veuillez, s'il vous plait, confirmer les frais de scolarité ( 1500 FCFA) payée de BARA DIAGNE avec le QG ou apporter les corrections nécessaires.</w:t>
+              <w:t>Prière de corriger ou de confirmer avec le QG.</w:t>
             </w:r>
           </w:p>
         </w:tc>
@@ -3848,7 +6008,7 @@
                 <w:i w:val="0"/>
                 <w:sz w:val="16"/>
               </w:rPr>
-              <w:t>S02</w:t>
+              <w:t>S09</w:t>
               <w:br/>
             </w:r>
             <w:r>
@@ -3858,7 +6018,7 @@
                 <w:color w:val="64748B"/>
                 <w:sz w:val="14"/>
               </w:rPr>
-              <w:t>Éducation</w:t>
+              <w:t>Dépenses non alimentaires</w:t>
             </w:r>
           </w:p>
         </w:tc>
@@ -3905,7 +6065,7 @@
                 <w:i w:val="0"/>
                 <w:sz w:val="17"/>
               </w:rPr>
-              <w:t>veuillez, s'il vous plait, confirmer les frais de scolarité ( 1500 FCFA) payée de FALLOU FALL avec le QG ou apporter les corrections nécessaires.</w:t>
+              <w:t>Attention ! La dépense totale du ménage de FARBA FALL (10000 Fcfa) de la fête de Autre événement est relativement élevé.</w:t>
             </w:r>
           </w:p>
         </w:tc>
@@ -3938,7 +6098,7 @@
                 <w:i w:val="0"/>
                 <w:sz w:val="16"/>
               </w:rPr>
-              <w:t>S02</w:t>
+              <w:t>S09</w:t>
               <w:br/>
             </w:r>
             <w:r>
@@ -3948,7 +6108,7 @@
                 <w:color w:val="64748B"/>
                 <w:sz w:val="14"/>
               </w:rPr>
-              <w:t>Éducation</w:t>
+              <w:t>Dépenses non alimentaires</w:t>
             </w:r>
           </w:p>
         </w:tc>
@@ -3964,7 +6124,7 @@
                 <w:color w:val="16A34A"/>
                 <w:sz w:val="16"/>
               </w:rPr>
-              <w:t>s01q47__7, s02q24, s01q00b, s02q17_2, s02q15_2</w:t>
+              <w:t>—</w:t>
             </w:r>
           </w:p>
         </w:tc>
@@ -3995,7 +6155,7 @@
                 <w:i w:val="0"/>
                 <w:sz w:val="17"/>
               </w:rPr>
-              <w:t>Le montant des frais pour les cahiers et autres matériels scolaires pour l'année scolaire de FALLOU FALL qui fréquente 2ème année de Maternelle  est de 0 FCFA, FALLOU FALL a fait comment pour payer ces cahiers et autres matériels scolaires (SAC, stylo, craie, ardoise, crayon...) ? prière de corriger.</w:t>
+              <w:t>Prière de corriger ou de confirmer avec le QG.</w:t>
             </w:r>
           </w:p>
         </w:tc>
@@ -4028,7 +6188,7 @@
                 <w:i w:val="0"/>
                 <w:sz w:val="16"/>
               </w:rPr>
-              <w:t>S02</w:t>
+              <w:t>S09</w:t>
               <w:br/>
             </w:r>
             <w:r>
@@ -4038,7 +6198,7 @@
                 <w:color w:val="64748B"/>
                 <w:sz w:val="14"/>
               </w:rPr>
-              <w:t>Éducation</w:t>
+              <w:t>Dépenses non alimentaires</w:t>
             </w:r>
           </w:p>
         </w:tc>
@@ -4085,7 +6245,7 @@
                 <w:i w:val="0"/>
                 <w:sz w:val="17"/>
               </w:rPr>
-              <w:t>veuillez, s'il vous plait, confirmer les frais de scolarité ( 1500 FCFA) payée de FALLOU SARR avec le QG ou apporter les corrections nécessaires.</w:t>
+              <w:t>Attention ! La dépense totale du ménage de FARBA FALL (187500 Fcfa) de la fête de Baptêmes est relativement élevé.</w:t>
             </w:r>
           </w:p>
         </w:tc>
@@ -4118,7 +6278,7 @@
                 <w:i w:val="0"/>
                 <w:sz w:val="16"/>
               </w:rPr>
-              <w:t>S02</w:t>
+              <w:t>S09</w:t>
               <w:br/>
             </w:r>
             <w:r>
@@ -4128,7 +6288,7 @@
                 <w:color w:val="64748B"/>
                 <w:sz w:val="14"/>
               </w:rPr>
-              <w:t>Éducation</w:t>
+              <w:t>Dépenses non alimentaires</w:t>
             </w:r>
           </w:p>
         </w:tc>
@@ -4175,7 +6335,7 @@
                 <w:i w:val="0"/>
                 <w:sz w:val="17"/>
               </w:rPr>
-              <w:t>veuillez, s'il vous plait, confirmer les frais de scolarité ( 1500 FCFA) payée de SERIGNE MBACKE FALL.</w:t>
+              <w:t>Attention ! La dépense du ménage de FARBA FALL (3000 Fcfa) au cours de 7 derniers jours de Transport urbain/rural en moto-taxi est relativement élevé.</w:t>
             </w:r>
           </w:p>
         </w:tc>
@@ -4208,7 +6368,7 @@
                 <w:i w:val="0"/>
                 <w:sz w:val="16"/>
               </w:rPr>
-              <w:t>S02</w:t>
+              <w:t>S09</w:t>
               <w:br/>
             </w:r>
             <w:r>
@@ -4218,7 +6378,7 @@
                 <w:color w:val="64748B"/>
                 <w:sz w:val="14"/>
               </w:rPr>
-              <w:t>Éducation</w:t>
+              <w:t>Dépenses non alimentaires</w:t>
             </w:r>
           </w:p>
         </w:tc>
@@ -4265,7 +6425,7 @@
                 <w:i w:val="0"/>
                 <w:sz w:val="17"/>
               </w:rPr>
-              <w:t>avec le QG ou apporter les corrections nécessaires.</w:t>
+              <w:t>Prière de corriger ou de confirmer avec le QG.</w:t>
             </w:r>
           </w:p>
         </w:tc>
@@ -4298,7 +6458,7 @@
                 <w:i w:val="0"/>
                 <w:sz w:val="16"/>
               </w:rPr>
-              <w:t>S02</w:t>
+              <w:t>S09</w:t>
               <w:br/>
             </w:r>
             <w:r>
@@ -4308,7 +6468,7 @@
                 <w:color w:val="64748B"/>
                 <w:sz w:val="14"/>
               </w:rPr>
-              <w:t>Éducation</w:t>
+              <w:t>Dépenses non alimentaires</w:t>
             </w:r>
           </w:p>
         </w:tc>
@@ -4355,7 +6515,7 @@
                 <w:i w:val="0"/>
                 <w:sz w:val="17"/>
               </w:rPr>
-              <w:t>veuillez, s'il vous plait, confirmer les frais de scolarité ( 5000 FCFA) payée de DABA FALL avec le QG ou apporter les corrections nécessaires.</w:t>
+              <w:t>Attention ! La dépense du ménage de FARBA FALL (3000 Fcfa) au cours de 30 derniers jours de Gaz domestique 6 kilogrammes est relativement élevé.</w:t>
             </w:r>
           </w:p>
         </w:tc>
@@ -4388,7 +6548,7 @@
                 <w:i w:val="0"/>
                 <w:sz w:val="16"/>
               </w:rPr>
-              <w:t>S02</w:t>
+              <w:t>S09</w:t>
               <w:br/>
             </w:r>
             <w:r>
@@ -4398,7 +6558,7 @@
                 <w:color w:val="64748B"/>
                 <w:sz w:val="14"/>
               </w:rPr>
-              <w:t>Éducation</w:t>
+              <w:t>Dépenses non alimentaires</w:t>
             </w:r>
           </w:p>
         </w:tc>
@@ -4445,7 +6605,7 @@
                 <w:i w:val="0"/>
                 <w:sz w:val="17"/>
               </w:rPr>
-              <w:t>veuillez, s'il vous plait, confirmer les frais de scolarité ( 5000 FCFA) payée de DIOUMA FALL avec le QG ou apporter les corrections nécessaires.</w:t>
+              <w:t>Prière de corriger ou de confirmer avec le QG.</w:t>
             </w:r>
           </w:p>
         </w:tc>
@@ -4478,7 +6638,7 @@
                 <w:i w:val="0"/>
                 <w:sz w:val="16"/>
               </w:rPr>
-              <w:t>S02</w:t>
+              <w:t>S09</w:t>
               <w:br/>
             </w:r>
             <w:r>
@@ -4488,7 +6648,7 @@
                 <w:color w:val="64748B"/>
                 <w:sz w:val="14"/>
               </w:rPr>
-              <w:t>Éducation</w:t>
+              <w:t>Dépenses non alimentaires</w:t>
             </w:r>
           </w:p>
         </w:tc>
@@ -4535,7 +6695,7 @@
                 <w:i w:val="0"/>
                 <w:sz w:val="17"/>
               </w:rPr>
-              <w:t>veuillez, s'il vous plait, confirmer les frais de scolarité ( 5000 FCFA) payée de NDIOGOU FALL avec le QG ou apporter les corrections nécessaires.</w:t>
+              <w:t>Peu plausible! le montant de la dépense pour  Savon de ménage, lessive en poudre, détergents (eau de javel, etc.</w:t>
             </w:r>
           </w:p>
         </w:tc>
@@ -4568,7 +6728,7 @@
                 <w:i w:val="0"/>
                 <w:sz w:val="16"/>
               </w:rPr>
-              <w:t>S02</w:t>
+              <w:t>S09</w:t>
               <w:br/>
             </w:r>
             <w:r>
@@ -4578,7 +6738,7 @@
                 <w:color w:val="64748B"/>
                 <w:sz w:val="14"/>
               </w:rPr>
-              <w:t>Éducation</w:t>
+              <w:t>Dépenses non alimentaires</w:t>
             </w:r>
           </w:p>
         </w:tc>
@@ -4625,7 +6785,7 @@
                 <w:i w:val="0"/>
                 <w:sz w:val="17"/>
               </w:rPr>
-              <w:t>veuillez, s'il vous plait, confirmer les frais de scolarité ( 1500 FCFA) payée de FALLOU FALL MBENE avec le QG ou apporter les corrections nécessaires.</w:t>
+              <w:t>) semble trop élevé.</w:t>
             </w:r>
           </w:p>
         </w:tc>
@@ -4658,7 +6818,7 @@
                 <w:i w:val="0"/>
                 <w:sz w:val="16"/>
               </w:rPr>
-              <w:t>S02</w:t>
+              <w:t>S09</w:t>
               <w:br/>
             </w:r>
             <w:r>
@@ -4668,7 +6828,7 @@
                 <w:color w:val="64748B"/>
                 <w:sz w:val="14"/>
               </w:rPr>
-              <w:t>Éducation</w:t>
+              <w:t>Dépenses non alimentaires</w:t>
             </w:r>
           </w:p>
         </w:tc>
@@ -4715,7 +6875,7 @@
                 <w:i w:val="0"/>
                 <w:sz w:val="17"/>
               </w:rPr>
-              <w:t>veuillez, s'il vous plait, confirmer les frais de scolarité ( 1500 FCFA) payée de NGONE FALL avec le QG ou apporter les corrections nécessaires.</w:t>
+              <w:t>Veuillez, s'il vous plaît, confirmer cette information avec le QG ou la corriger.</w:t>
             </w:r>
           </w:p>
         </w:tc>
@@ -4748,7 +6908,7 @@
                 <w:i w:val="0"/>
                 <w:sz w:val="16"/>
               </w:rPr>
-              <w:t>S02</w:t>
+              <w:t>S09</w:t>
               <w:br/>
             </w:r>
             <w:r>
@@ -4758,7 +6918,7 @@
                 <w:color w:val="64748B"/>
                 <w:sz w:val="14"/>
               </w:rPr>
-              <w:t>Éducation</w:t>
+              <w:t>Dépenses non alimentaires</w:t>
             </w:r>
           </w:p>
         </w:tc>
@@ -4805,7 +6965,7 @@
                 <w:i w:val="0"/>
                 <w:sz w:val="17"/>
               </w:rPr>
-              <w:t>Prière de vous adresser à ELKHADJI TINE pour avoir l'année exacte.</w:t>
+              <w:t>Attention ! La dépense du ménage de FARBA FALL (1000 Fcfa) au cours de 3 derniers mois de Transport inter-localité à traction animale est relativement élevé.</w:t>
             </w:r>
           </w:p>
         </w:tc>
@@ -4838,7 +6998,7 @@
                 <w:i w:val="0"/>
                 <w:sz w:val="16"/>
               </w:rPr>
-              <w:t>S02</w:t>
+              <w:t>S09</w:t>
               <w:br/>
             </w:r>
             <w:r>
@@ -4848,7 +7008,7 @@
                 <w:color w:val="64748B"/>
                 <w:sz w:val="14"/>
               </w:rPr>
-              <w:t>Éducation</w:t>
+              <w:t>Dépenses non alimentaires</w:t>
             </w:r>
           </w:p>
         </w:tc>
@@ -4895,7 +7055,7 @@
                 <w:i w:val="0"/>
                 <w:sz w:val="17"/>
               </w:rPr>
-              <w:t>Prière de vous adresser à FARBA FALL pour avoir l'année exacte.</w:t>
+              <w:t>Prière de corriger ou de confirmer avec le QG.</w:t>
             </w:r>
           </w:p>
         </w:tc>
@@ -4928,7 +7088,7 @@
                 <w:i w:val="0"/>
                 <w:sz w:val="16"/>
               </w:rPr>
-              <w:t>S02</w:t>
+              <w:t>S09</w:t>
               <w:br/>
             </w:r>
             <w:r>
@@ -4938,7 +7098,7 @@
                 <w:color w:val="64748B"/>
                 <w:sz w:val="14"/>
               </w:rPr>
-              <w:t>Éducation</w:t>
+              <w:t>Dépenses non alimentaires</w:t>
             </w:r>
           </w:p>
         </w:tc>
@@ -4985,7 +7145,7 @@
                 <w:i w:val="0"/>
                 <w:sz w:val="17"/>
               </w:rPr>
-              <w:t>Prière de vous adresser à MAME DIARRA NGING pour avoir l'année exacte.</w:t>
+              <w:t>Attention ! La dépense du ménage de FARBA FALL (500 Fcfa) au cours de 3 derniers mois de Brosse à dents est relativement élevé.</w:t>
             </w:r>
           </w:p>
         </w:tc>
@@ -5018,7 +7178,7 @@
                 <w:i w:val="0"/>
                 <w:sz w:val="16"/>
               </w:rPr>
-              <w:t>S03</w:t>
+              <w:t>S09</w:t>
               <w:br/>
             </w:r>
             <w:r>
@@ -5028,7 +7188,7 @@
                 <w:color w:val="64748B"/>
                 <w:sz w:val="14"/>
               </w:rPr>
-              <w:t>Santé</w:t>
+              <w:t>Dépenses non alimentaires</w:t>
             </w:r>
           </w:p>
         </w:tc>
@@ -5044,7 +7204,7 @@
                 <w:color w:val="16A34A"/>
                 <w:sz w:val="16"/>
               </w:rPr>
-              <w:t>s00q07a, s01q54a, s01q54b, s02q20, s02q21, s03q53, s01q00b</w:t>
+              <w:t>—</w:t>
             </w:r>
           </w:p>
         </w:tc>
@@ -5075,7 +7235,7 @@
                 <w:i w:val="0"/>
                 <w:sz w:val="17"/>
               </w:rPr>
-              <w:t>Le montant(35000 FCFA) des dépenses pour chaque visite prénatale de MBENE GUEYE semble faible (voir nul) ou élevé, prière de corriger.</w:t>
+              <w:t>Attention ! La dépense du ménage de FARBA FALL (24000 Fcfa) au cours de 6 derniers mois de Parfums est relativement élevé.</w:t>
             </w:r>
           </w:p>
         </w:tc>
@@ -5108,7 +7268,7 @@
                 <w:i w:val="0"/>
                 <w:sz w:val="16"/>
               </w:rPr>
-              <w:t>S04</w:t>
+              <w:t>S09</w:t>
               <w:br/>
             </w:r>
             <w:r>
@@ -5118,7 +7278,7 @@
                 <w:color w:val="64748B"/>
                 <w:sz w:val="14"/>
               </w:rPr>
-              <w:t>Emploi</w:t>
+              <w:t>Dépenses non alimentaires</w:t>
             </w:r>
           </w:p>
         </w:tc>
@@ -5134,7 +7294,7 @@
                 <w:color w:val="16A34A"/>
                 <w:sz w:val="16"/>
               </w:rPr>
-              <w:t>s03q10__10, s04q18, s01q00b, s04q18_autre</w:t>
+              <w:t>—</w:t>
             </w:r>
           </w:p>
         </w:tc>
@@ -5165,7 +7325,7 @@
                 <w:i w:val="0"/>
                 <w:sz w:val="17"/>
               </w:rPr>
-              <w:t>La raison pourquoi BARA DIAGNE n'a pas travaillé au cours des 7 derniers jours est traveaux champêtre et semble avoir un emploi ou exister dans les modalités, prière de de bien regarder l'emploi BARA DIAGNE  ou de prendre attache avec le QG pour plus d'explication afin de la classer bien.</w:t>
+              <w:t>Prière de corriger ou de confirmer avec le QG.</w:t>
             </w:r>
           </w:p>
         </w:tc>
@@ -5198,7 +7358,7 @@
                 <w:i w:val="0"/>
                 <w:sz w:val="16"/>
               </w:rPr>
-              <w:t>S04</w:t>
+              <w:t>S09</w:t>
               <w:br/>
             </w:r>
             <w:r>
@@ -5208,7 +7368,7 @@
                 <w:color w:val="64748B"/>
                 <w:sz w:val="14"/>
               </w:rPr>
-              <w:t>Emploi</w:t>
+              <w:t>Dépenses non alimentaires</w:t>
             </w:r>
           </w:p>
         </w:tc>
@@ -5224,7 +7384,7 @@
                 <w:color w:val="16A34A"/>
                 <w:sz w:val="16"/>
               </w:rPr>
-              <w:t>s03q10__10, s04q18, s01q00b, s04q18_autre</w:t>
+              <w:t>—</w:t>
             </w:r>
           </w:p>
         </w:tc>
@@ -5255,7 +7415,7 @@
                 <w:i w:val="0"/>
                 <w:sz w:val="17"/>
               </w:rPr>
-              <w:t>La raison pourquoi DABA FALL n'a pas travaillé au cours des 7 derniers jours est traveaux saissonnier et semble avoir un emploi ou exister dans les modalités, prière de de bien regarder l'emploi DABA FALL  ou de prendre attache avec le QG pour plus d'explication afin de la classer bien.</w:t>
+              <w:t>Attention ! La dépense du ménage de FARBA FALL (36500 Fcfa) au cours de 6 derniers mois de Frais de confection et de réparation de vêtements femme: robe, pantalon, jupe, ensemble, réparation, location, etc.</w:t>
             </w:r>
           </w:p>
         </w:tc>
@@ -5288,7 +7448,7 @@
                 <w:i w:val="0"/>
                 <w:sz w:val="16"/>
               </w:rPr>
-              <w:t>S04</w:t>
+              <w:t>S09</w:t>
               <w:br/>
             </w:r>
             <w:r>
@@ -5298,7 +7458,7 @@
                 <w:color w:val="64748B"/>
                 <w:sz w:val="14"/>
               </w:rPr>
-              <w:t>Emploi</w:t>
+              <w:t>Dépenses non alimentaires</w:t>
             </w:r>
           </w:p>
         </w:tc>
@@ -5314,7 +7474,7 @@
                 <w:color w:val="16A34A"/>
                 <w:sz w:val="16"/>
               </w:rPr>
-              <w:t>s03q10__10, s04q18, s01q00b, s04q18_autre</w:t>
+              <w:t>—</w:t>
             </w:r>
           </w:p>
         </w:tc>
@@ -5345,7 +7505,7 @@
                 <w:i w:val="0"/>
                 <w:sz w:val="17"/>
               </w:rPr>
-              <w:t>La raison pourquoi DIOUMA FALL n'a pas travaillé au cours des 7 derniers jours est traveaux champetre et semble avoir un emploi ou exister dans les modalités, prière de de bien regarder l'emploi DIOUMA FALL  ou de prendre attache avec le QG pour plus d'explication afin de la classer bien.</w:t>
+              <w:t>est relativement élevé.</w:t>
             </w:r>
           </w:p>
         </w:tc>
@@ -5378,7 +7538,7 @@
                 <w:i w:val="0"/>
                 <w:sz w:val="16"/>
               </w:rPr>
-              <w:t>S04</w:t>
+              <w:t>S09</w:t>
               <w:br/>
             </w:r>
             <w:r>
@@ -5388,7 +7548,7 @@
                 <w:color w:val="64748B"/>
                 <w:sz w:val="14"/>
               </w:rPr>
-              <w:t>Emploi</w:t>
+              <w:t>Dépenses non alimentaires</w:t>
             </w:r>
           </w:p>
         </w:tc>
@@ -5404,7 +7564,7 @@
                 <w:color w:val="16A34A"/>
                 <w:sz w:val="16"/>
               </w:rPr>
-              <w:t>s03q10__10, s04q18, s01q00b, s04q18_autre</w:t>
+              <w:t>—</w:t>
             </w:r>
           </w:p>
         </w:tc>
@@ -5435,7 +7595,7 @@
                 <w:i w:val="0"/>
                 <w:sz w:val="17"/>
               </w:rPr>
-              <w:t>La raison pourquoi FALLOU FALL MBENE n'a pas travaillé au cours des 7 derniers jours est traveaux champêtre et semble avoir un emploi ou exister dans les modalités, prière de de bien regarder l'emploi FALLOU FALL MBENE  ou de prendre attache avec le QG pour plus d'explication afin de la classer bien.</w:t>
+              <w:t>Attention ! La dépense du ménage de FARBA FALL (9000 Fcfa) au cours de 12 derniers mois de Autres ustensiles de ménage: seau, bouilloire, biberon, poubelle, tasses, cafétière non électrique, théière, calebasse, louche, jarre, canari, mortier, pilon, etc est relativement élevé.</w:t>
             </w:r>
           </w:p>
         </w:tc>
@@ -5468,7 +7628,7 @@
                 <w:i w:val="0"/>
                 <w:sz w:val="16"/>
               </w:rPr>
-              <w:t>S04</w:t>
+              <w:t>S09</w:t>
               <w:br/>
             </w:r>
             <w:r>
@@ -5478,7 +7638,7 @@
                 <w:color w:val="64748B"/>
                 <w:sz w:val="14"/>
               </w:rPr>
-              <w:t>Emploi</w:t>
+              <w:t>Dépenses non alimentaires</w:t>
             </w:r>
           </w:p>
         </w:tc>
@@ -5494,7 +7654,7 @@
                 <w:color w:val="16A34A"/>
                 <w:sz w:val="16"/>
               </w:rPr>
-              <w:t>s03q10__10, s04q18, s01q00b, s04q18_autre</w:t>
+              <w:t>—</w:t>
             </w:r>
           </w:p>
         </w:tc>
@@ -5525,7 +7685,7 @@
                 <w:i w:val="0"/>
                 <w:sz w:val="17"/>
               </w:rPr>
-              <w:t>La raison pourquoi FALLOU FALL n'a pas travaillé au cours des 7 derniers jours est traveaux saissonnier et semble avoir un emploi ou exister dans les modalités, prière de de bien regarder l'emploi FALLOU FALL  ou de prendre attache avec le QG pour plus d'explication afin de la classer bien.</w:t>
+              <w:t>Prière de corriger ou de confirmer avec le QG.</w:t>
             </w:r>
           </w:p>
         </w:tc>
@@ -5558,7 +7718,7 @@
                 <w:i w:val="0"/>
                 <w:sz w:val="16"/>
               </w:rPr>
-              <w:t>S04</w:t>
+              <w:t>S10</w:t>
               <w:br/>
             </w:r>
             <w:r>
@@ -5568,7 +7728,7 @@
                 <w:color w:val="64748B"/>
                 <w:sz w:val="14"/>
               </w:rPr>
-              <w:t>Emploi</w:t>
+              <w:t>Logement</w:t>
             </w:r>
           </w:p>
         </w:tc>
@@ -5584,7 +7744,7 @@
                 <w:color w:val="16A34A"/>
                 <w:sz w:val="16"/>
               </w:rPr>
-              <w:t>s03q10__10, s04q18, s01q00b, s04q18_autre</w:t>
+              <w:t>s01q23, s01q00b, s01q23_autre</w:t>
             </w:r>
           </w:p>
         </w:tc>
@@ -5615,7 +7775,7 @@
                 <w:i w:val="0"/>
                 <w:sz w:val="17"/>
               </w:rPr>
-              <w:t>La raison pourquoi FALLOU SARR n'a pas travaillé au cours des 7 derniers jours est traveaux saissonnier et semble avoir un emploi ou exister dans les modalités, prière de de bien regarder l'emploi FALLOU SARR  ou de prendre attache avec le QG pour plus d'explication afin de la classer bien.</w:t>
+              <w:t>La raison pourquoi charretier n'a pas fonctionné tout le temps au cours des 12 derniers mois est il travail dans les champspendant l’hivernage et semble exister dans les modalités, prière de prendre attache avec le QG pour plus d'explication afin de la classer bien.</w:t>
             </w:r>
           </w:p>
         </w:tc>
@@ -5648,7 +7808,7 @@
                 <w:i w:val="0"/>
                 <w:sz w:val="16"/>
               </w:rPr>
-              <w:t>S04</w:t>
+              <w:t>S11</w:t>
               <w:br/>
             </w:r>
             <w:r>
@@ -5658,7 +7818,7 @@
                 <w:color w:val="64748B"/>
                 <w:sz w:val="14"/>
               </w:rPr>
-              <w:t>Emploi</w:t>
+              <w:t>Logement / cadre de vie</w:t>
             </w:r>
           </w:p>
         </w:tc>
@@ -5674,7 +7834,7 @@
                 <w:color w:val="16A34A"/>
                 <w:sz w:val="16"/>
               </w:rPr>
-              <w:t>s03q10__10, s04q18, s01q00b, s04q18_autre</w:t>
+              <w:t>s00q11, s01q03b, s01q04b, s02q01__1, s02q02__1, s02q03__1, s02q04, s02q15</w:t>
             </w:r>
           </w:p>
         </w:tc>
@@ -5705,7 +7865,7 @@
                 <w:i w:val="0"/>
                 <w:sz w:val="17"/>
               </w:rPr>
-              <w:t>La raison pourquoi MAME DIARRA NGING n'a pas travaillé au cours des 7 derniers jours est traveaux saissonnier et semble avoir un emploi ou exister dans les modalités, prière de de bien regarder l'emploi MAME DIARRA NGING  ou de prendre attache avec le QG pour plus d'explication afin de la classer bien.</w:t>
+              <w:t>Le montant (300000 FCFA) du loyer mensuel payé pour un logement comme le votre (Maison Basse) dans ce village/quartier est trop élevé, Veuillez s'il vous plaît corriger cette information.</w:t>
             </w:r>
           </w:p>
         </w:tc>
@@ -5738,7 +7898,7 @@
                 <w:i w:val="0"/>
                 <w:sz w:val="16"/>
               </w:rPr>
-              <w:t>S04</w:t>
+              <w:t>S12</w:t>
               <w:br/>
             </w:r>
             <w:r>
@@ -5748,7 +7908,7 @@
                 <w:color w:val="64748B"/>
                 <w:sz w:val="14"/>
               </w:rPr>
-              <w:t>Emploi</w:t>
+              <w:t>Avoirs / biens durables</w:t>
             </w:r>
           </w:p>
         </w:tc>
@@ -5764,7 +7924,7 @@
                 <w:color w:val="16A34A"/>
                 <w:sz w:val="16"/>
               </w:rPr>
-              <w:t>s03q10__10, s04q18, s01q00b, s04q18_autre</w:t>
+              <w:t>—</w:t>
             </w:r>
           </w:p>
         </w:tc>
@@ -5795,7 +7955,7 @@
                 <w:i w:val="0"/>
                 <w:sz w:val="17"/>
               </w:rPr>
-              <w:t>La raison pourquoi MBENE GUEYE n'a pas travaillé au cours des 7 derniers jours est traveaux saissonnier et semble avoir un emploi ou exister dans les modalités, prière de de bien regarder l'emploi MBENE GUEYE  ou de prendre attache avec le QG pour plus d'explication afin de la classer bien.</w:t>
+              <w:t>Attention ! Matelas simple a été achété à 200000 Fcfa est relativement élevé par rapport aux autres prix d'achat observés dans cette zone.</w:t>
             </w:r>
           </w:p>
         </w:tc>
@@ -5828,7 +7988,7 @@
                 <w:i w:val="0"/>
                 <w:sz w:val="16"/>
               </w:rPr>
-              <w:t>S04</w:t>
+              <w:t>S12</w:t>
               <w:br/>
             </w:r>
             <w:r>
@@ -5838,7 +7998,7 @@
                 <w:color w:val="64748B"/>
                 <w:sz w:val="14"/>
               </w:rPr>
-              <w:t>Emploi</w:t>
+              <w:t>Avoirs / biens durables</w:t>
             </w:r>
           </w:p>
         </w:tc>
@@ -5854,7 +8014,7 @@
                 <w:color w:val="16A34A"/>
                 <w:sz w:val="16"/>
               </w:rPr>
-              <w:t>s03q10__10, s04q18, s01q00b, s04q18_autre</w:t>
+              <w:t>—</w:t>
             </w:r>
           </w:p>
         </w:tc>
@@ -5885,7 +8045,7 @@
                 <w:i w:val="0"/>
                 <w:sz w:val="17"/>
               </w:rPr>
-              <w:t>La raison pourquoi NGONE FALL n'a pas travaillé au cours des 7 derniers jours est traveaux saissonnier et semble avoir un emploi ou exister dans les modalités, prière de de bien regarder l'emploi NGONE FALL  ou de prendre attache avec le QG pour plus d'explication afin de la classer bien.</w:t>
+              <w:t>Prière de corriger ou de confirmer avec le QG.</w:t>
             </w:r>
           </w:p>
         </w:tc>
@@ -5918,7 +8078,7 @@
                 <w:i w:val="0"/>
                 <w:sz w:val="16"/>
               </w:rPr>
-              <w:t>S04</w:t>
+              <w:t>S12</w:t>
               <w:br/>
             </w:r>
             <w:r>
@@ -5928,7 +8088,7 @@
                 <w:color w:val="64748B"/>
                 <w:sz w:val="14"/>
               </w:rPr>
-              <w:t>Emploi</w:t>
+              <w:t>Avoirs / biens durables</w:t>
             </w:r>
           </w:p>
         </w:tc>
@@ -5975,7 +8135,7 @@
                 <w:i w:val="0"/>
                 <w:sz w:val="17"/>
               </w:rPr>
-              <w:t>La raison pourquoi SERIGNE MBACKE FALL.</w:t>
+              <w:t>Attention ! Matelas simple a été revendu à 150000 Fcfa qui est relativement élevé par rapport aux autres prix de revente observés dans cette zone.</w:t>
             </w:r>
           </w:p>
         </w:tc>
@@ -6008,7 +8168,7 @@
                 <w:i w:val="0"/>
                 <w:sz w:val="16"/>
               </w:rPr>
-              <w:t>S04</w:t>
+              <w:t>S12</w:t>
               <w:br/>
             </w:r>
             <w:r>
@@ -6018,7 +8178,7 @@
                 <w:color w:val="64748B"/>
                 <w:sz w:val="14"/>
               </w:rPr>
-              <w:t>Emploi</w:t>
+              <w:t>Avoirs / biens durables</w:t>
             </w:r>
           </w:p>
         </w:tc>
@@ -6034,7 +8194,7 @@
                 <w:color w:val="16A34A"/>
                 <w:sz w:val="16"/>
               </w:rPr>
-              <w:t>s03q10__10, s04q18, s01q00b, s04q18_autre</w:t>
+              <w:t>—</w:t>
             </w:r>
           </w:p>
         </w:tc>
@@ -6065,3607 +8225,7 @@
                 <w:i w:val="0"/>
                 <w:sz w:val="17"/>
               </w:rPr>
-              <w:t>n'a pas travaillé au cours des 7 derniers jours est traveaux saissonnier et semble avoir un emploi ou exister dans les modalités, prière de de bien regarder l'emploi SERIGNE MBACKE FALL.</w:t>
-            </w:r>
-          </w:p>
-        </w:tc>
-      </w:tr>
-      <w:tr>
-        <w:tc>
-          <w:tcPr>
-            <w:tcW w:type="dxa" w:w="964"/>
-          </w:tcPr>
-          <w:p>
-            <w:r>
-              <w:rPr>
-                <w:b/>
-                <w:i w:val="0"/>
-                <w:color w:val="EA580C"/>
-                <w:sz w:val="16"/>
-              </w:rPr>
-              <w:t>Moyenne</w:t>
-            </w:r>
-          </w:p>
-        </w:tc>
-        <w:tc>
-          <w:tcPr>
-            <w:tcW w:type="dxa" w:w="1247"/>
-          </w:tcPr>
-          <w:p>
-            <w:r>
-              <w:rPr>
-                <w:b/>
-                <w:i w:val="0"/>
-                <w:sz w:val="16"/>
-              </w:rPr>
-              <w:t>S04</w:t>
-              <w:br/>
-            </w:r>
-            <w:r>
-              <w:rPr>
-                <w:b w:val="0"/>
-                <w:i w:val="0"/>
-                <w:color w:val="64748B"/>
-                <w:sz w:val="14"/>
-              </w:rPr>
-              <w:t>Emploi</w:t>
-            </w:r>
-          </w:p>
-        </w:tc>
-        <w:tc>
-          <w:tcPr>
-            <w:tcW w:type="dxa" w:w="1531"/>
-          </w:tcPr>
-          <w:p>
-            <w:r>
-              <w:rPr>
-                <w:b/>
-                <w:i w:val="0"/>
-                <w:color w:val="16A34A"/>
-                <w:sz w:val="16"/>
-              </w:rPr>
-              <w:t>—</w:t>
-            </w:r>
-          </w:p>
-        </w:tc>
-        <w:tc>
-          <w:tcPr>
-            <w:tcW w:type="dxa" w:w="1191"/>
-          </w:tcPr>
-          <w:p>
-            <w:r>
-              <w:rPr>
-                <w:b w:val="0"/>
-                <w:i w:val="0"/>
-                <w:color w:val="64748B"/>
-                <w:sz w:val="16"/>
-              </w:rPr>
-              <w:t>GT-CQ</w:t>
-            </w:r>
-          </w:p>
-        </w:tc>
-        <w:tc>
-          <w:tcPr>
-            <w:tcW w:type="dxa" w:w="4706"/>
-          </w:tcPr>
-          <w:p>
-            <w:r>
-              <w:rPr>
-                <w:b w:val="0"/>
-                <w:i w:val="0"/>
-                <w:sz w:val="17"/>
-              </w:rPr>
-              <w:t>ou de prendre attache avec le QG pour plus d'explication afin de la classer bien.</w:t>
-            </w:r>
-          </w:p>
-        </w:tc>
-      </w:tr>
-      <w:tr>
-        <w:tc>
-          <w:tcPr>
-            <w:tcW w:type="dxa" w:w="964"/>
-          </w:tcPr>
-          <w:p>
-            <w:r>
-              <w:rPr>
-                <w:b/>
-                <w:i w:val="0"/>
-                <w:color w:val="EA580C"/>
-                <w:sz w:val="16"/>
-              </w:rPr>
-              <w:t>Moyenne</w:t>
-            </w:r>
-          </w:p>
-        </w:tc>
-        <w:tc>
-          <w:tcPr>
-            <w:tcW w:type="dxa" w:w="1247"/>
-          </w:tcPr>
-          <w:p>
-            <w:r>
-              <w:rPr>
-                <w:b/>
-                <w:i w:val="0"/>
-                <w:sz w:val="16"/>
-              </w:rPr>
-              <w:t>S04</w:t>
-              <w:br/>
-            </w:r>
-            <w:r>
-              <w:rPr>
-                <w:b w:val="0"/>
-                <w:i w:val="0"/>
-                <w:color w:val="64748B"/>
-                <w:sz w:val="14"/>
-              </w:rPr>
-              <w:t>Emploi</w:t>
-            </w:r>
-          </w:p>
-        </w:tc>
-        <w:tc>
-          <w:tcPr>
-            <w:tcW w:type="dxa" w:w="1531"/>
-          </w:tcPr>
-          <w:p>
-            <w:r>
-              <w:rPr>
-                <w:b/>
-                <w:i w:val="0"/>
-                <w:color w:val="16A34A"/>
-                <w:sz w:val="16"/>
-              </w:rPr>
-              <w:t>s03q10__10, s04q18, s01q00b, s04q18_autre</w:t>
-            </w:r>
-          </w:p>
-        </w:tc>
-        <w:tc>
-          <w:tcPr>
-            <w:tcW w:type="dxa" w:w="1191"/>
-          </w:tcPr>
-          <w:p>
-            <w:r>
-              <w:rPr>
-                <w:b w:val="0"/>
-                <w:i w:val="0"/>
-                <w:color w:val="64748B"/>
-                <w:sz w:val="16"/>
-              </w:rPr>
-              <w:t>GT-CQ</w:t>
-            </w:r>
-          </w:p>
-        </w:tc>
-        <w:tc>
-          <w:tcPr>
-            <w:tcW w:type="dxa" w:w="4706"/>
-          </w:tcPr>
-          <w:p>
-            <w:r>
-              <w:rPr>
-                <w:b w:val="0"/>
-                <w:i w:val="0"/>
-                <w:sz w:val="17"/>
-              </w:rPr>
-              <w:t>La raison pourquoi NDIOGOU FALL n'a pas travaillé au cours des 7 derniers jours est traveaux champetre et semble avoir un emploi ou exister dans les modalités, prière de de bien regarder l'emploi NDIOGOU FALL  ou de prendre attache avec le QG pour plus d'explication afin de la classer bien.</w:t>
-            </w:r>
-          </w:p>
-        </w:tc>
-      </w:tr>
-      <w:tr>
-        <w:tc>
-          <w:tcPr>
-            <w:tcW w:type="dxa" w:w="964"/>
-          </w:tcPr>
-          <w:p>
-            <w:r>
-              <w:rPr>
-                <w:b/>
-                <w:i w:val="0"/>
-                <w:color w:val="EA580C"/>
-                <w:sz w:val="16"/>
-              </w:rPr>
-              <w:t>Moyenne</w:t>
-            </w:r>
-          </w:p>
-        </w:tc>
-        <w:tc>
-          <w:tcPr>
-            <w:tcW w:type="dxa" w:w="1247"/>
-          </w:tcPr>
-          <w:p>
-            <w:r>
-              <w:rPr>
-                <w:b/>
-                <w:i w:val="0"/>
-                <w:sz w:val="16"/>
-              </w:rPr>
-              <w:t>S04</w:t>
-              <w:br/>
-            </w:r>
-            <w:r>
-              <w:rPr>
-                <w:b w:val="0"/>
-                <w:i w:val="0"/>
-                <w:color w:val="64748B"/>
-                <w:sz w:val="14"/>
-              </w:rPr>
-              <w:t>Emploi</w:t>
-            </w:r>
-          </w:p>
-        </w:tc>
-        <w:tc>
-          <w:tcPr>
-            <w:tcW w:type="dxa" w:w="1531"/>
-          </w:tcPr>
-          <w:p>
-            <w:r>
-              <w:rPr>
-                <w:b/>
-                <w:i w:val="0"/>
-                <w:color w:val="16A34A"/>
-                <w:sz w:val="16"/>
-              </w:rPr>
-              <w:t>s04q46</w:t>
-            </w:r>
-          </w:p>
-        </w:tc>
-        <w:tc>
-          <w:tcPr>
-            <w:tcW w:type="dxa" w:w="1191"/>
-          </w:tcPr>
-          <w:p>
-            <w:r>
-              <w:rPr>
-                <w:b w:val="0"/>
-                <w:i w:val="0"/>
-                <w:color w:val="64748B"/>
-                <w:sz w:val="16"/>
-              </w:rPr>
-              <w:t>GT-CQ</w:t>
-            </w:r>
-          </w:p>
-        </w:tc>
-        <w:tc>
-          <w:tcPr>
-            <w:tcW w:type="dxa" w:w="4706"/>
-          </w:tcPr>
-          <w:p>
-            <w:r>
-              <w:rPr>
-                <w:b w:val="0"/>
-                <w:i w:val="0"/>
-                <w:sz w:val="17"/>
-              </w:rPr>
-              <w:t>evolue dans l'agriculture mais est  considéré comme salarié ou stagiaire/apprenti non renuméré, prière de revoir la question s04q46 et corriger.</w:t>
-            </w:r>
-          </w:p>
-        </w:tc>
-      </w:tr>
-      <w:tr>
-        <w:tc>
-          <w:tcPr>
-            <w:tcW w:type="dxa" w:w="964"/>
-          </w:tcPr>
-          <w:p>
-            <w:r>
-              <w:rPr>
-                <w:b/>
-                <w:i w:val="0"/>
-                <w:color w:val="EA580C"/>
-                <w:sz w:val="16"/>
-              </w:rPr>
-              <w:t>Moyenne</w:t>
-            </w:r>
-          </w:p>
-        </w:tc>
-        <w:tc>
-          <w:tcPr>
-            <w:tcW w:type="dxa" w:w="1247"/>
-          </w:tcPr>
-          <w:p>
-            <w:r>
-              <w:rPr>
-                <w:b/>
-                <w:i w:val="0"/>
-                <w:sz w:val="16"/>
-              </w:rPr>
-              <w:t>S04</w:t>
-              <w:br/>
-            </w:r>
-            <w:r>
-              <w:rPr>
-                <w:b w:val="0"/>
-                <w:i w:val="0"/>
-                <w:color w:val="64748B"/>
-                <w:sz w:val="14"/>
-              </w:rPr>
-              <w:t>Emploi</w:t>
-            </w:r>
-          </w:p>
-        </w:tc>
-        <w:tc>
-          <w:tcPr>
-            <w:tcW w:type="dxa" w:w="1531"/>
-          </w:tcPr>
-          <w:p>
-            <w:r>
-              <w:rPr>
-                <w:b/>
-                <w:i w:val="0"/>
-                <w:color w:val="16A34A"/>
-                <w:sz w:val="16"/>
-              </w:rPr>
-              <w:t>—</w:t>
-            </w:r>
-          </w:p>
-        </w:tc>
-        <w:tc>
-          <w:tcPr>
-            <w:tcW w:type="dxa" w:w="1191"/>
-          </w:tcPr>
-          <w:p>
-            <w:r>
-              <w:rPr>
-                <w:b w:val="0"/>
-                <w:i w:val="0"/>
-                <w:color w:val="64748B"/>
-                <w:sz w:val="16"/>
-              </w:rPr>
-              <w:t>GT-CQ</w:t>
-            </w:r>
-          </w:p>
-        </w:tc>
-        <w:tc>
-          <w:tcPr>
-            <w:tcW w:type="dxa" w:w="4706"/>
-          </w:tcPr>
-          <w:p>
-            <w:r>
-              <w:rPr>
-                <w:b w:val="0"/>
-                <w:i w:val="0"/>
-                <w:sz w:val="17"/>
-              </w:rPr>
-              <w:t>Veuillez, s'il vous plaît, confirmer cette information avec le QG ou la corriger.</w:t>
-            </w:r>
-          </w:p>
-        </w:tc>
-      </w:tr>
-      <w:tr>
-        <w:tc>
-          <w:tcPr>
-            <w:tcW w:type="dxa" w:w="964"/>
-          </w:tcPr>
-          <w:p>
-            <w:r>
-              <w:rPr>
-                <w:b/>
-                <w:i w:val="0"/>
-                <w:color w:val="EA580C"/>
-                <w:sz w:val="16"/>
-              </w:rPr>
-              <w:t>Moyenne</w:t>
-            </w:r>
-          </w:p>
-        </w:tc>
-        <w:tc>
-          <w:tcPr>
-            <w:tcW w:type="dxa" w:w="1247"/>
-          </w:tcPr>
-          <w:p>
-            <w:r>
-              <w:rPr>
-                <w:b/>
-                <w:i w:val="0"/>
-                <w:sz w:val="16"/>
-              </w:rPr>
-              <w:t>S04</w:t>
-              <w:br/>
-            </w:r>
-            <w:r>
-              <w:rPr>
-                <w:b w:val="0"/>
-                <w:i w:val="0"/>
-                <w:color w:val="64748B"/>
-                <w:sz w:val="14"/>
-              </w:rPr>
-              <w:t>Emploi</w:t>
-            </w:r>
-          </w:p>
-        </w:tc>
-        <w:tc>
-          <w:tcPr>
-            <w:tcW w:type="dxa" w:w="1531"/>
-          </w:tcPr>
-          <w:p>
-            <w:r>
-              <w:rPr>
-                <w:b/>
-                <w:i w:val="0"/>
-                <w:color w:val="16A34A"/>
-                <w:sz w:val="16"/>
-              </w:rPr>
-              <w:t>—</w:t>
-            </w:r>
-          </w:p>
-        </w:tc>
-        <w:tc>
-          <w:tcPr>
-            <w:tcW w:type="dxa" w:w="1191"/>
-          </w:tcPr>
-          <w:p>
-            <w:r>
-              <w:rPr>
-                <w:b w:val="0"/>
-                <w:i w:val="0"/>
-                <w:color w:val="64748B"/>
-                <w:sz w:val="16"/>
-              </w:rPr>
-              <w:t>GT-CQ</w:t>
-            </w:r>
-          </w:p>
-        </w:tc>
-        <w:tc>
-          <w:tcPr>
-            <w:tcW w:type="dxa" w:w="4706"/>
-          </w:tcPr>
-          <w:p>
-            <w:r>
-              <w:rPr>
-                <w:b w:val="0"/>
-                <w:i w:val="0"/>
-                <w:sz w:val="17"/>
-              </w:rPr>
-              <w:t>Attention ! Le nombre de jours que DABA DIAGNE a travaillés par mois semble être inférieur à 15.</w:t>
-            </w:r>
-          </w:p>
-        </w:tc>
-      </w:tr>
-      <w:tr>
-        <w:tc>
-          <w:tcPr>
-            <w:tcW w:type="dxa" w:w="964"/>
-          </w:tcPr>
-          <w:p>
-            <w:r>
-              <w:rPr>
-                <w:b/>
-                <w:i w:val="0"/>
-                <w:color w:val="EA580C"/>
-                <w:sz w:val="16"/>
-              </w:rPr>
-              <w:t>Moyenne</w:t>
-            </w:r>
-          </w:p>
-        </w:tc>
-        <w:tc>
-          <w:tcPr>
-            <w:tcW w:type="dxa" w:w="1247"/>
-          </w:tcPr>
-          <w:p>
-            <w:r>
-              <w:rPr>
-                <w:b/>
-                <w:i w:val="0"/>
-                <w:sz w:val="16"/>
-              </w:rPr>
-              <w:t>S04</w:t>
-              <w:br/>
-            </w:r>
-            <w:r>
-              <w:rPr>
-                <w:b w:val="0"/>
-                <w:i w:val="0"/>
-                <w:color w:val="64748B"/>
-                <w:sz w:val="14"/>
-              </w:rPr>
-              <w:t>Emploi</w:t>
-            </w:r>
-          </w:p>
-        </w:tc>
-        <w:tc>
-          <w:tcPr>
-            <w:tcW w:type="dxa" w:w="1531"/>
-          </w:tcPr>
-          <w:p>
-            <w:r>
-              <w:rPr>
-                <w:b/>
-                <w:i w:val="0"/>
-                <w:color w:val="16A34A"/>
-                <w:sz w:val="16"/>
-              </w:rPr>
-              <w:t>—</w:t>
-            </w:r>
-          </w:p>
-        </w:tc>
-        <w:tc>
-          <w:tcPr>
-            <w:tcW w:type="dxa" w:w="1191"/>
-          </w:tcPr>
-          <w:p>
-            <w:r>
-              <w:rPr>
-                <w:b w:val="0"/>
-                <w:i w:val="0"/>
-                <w:color w:val="64748B"/>
-                <w:sz w:val="16"/>
-              </w:rPr>
-              <w:t>GT-CQ</w:t>
-            </w:r>
-          </w:p>
-        </w:tc>
-        <w:tc>
-          <w:tcPr>
-            <w:tcW w:type="dxa" w:w="4706"/>
-          </w:tcPr>
-          <w:p>
-            <w:r>
-              <w:rPr>
-                <w:b w:val="0"/>
-                <w:i w:val="0"/>
-                <w:sz w:val="17"/>
-              </w:rPr>
-              <w:t>Veuillez, s'il vous plaît, confirmer cette information.</w:t>
-            </w:r>
-          </w:p>
-        </w:tc>
-      </w:tr>
-      <w:tr>
-        <w:tc>
-          <w:tcPr>
-            <w:tcW w:type="dxa" w:w="964"/>
-          </w:tcPr>
-          <w:p>
-            <w:r>
-              <w:rPr>
-                <w:b/>
-                <w:i w:val="0"/>
-                <w:color w:val="EA580C"/>
-                <w:sz w:val="16"/>
-              </w:rPr>
-              <w:t>Moyenne</w:t>
-            </w:r>
-          </w:p>
-        </w:tc>
-        <w:tc>
-          <w:tcPr>
-            <w:tcW w:type="dxa" w:w="1247"/>
-          </w:tcPr>
-          <w:p>
-            <w:r>
-              <w:rPr>
-                <w:b/>
-                <w:i w:val="0"/>
-                <w:sz w:val="16"/>
-              </w:rPr>
-              <w:t>S04</w:t>
-              <w:br/>
-            </w:r>
-            <w:r>
-              <w:rPr>
-                <w:b w:val="0"/>
-                <w:i w:val="0"/>
-                <w:color w:val="64748B"/>
-                <w:sz w:val="14"/>
-              </w:rPr>
-              <w:t>Emploi</w:t>
-            </w:r>
-          </w:p>
-        </w:tc>
-        <w:tc>
-          <w:tcPr>
-            <w:tcW w:type="dxa" w:w="1531"/>
-          </w:tcPr>
-          <w:p>
-            <w:r>
-              <w:rPr>
-                <w:b/>
-                <w:i w:val="0"/>
-                <w:color w:val="16A34A"/>
-                <w:sz w:val="16"/>
-              </w:rPr>
-              <w:t>—</w:t>
-            </w:r>
-          </w:p>
-        </w:tc>
-        <w:tc>
-          <w:tcPr>
-            <w:tcW w:type="dxa" w:w="1191"/>
-          </w:tcPr>
-          <w:p>
-            <w:r>
-              <w:rPr>
-                <w:b w:val="0"/>
-                <w:i w:val="0"/>
-                <w:color w:val="64748B"/>
-                <w:sz w:val="16"/>
-              </w:rPr>
-              <w:t>GT-CQ</w:t>
-            </w:r>
-          </w:p>
-        </w:tc>
-        <w:tc>
-          <w:tcPr>
-            <w:tcW w:type="dxa" w:w="4706"/>
-          </w:tcPr>
-          <w:p>
-            <w:r>
-              <w:rPr>
-                <w:b w:val="0"/>
-                <w:i w:val="0"/>
-                <w:sz w:val="17"/>
-              </w:rPr>
-              <w:t>Veuillez, s'il vous plaît, confirmer cette information avec le QG ou la corriger.</w:t>
-            </w:r>
-          </w:p>
-        </w:tc>
-      </w:tr>
-      <w:tr>
-        <w:tc>
-          <w:tcPr>
-            <w:tcW w:type="dxa" w:w="964"/>
-          </w:tcPr>
-          <w:p>
-            <w:r>
-              <w:rPr>
-                <w:b/>
-                <w:i w:val="0"/>
-                <w:color w:val="EA580C"/>
-                <w:sz w:val="16"/>
-              </w:rPr>
-              <w:t>Moyenne</w:t>
-            </w:r>
-          </w:p>
-        </w:tc>
-        <w:tc>
-          <w:tcPr>
-            <w:tcW w:type="dxa" w:w="1247"/>
-          </w:tcPr>
-          <w:p>
-            <w:r>
-              <w:rPr>
-                <w:b/>
-                <w:i w:val="0"/>
-                <w:sz w:val="16"/>
-              </w:rPr>
-              <w:t>S07</w:t>
-              <w:br/>
-            </w:r>
-            <w:r>
-              <w:rPr>
-                <w:b w:val="0"/>
-                <w:i w:val="0"/>
-                <w:color w:val="64748B"/>
-                <w:sz w:val="14"/>
-              </w:rPr>
-              <w:t>Consommation alimentaire</w:t>
-            </w:r>
-          </w:p>
-        </w:tc>
-        <w:tc>
-          <w:tcPr>
-            <w:tcW w:type="dxa" w:w="1531"/>
-          </w:tcPr>
-          <w:p>
-            <w:r>
-              <w:rPr>
-                <w:b/>
-                <w:i w:val="0"/>
-                <w:color w:val="16A34A"/>
-                <w:sz w:val="16"/>
-              </w:rPr>
-              <w:t>—</w:t>
-            </w:r>
-          </w:p>
-        </w:tc>
-        <w:tc>
-          <w:tcPr>
-            <w:tcW w:type="dxa" w:w="1191"/>
-          </w:tcPr>
-          <w:p>
-            <w:r>
-              <w:rPr>
-                <w:b w:val="0"/>
-                <w:i w:val="0"/>
-                <w:color w:val="64748B"/>
-                <w:sz w:val="16"/>
-              </w:rPr>
-              <w:t>GT-CQ</w:t>
-            </w:r>
-          </w:p>
-        </w:tc>
-        <w:tc>
-          <w:tcPr>
-            <w:tcW w:type="dxa" w:w="4706"/>
-          </w:tcPr>
-          <w:p>
-            <w:r>
-              <w:rPr>
-                <w:b w:val="0"/>
-                <w:i w:val="0"/>
-                <w:sz w:val="17"/>
-              </w:rPr>
-              <w:t>Attention ! La dépense du répas pris à l'extérieur de ELKHADJI TINE (1400 Fcfa) au cours de 7 derniers jours est relativement élevé.</w:t>
-            </w:r>
-          </w:p>
-        </w:tc>
-      </w:tr>
-      <w:tr>
-        <w:tc>
-          <w:tcPr>
-            <w:tcW w:type="dxa" w:w="964"/>
-          </w:tcPr>
-          <w:p>
-            <w:r>
-              <w:rPr>
-                <w:b/>
-                <w:i w:val="0"/>
-                <w:color w:val="EA580C"/>
-                <w:sz w:val="16"/>
-              </w:rPr>
-              <w:t>Moyenne</w:t>
-            </w:r>
-          </w:p>
-        </w:tc>
-        <w:tc>
-          <w:tcPr>
-            <w:tcW w:type="dxa" w:w="1247"/>
-          </w:tcPr>
-          <w:p>
-            <w:r>
-              <w:rPr>
-                <w:b/>
-                <w:i w:val="0"/>
-                <w:sz w:val="16"/>
-              </w:rPr>
-              <w:t>S07</w:t>
-              <w:br/>
-            </w:r>
-            <w:r>
-              <w:rPr>
-                <w:b w:val="0"/>
-                <w:i w:val="0"/>
-                <w:color w:val="64748B"/>
-                <w:sz w:val="14"/>
-              </w:rPr>
-              <w:t>Consommation alimentaire</w:t>
-            </w:r>
-          </w:p>
-        </w:tc>
-        <w:tc>
-          <w:tcPr>
-            <w:tcW w:type="dxa" w:w="1531"/>
-          </w:tcPr>
-          <w:p>
-            <w:r>
-              <w:rPr>
-                <w:b/>
-                <w:i w:val="0"/>
-                <w:color w:val="16A34A"/>
-                <w:sz w:val="16"/>
-              </w:rPr>
-              <w:t>—</w:t>
-            </w:r>
-          </w:p>
-        </w:tc>
-        <w:tc>
-          <w:tcPr>
-            <w:tcW w:type="dxa" w:w="1191"/>
-          </w:tcPr>
-          <w:p>
-            <w:r>
-              <w:rPr>
-                <w:b w:val="0"/>
-                <w:i w:val="0"/>
-                <w:color w:val="64748B"/>
-                <w:sz w:val="16"/>
-              </w:rPr>
-              <w:t>GT-CQ</w:t>
-            </w:r>
-          </w:p>
-        </w:tc>
-        <w:tc>
-          <w:tcPr>
-            <w:tcW w:type="dxa" w:w="4706"/>
-          </w:tcPr>
-          <w:p>
-            <w:r>
-              <w:rPr>
-                <w:b w:val="0"/>
-                <w:i w:val="0"/>
-                <w:sz w:val="17"/>
-              </w:rPr>
-              <w:t>Prière de corriger ou de confirmer avec le QG.</w:t>
-            </w:r>
-          </w:p>
-        </w:tc>
-      </w:tr>
-      <w:tr>
-        <w:tc>
-          <w:tcPr>
-            <w:tcW w:type="dxa" w:w="964"/>
-          </w:tcPr>
-          <w:p>
-            <w:r>
-              <w:rPr>
-                <w:b/>
-                <w:i w:val="0"/>
-                <w:color w:val="EA580C"/>
-                <w:sz w:val="16"/>
-              </w:rPr>
-              <w:t>Moyenne</w:t>
-            </w:r>
-          </w:p>
-        </w:tc>
-        <w:tc>
-          <w:tcPr>
-            <w:tcW w:type="dxa" w:w="1247"/>
-          </w:tcPr>
-          <w:p>
-            <w:r>
-              <w:rPr>
-                <w:b/>
-                <w:i w:val="0"/>
-                <w:sz w:val="16"/>
-              </w:rPr>
-              <w:t>S07</w:t>
-              <w:br/>
-            </w:r>
-            <w:r>
-              <w:rPr>
-                <w:b w:val="0"/>
-                <w:i w:val="0"/>
-                <w:color w:val="64748B"/>
-                <w:sz w:val="14"/>
-              </w:rPr>
-              <w:t>Consommation alimentaire</w:t>
-            </w:r>
-          </w:p>
-        </w:tc>
-        <w:tc>
-          <w:tcPr>
-            <w:tcW w:type="dxa" w:w="1531"/>
-          </w:tcPr>
-          <w:p>
-            <w:r>
-              <w:rPr>
-                <w:b/>
-                <w:i w:val="0"/>
-                <w:color w:val="16A34A"/>
-                <w:sz w:val="16"/>
-              </w:rPr>
-              <w:t>—</w:t>
-            </w:r>
-          </w:p>
-        </w:tc>
-        <w:tc>
-          <w:tcPr>
-            <w:tcW w:type="dxa" w:w="1191"/>
-          </w:tcPr>
-          <w:p>
-            <w:r>
-              <w:rPr>
-                <w:b w:val="0"/>
-                <w:i w:val="0"/>
-                <w:color w:val="64748B"/>
-                <w:sz w:val="16"/>
-              </w:rPr>
-              <w:t>GT-CQ</w:t>
-            </w:r>
-          </w:p>
-        </w:tc>
-        <w:tc>
-          <w:tcPr>
-            <w:tcW w:type="dxa" w:w="4706"/>
-          </w:tcPr>
-          <w:p>
-            <w:r>
-              <w:rPr>
-                <w:b w:val="0"/>
-                <w:i w:val="0"/>
-                <w:sz w:val="17"/>
-              </w:rPr>
-              <w:t>Attention ! La dépense du répas pris à l'extérieur de FARBA FALL (3700 Fcfa) au cours de 7 derniers jours est relativement élevé.</w:t>
-            </w:r>
-          </w:p>
-        </w:tc>
-      </w:tr>
-      <w:tr>
-        <w:tc>
-          <w:tcPr>
-            <w:tcW w:type="dxa" w:w="964"/>
-          </w:tcPr>
-          <w:p>
-            <w:r>
-              <w:rPr>
-                <w:b/>
-                <w:i w:val="0"/>
-                <w:color w:val="EA580C"/>
-                <w:sz w:val="16"/>
-              </w:rPr>
-              <w:t>Moyenne</w:t>
-            </w:r>
-          </w:p>
-        </w:tc>
-        <w:tc>
-          <w:tcPr>
-            <w:tcW w:type="dxa" w:w="1247"/>
-          </w:tcPr>
-          <w:p>
-            <w:r>
-              <w:rPr>
-                <w:b/>
-                <w:i w:val="0"/>
-                <w:sz w:val="16"/>
-              </w:rPr>
-              <w:t>S07</w:t>
-              <w:br/>
-            </w:r>
-            <w:r>
-              <w:rPr>
-                <w:b w:val="0"/>
-                <w:i w:val="0"/>
-                <w:color w:val="64748B"/>
-                <w:sz w:val="14"/>
-              </w:rPr>
-              <w:t>Consommation alimentaire</w:t>
-            </w:r>
-          </w:p>
-        </w:tc>
-        <w:tc>
-          <w:tcPr>
-            <w:tcW w:type="dxa" w:w="1531"/>
-          </w:tcPr>
-          <w:p>
-            <w:r>
-              <w:rPr>
-                <w:b/>
-                <w:i w:val="0"/>
-                <w:color w:val="16A34A"/>
-                <w:sz w:val="16"/>
-              </w:rPr>
-              <w:t>—</w:t>
-            </w:r>
-          </w:p>
-        </w:tc>
-        <w:tc>
-          <w:tcPr>
-            <w:tcW w:type="dxa" w:w="1191"/>
-          </w:tcPr>
-          <w:p>
-            <w:r>
-              <w:rPr>
-                <w:b w:val="0"/>
-                <w:i w:val="0"/>
-                <w:color w:val="64748B"/>
-                <w:sz w:val="16"/>
-              </w:rPr>
-              <w:t>GT-CQ</w:t>
-            </w:r>
-          </w:p>
-        </w:tc>
-        <w:tc>
-          <w:tcPr>
-            <w:tcW w:type="dxa" w:w="4706"/>
-          </w:tcPr>
-          <w:p>
-            <w:r>
-              <w:rPr>
-                <w:b w:val="0"/>
-                <w:i w:val="0"/>
-                <w:sz w:val="17"/>
-              </w:rPr>
-              <w:t>prière de corriger ou de confirmer avec le QG.</w:t>
-            </w:r>
-          </w:p>
-        </w:tc>
-      </w:tr>
-      <w:tr>
-        <w:tc>
-          <w:tcPr>
-            <w:tcW w:type="dxa" w:w="964"/>
-          </w:tcPr>
-          <w:p>
-            <w:r>
-              <w:rPr>
-                <w:b/>
-                <w:i w:val="0"/>
-                <w:color w:val="EA580C"/>
-                <w:sz w:val="16"/>
-              </w:rPr>
-              <w:t>Moyenne</w:t>
-            </w:r>
-          </w:p>
-        </w:tc>
-        <w:tc>
-          <w:tcPr>
-            <w:tcW w:type="dxa" w:w="1247"/>
-          </w:tcPr>
-          <w:p>
-            <w:r>
-              <w:rPr>
-                <w:b/>
-                <w:i w:val="0"/>
-                <w:sz w:val="16"/>
-              </w:rPr>
-              <w:t>S07</w:t>
-              <w:br/>
-            </w:r>
-            <w:r>
-              <w:rPr>
-                <w:b w:val="0"/>
-                <w:i w:val="0"/>
-                <w:color w:val="64748B"/>
-                <w:sz w:val="14"/>
-              </w:rPr>
-              <w:t>Consommation alimentaire</w:t>
-            </w:r>
-          </w:p>
-        </w:tc>
-        <w:tc>
-          <w:tcPr>
-            <w:tcW w:type="dxa" w:w="1531"/>
-          </w:tcPr>
-          <w:p>
-            <w:r>
-              <w:rPr>
-                <w:b/>
-                <w:i w:val="0"/>
-                <w:color w:val="16A34A"/>
-                <w:sz w:val="16"/>
-              </w:rPr>
-              <w:t>s07bq07a, s07bq07b, s07bq07c, s07bq08</w:t>
-            </w:r>
-          </w:p>
-        </w:tc>
-        <w:tc>
-          <w:tcPr>
-            <w:tcW w:type="dxa" w:w="1191"/>
-          </w:tcPr>
-          <w:p>
-            <w:r>
-              <w:rPr>
-                <w:b w:val="0"/>
-                <w:i w:val="0"/>
-                <w:color w:val="64748B"/>
-                <w:sz w:val="16"/>
-              </w:rPr>
-              <w:t>GT-CQ</w:t>
-            </w:r>
-          </w:p>
-        </w:tc>
-        <w:tc>
-          <w:tcPr>
-            <w:tcW w:type="dxa" w:w="4706"/>
-          </w:tcPr>
-          <w:p>
-            <w:r>
-              <w:rPr>
-                <w:b w:val="0"/>
-                <w:i w:val="0"/>
-                <w:sz w:val="17"/>
-              </w:rPr>
-              <w:t>Le prix d'achat unitaire (16666.67 Fcfa) de Poivre en Kg de taille taille unique prière de regarder les reponses prises dans les questions s07bq07a s07bq07b s07bq07c s07bq08 pour mieux corriger.</w:t>
-            </w:r>
-          </w:p>
-        </w:tc>
-      </w:tr>
-      <w:tr>
-        <w:tc>
-          <w:tcPr>
-            <w:tcW w:type="dxa" w:w="964"/>
-          </w:tcPr>
-          <w:p>
-            <w:r>
-              <w:rPr>
-                <w:b/>
-                <w:i w:val="0"/>
-                <w:color w:val="EA580C"/>
-                <w:sz w:val="16"/>
-              </w:rPr>
-              <w:t>Moyenne</w:t>
-            </w:r>
-          </w:p>
-        </w:tc>
-        <w:tc>
-          <w:tcPr>
-            <w:tcW w:type="dxa" w:w="1247"/>
-          </w:tcPr>
-          <w:p>
-            <w:r>
-              <w:rPr>
-                <w:b/>
-                <w:i w:val="0"/>
-                <w:sz w:val="16"/>
-              </w:rPr>
-              <w:t>S07</w:t>
-              <w:br/>
-            </w:r>
-            <w:r>
-              <w:rPr>
-                <w:b w:val="0"/>
-                <w:i w:val="0"/>
-                <w:color w:val="64748B"/>
-                <w:sz w:val="14"/>
-              </w:rPr>
-              <w:t>Consommation alimentaire</w:t>
-            </w:r>
-          </w:p>
-        </w:tc>
-        <w:tc>
-          <w:tcPr>
-            <w:tcW w:type="dxa" w:w="1531"/>
-          </w:tcPr>
-          <w:p>
-            <w:r>
-              <w:rPr>
-                <w:b/>
-                <w:i w:val="0"/>
-                <w:color w:val="16A34A"/>
-                <w:sz w:val="16"/>
-              </w:rPr>
-              <w:t>—</w:t>
-            </w:r>
-          </w:p>
-        </w:tc>
-        <w:tc>
-          <w:tcPr>
-            <w:tcW w:type="dxa" w:w="1191"/>
-          </w:tcPr>
-          <w:p>
-            <w:r>
-              <w:rPr>
-                <w:b w:val="0"/>
-                <w:i w:val="0"/>
-                <w:color w:val="64748B"/>
-                <w:sz w:val="16"/>
-              </w:rPr>
-              <w:t>GT-CQ</w:t>
-            </w:r>
-          </w:p>
-        </w:tc>
-        <w:tc>
-          <w:tcPr>
-            <w:tcW w:type="dxa" w:w="4706"/>
-          </w:tcPr>
-          <w:p>
-            <w:r>
-              <w:rPr>
-                <w:b w:val="0"/>
-                <w:i w:val="0"/>
-                <w:sz w:val="17"/>
-              </w:rPr>
-              <w:t>Attention ! Soupçons de quantité anormale! Le ménage de FARBA FALL avec une taille de 20 personnes a consommé .12 Kg en taille unique de Poivre qui est relativement élevé comme consommation par rapport à la condition de vie des autres ménages de même taille dans cette zone.</w:t>
-            </w:r>
-          </w:p>
-        </w:tc>
-      </w:tr>
-      <w:tr>
-        <w:tc>
-          <w:tcPr>
-            <w:tcW w:type="dxa" w:w="964"/>
-          </w:tcPr>
-          <w:p>
-            <w:r>
-              <w:rPr>
-                <w:b/>
-                <w:i w:val="0"/>
-                <w:color w:val="EA580C"/>
-                <w:sz w:val="16"/>
-              </w:rPr>
-              <w:t>Moyenne</w:t>
-            </w:r>
-          </w:p>
-        </w:tc>
-        <w:tc>
-          <w:tcPr>
-            <w:tcW w:type="dxa" w:w="1247"/>
-          </w:tcPr>
-          <w:p>
-            <w:r>
-              <w:rPr>
-                <w:b/>
-                <w:i w:val="0"/>
-                <w:sz w:val="16"/>
-              </w:rPr>
-              <w:t>S07</w:t>
-              <w:br/>
-            </w:r>
-            <w:r>
-              <w:rPr>
-                <w:b w:val="0"/>
-                <w:i w:val="0"/>
-                <w:color w:val="64748B"/>
-                <w:sz w:val="14"/>
-              </w:rPr>
-              <w:t>Consommation alimentaire</w:t>
-            </w:r>
-          </w:p>
-        </w:tc>
-        <w:tc>
-          <w:tcPr>
-            <w:tcW w:type="dxa" w:w="1531"/>
-          </w:tcPr>
-          <w:p>
-            <w:r>
-              <w:rPr>
-                <w:b/>
-                <w:i w:val="0"/>
-                <w:color w:val="16A34A"/>
-                <w:sz w:val="16"/>
-              </w:rPr>
-              <w:t>—</w:t>
-            </w:r>
-          </w:p>
-        </w:tc>
-        <w:tc>
-          <w:tcPr>
-            <w:tcW w:type="dxa" w:w="1191"/>
-          </w:tcPr>
-          <w:p>
-            <w:r>
-              <w:rPr>
-                <w:b w:val="0"/>
-                <w:i w:val="0"/>
-                <w:color w:val="64748B"/>
-                <w:sz w:val="16"/>
-              </w:rPr>
-              <w:t>GT-CQ</w:t>
-            </w:r>
-          </w:p>
-        </w:tc>
-        <w:tc>
-          <w:tcPr>
-            <w:tcW w:type="dxa" w:w="4706"/>
-          </w:tcPr>
-          <w:p>
-            <w:r>
-              <w:rPr>
-                <w:b w:val="0"/>
-                <w:i w:val="0"/>
-                <w:sz w:val="17"/>
-              </w:rPr>
-              <w:t>Prière de corriger ou de confirmer avec le QG.</w:t>
-            </w:r>
-          </w:p>
-        </w:tc>
-      </w:tr>
-      <w:tr>
-        <w:tc>
-          <w:tcPr>
-            <w:tcW w:type="dxa" w:w="964"/>
-          </w:tcPr>
-          <w:p>
-            <w:r>
-              <w:rPr>
-                <w:b/>
-                <w:i w:val="0"/>
-                <w:color w:val="EA580C"/>
-                <w:sz w:val="16"/>
-              </w:rPr>
-              <w:t>Moyenne</w:t>
-            </w:r>
-          </w:p>
-        </w:tc>
-        <w:tc>
-          <w:tcPr>
-            <w:tcW w:type="dxa" w:w="1247"/>
-          </w:tcPr>
-          <w:p>
-            <w:r>
-              <w:rPr>
-                <w:b/>
-                <w:i w:val="0"/>
-                <w:sz w:val="16"/>
-              </w:rPr>
-              <w:t>S09</w:t>
-              <w:br/>
-            </w:r>
-            <w:r>
-              <w:rPr>
-                <w:b w:val="0"/>
-                <w:i w:val="0"/>
-                <w:color w:val="64748B"/>
-                <w:sz w:val="14"/>
-              </w:rPr>
-              <w:t>Dépenses non alimentaires</w:t>
-            </w:r>
-          </w:p>
-        </w:tc>
-        <w:tc>
-          <w:tcPr>
-            <w:tcW w:type="dxa" w:w="1531"/>
-          </w:tcPr>
-          <w:p>
-            <w:r>
-              <w:rPr>
-                <w:b/>
-                <w:i w:val="0"/>
-                <w:color w:val="16A34A"/>
-                <w:sz w:val="16"/>
-              </w:rPr>
-              <w:t>—</w:t>
-            </w:r>
-          </w:p>
-        </w:tc>
-        <w:tc>
-          <w:tcPr>
-            <w:tcW w:type="dxa" w:w="1191"/>
-          </w:tcPr>
-          <w:p>
-            <w:r>
-              <w:rPr>
-                <w:b w:val="0"/>
-                <w:i w:val="0"/>
-                <w:color w:val="64748B"/>
-                <w:sz w:val="16"/>
-              </w:rPr>
-              <w:t>GT-CQ</w:t>
-            </w:r>
-          </w:p>
-        </w:tc>
-        <w:tc>
-          <w:tcPr>
-            <w:tcW w:type="dxa" w:w="4706"/>
-          </w:tcPr>
-          <w:p>
-            <w:r>
-              <w:rPr>
-                <w:b w:val="0"/>
-                <w:i w:val="0"/>
-                <w:sz w:val="17"/>
-              </w:rPr>
-              <w:t>Attention ! La dépense totale du ménage de FARBA FALL (10000 Fcfa) de la fête de Autre événement est relativement élevé.</w:t>
-            </w:r>
-          </w:p>
-        </w:tc>
-      </w:tr>
-      <w:tr>
-        <w:tc>
-          <w:tcPr>
-            <w:tcW w:type="dxa" w:w="964"/>
-          </w:tcPr>
-          <w:p>
-            <w:r>
-              <w:rPr>
-                <w:b/>
-                <w:i w:val="0"/>
-                <w:color w:val="EA580C"/>
-                <w:sz w:val="16"/>
-              </w:rPr>
-              <w:t>Moyenne</w:t>
-            </w:r>
-          </w:p>
-        </w:tc>
-        <w:tc>
-          <w:tcPr>
-            <w:tcW w:type="dxa" w:w="1247"/>
-          </w:tcPr>
-          <w:p>
-            <w:r>
-              <w:rPr>
-                <w:b/>
-                <w:i w:val="0"/>
-                <w:sz w:val="16"/>
-              </w:rPr>
-              <w:t>S09</w:t>
-              <w:br/>
-            </w:r>
-            <w:r>
-              <w:rPr>
-                <w:b w:val="0"/>
-                <w:i w:val="0"/>
-                <w:color w:val="64748B"/>
-                <w:sz w:val="14"/>
-              </w:rPr>
-              <w:t>Dépenses non alimentaires</w:t>
-            </w:r>
-          </w:p>
-        </w:tc>
-        <w:tc>
-          <w:tcPr>
-            <w:tcW w:type="dxa" w:w="1531"/>
-          </w:tcPr>
-          <w:p>
-            <w:r>
-              <w:rPr>
-                <w:b/>
-                <w:i w:val="0"/>
-                <w:color w:val="16A34A"/>
-                <w:sz w:val="16"/>
-              </w:rPr>
-              <w:t>—</w:t>
-            </w:r>
-          </w:p>
-        </w:tc>
-        <w:tc>
-          <w:tcPr>
-            <w:tcW w:type="dxa" w:w="1191"/>
-          </w:tcPr>
-          <w:p>
-            <w:r>
-              <w:rPr>
-                <w:b w:val="0"/>
-                <w:i w:val="0"/>
-                <w:color w:val="64748B"/>
-                <w:sz w:val="16"/>
-              </w:rPr>
-              <w:t>GT-CQ</w:t>
-            </w:r>
-          </w:p>
-        </w:tc>
-        <w:tc>
-          <w:tcPr>
-            <w:tcW w:type="dxa" w:w="4706"/>
-          </w:tcPr>
-          <w:p>
-            <w:r>
-              <w:rPr>
-                <w:b w:val="0"/>
-                <w:i w:val="0"/>
-                <w:sz w:val="17"/>
-              </w:rPr>
-              <w:t>Prière de corriger ou de confirmer avec le QG.</w:t>
-            </w:r>
-          </w:p>
-        </w:tc>
-      </w:tr>
-      <w:tr>
-        <w:tc>
-          <w:tcPr>
-            <w:tcW w:type="dxa" w:w="964"/>
-          </w:tcPr>
-          <w:p>
-            <w:r>
-              <w:rPr>
-                <w:b/>
-                <w:i w:val="0"/>
-                <w:color w:val="EA580C"/>
-                <w:sz w:val="16"/>
-              </w:rPr>
-              <w:t>Moyenne</w:t>
-            </w:r>
-          </w:p>
-        </w:tc>
-        <w:tc>
-          <w:tcPr>
-            <w:tcW w:type="dxa" w:w="1247"/>
-          </w:tcPr>
-          <w:p>
-            <w:r>
-              <w:rPr>
-                <w:b/>
-                <w:i w:val="0"/>
-                <w:sz w:val="16"/>
-              </w:rPr>
-              <w:t>S09</w:t>
-              <w:br/>
-            </w:r>
-            <w:r>
-              <w:rPr>
-                <w:b w:val="0"/>
-                <w:i w:val="0"/>
-                <w:color w:val="64748B"/>
-                <w:sz w:val="14"/>
-              </w:rPr>
-              <w:t>Dépenses non alimentaires</w:t>
-            </w:r>
-          </w:p>
-        </w:tc>
-        <w:tc>
-          <w:tcPr>
-            <w:tcW w:type="dxa" w:w="1531"/>
-          </w:tcPr>
-          <w:p>
-            <w:r>
-              <w:rPr>
-                <w:b/>
-                <w:i w:val="0"/>
-                <w:color w:val="16A34A"/>
-                <w:sz w:val="16"/>
-              </w:rPr>
-              <w:t>—</w:t>
-            </w:r>
-          </w:p>
-        </w:tc>
-        <w:tc>
-          <w:tcPr>
-            <w:tcW w:type="dxa" w:w="1191"/>
-          </w:tcPr>
-          <w:p>
-            <w:r>
-              <w:rPr>
-                <w:b w:val="0"/>
-                <w:i w:val="0"/>
-                <w:color w:val="64748B"/>
-                <w:sz w:val="16"/>
-              </w:rPr>
-              <w:t>GT-CQ</w:t>
-            </w:r>
-          </w:p>
-        </w:tc>
-        <w:tc>
-          <w:tcPr>
-            <w:tcW w:type="dxa" w:w="4706"/>
-          </w:tcPr>
-          <w:p>
-            <w:r>
-              <w:rPr>
-                <w:b w:val="0"/>
-                <w:i w:val="0"/>
-                <w:sz w:val="17"/>
-              </w:rPr>
-              <w:t>Attention ! La dépense totale du ménage de FARBA FALL (187500 Fcfa) de la fête de Baptêmes est relativement élevé.</w:t>
-            </w:r>
-          </w:p>
-        </w:tc>
-      </w:tr>
-      <w:tr>
-        <w:tc>
-          <w:tcPr>
-            <w:tcW w:type="dxa" w:w="964"/>
-          </w:tcPr>
-          <w:p>
-            <w:r>
-              <w:rPr>
-                <w:b/>
-                <w:i w:val="0"/>
-                <w:color w:val="EA580C"/>
-                <w:sz w:val="16"/>
-              </w:rPr>
-              <w:t>Moyenne</w:t>
-            </w:r>
-          </w:p>
-        </w:tc>
-        <w:tc>
-          <w:tcPr>
-            <w:tcW w:type="dxa" w:w="1247"/>
-          </w:tcPr>
-          <w:p>
-            <w:r>
-              <w:rPr>
-                <w:b/>
-                <w:i w:val="0"/>
-                <w:sz w:val="16"/>
-              </w:rPr>
-              <w:t>S09</w:t>
-              <w:br/>
-            </w:r>
-            <w:r>
-              <w:rPr>
-                <w:b w:val="0"/>
-                <w:i w:val="0"/>
-                <w:color w:val="64748B"/>
-                <w:sz w:val="14"/>
-              </w:rPr>
-              <w:t>Dépenses non alimentaires</w:t>
-            </w:r>
-          </w:p>
-        </w:tc>
-        <w:tc>
-          <w:tcPr>
-            <w:tcW w:type="dxa" w:w="1531"/>
-          </w:tcPr>
-          <w:p>
-            <w:r>
-              <w:rPr>
-                <w:b/>
-                <w:i w:val="0"/>
-                <w:color w:val="16A34A"/>
-                <w:sz w:val="16"/>
-              </w:rPr>
-              <w:t>—</w:t>
-            </w:r>
-          </w:p>
-        </w:tc>
-        <w:tc>
-          <w:tcPr>
-            <w:tcW w:type="dxa" w:w="1191"/>
-          </w:tcPr>
-          <w:p>
-            <w:r>
-              <w:rPr>
-                <w:b w:val="0"/>
-                <w:i w:val="0"/>
-                <w:color w:val="64748B"/>
-                <w:sz w:val="16"/>
-              </w:rPr>
-              <w:t>GT-CQ</w:t>
-            </w:r>
-          </w:p>
-        </w:tc>
-        <w:tc>
-          <w:tcPr>
-            <w:tcW w:type="dxa" w:w="4706"/>
-          </w:tcPr>
-          <w:p>
-            <w:r>
-              <w:rPr>
-                <w:b w:val="0"/>
-                <w:i w:val="0"/>
-                <w:sz w:val="17"/>
-              </w:rPr>
-              <w:t>Attention ! La dépense du ménage de FARBA FALL (3000 Fcfa) au cours de 7 derniers jours de Transport urbain/rural en moto-taxi est relativement élevé.</w:t>
-            </w:r>
-          </w:p>
-        </w:tc>
-      </w:tr>
-      <w:tr>
-        <w:tc>
-          <w:tcPr>
-            <w:tcW w:type="dxa" w:w="964"/>
-          </w:tcPr>
-          <w:p>
-            <w:r>
-              <w:rPr>
-                <w:b/>
-                <w:i w:val="0"/>
-                <w:color w:val="EA580C"/>
-                <w:sz w:val="16"/>
-              </w:rPr>
-              <w:t>Moyenne</w:t>
-            </w:r>
-          </w:p>
-        </w:tc>
-        <w:tc>
-          <w:tcPr>
-            <w:tcW w:type="dxa" w:w="1247"/>
-          </w:tcPr>
-          <w:p>
-            <w:r>
-              <w:rPr>
-                <w:b/>
-                <w:i w:val="0"/>
-                <w:sz w:val="16"/>
-              </w:rPr>
-              <w:t>S09</w:t>
-              <w:br/>
-            </w:r>
-            <w:r>
-              <w:rPr>
-                <w:b w:val="0"/>
-                <w:i w:val="0"/>
-                <w:color w:val="64748B"/>
-                <w:sz w:val="14"/>
-              </w:rPr>
-              <w:t>Dépenses non alimentaires</w:t>
-            </w:r>
-          </w:p>
-        </w:tc>
-        <w:tc>
-          <w:tcPr>
-            <w:tcW w:type="dxa" w:w="1531"/>
-          </w:tcPr>
-          <w:p>
-            <w:r>
-              <w:rPr>
-                <w:b/>
-                <w:i w:val="0"/>
-                <w:color w:val="16A34A"/>
-                <w:sz w:val="16"/>
-              </w:rPr>
-              <w:t>—</w:t>
-            </w:r>
-          </w:p>
-        </w:tc>
-        <w:tc>
-          <w:tcPr>
-            <w:tcW w:type="dxa" w:w="1191"/>
-          </w:tcPr>
-          <w:p>
-            <w:r>
-              <w:rPr>
-                <w:b w:val="0"/>
-                <w:i w:val="0"/>
-                <w:color w:val="64748B"/>
-                <w:sz w:val="16"/>
-              </w:rPr>
-              <w:t>GT-CQ</w:t>
-            </w:r>
-          </w:p>
-        </w:tc>
-        <w:tc>
-          <w:tcPr>
-            <w:tcW w:type="dxa" w:w="4706"/>
-          </w:tcPr>
-          <w:p>
-            <w:r>
-              <w:rPr>
-                <w:b w:val="0"/>
-                <w:i w:val="0"/>
-                <w:sz w:val="17"/>
-              </w:rPr>
-              <w:t>Prière de corriger ou de confirmer avec le QG.</w:t>
-            </w:r>
-          </w:p>
-        </w:tc>
-      </w:tr>
-      <w:tr>
-        <w:tc>
-          <w:tcPr>
-            <w:tcW w:type="dxa" w:w="964"/>
-          </w:tcPr>
-          <w:p>
-            <w:r>
-              <w:rPr>
-                <w:b/>
-                <w:i w:val="0"/>
-                <w:color w:val="EA580C"/>
-                <w:sz w:val="16"/>
-              </w:rPr>
-              <w:t>Moyenne</w:t>
-            </w:r>
-          </w:p>
-        </w:tc>
-        <w:tc>
-          <w:tcPr>
-            <w:tcW w:type="dxa" w:w="1247"/>
-          </w:tcPr>
-          <w:p>
-            <w:r>
-              <w:rPr>
-                <w:b/>
-                <w:i w:val="0"/>
-                <w:sz w:val="16"/>
-              </w:rPr>
-              <w:t>S09</w:t>
-              <w:br/>
-            </w:r>
-            <w:r>
-              <w:rPr>
-                <w:b w:val="0"/>
-                <w:i w:val="0"/>
-                <w:color w:val="64748B"/>
-                <w:sz w:val="14"/>
-              </w:rPr>
-              <w:t>Dépenses non alimentaires</w:t>
-            </w:r>
-          </w:p>
-        </w:tc>
-        <w:tc>
-          <w:tcPr>
-            <w:tcW w:type="dxa" w:w="1531"/>
-          </w:tcPr>
-          <w:p>
-            <w:r>
-              <w:rPr>
-                <w:b/>
-                <w:i w:val="0"/>
-                <w:color w:val="16A34A"/>
-                <w:sz w:val="16"/>
-              </w:rPr>
-              <w:t>—</w:t>
-            </w:r>
-          </w:p>
-        </w:tc>
-        <w:tc>
-          <w:tcPr>
-            <w:tcW w:type="dxa" w:w="1191"/>
-          </w:tcPr>
-          <w:p>
-            <w:r>
-              <w:rPr>
-                <w:b w:val="0"/>
-                <w:i w:val="0"/>
-                <w:color w:val="64748B"/>
-                <w:sz w:val="16"/>
-              </w:rPr>
-              <w:t>GT-CQ</w:t>
-            </w:r>
-          </w:p>
-        </w:tc>
-        <w:tc>
-          <w:tcPr>
-            <w:tcW w:type="dxa" w:w="4706"/>
-          </w:tcPr>
-          <w:p>
-            <w:r>
-              <w:rPr>
-                <w:b w:val="0"/>
-                <w:i w:val="0"/>
-                <w:sz w:val="17"/>
-              </w:rPr>
-              <w:t>Attention ! La dépense du ménage de FARBA FALL (3000 Fcfa) au cours de 30 derniers jours de Gaz domestique 6 kilogrammes est relativement élevé.</w:t>
-            </w:r>
-          </w:p>
-        </w:tc>
-      </w:tr>
-      <w:tr>
-        <w:tc>
-          <w:tcPr>
-            <w:tcW w:type="dxa" w:w="964"/>
-          </w:tcPr>
-          <w:p>
-            <w:r>
-              <w:rPr>
-                <w:b/>
-                <w:i w:val="0"/>
-                <w:color w:val="EA580C"/>
-                <w:sz w:val="16"/>
-              </w:rPr>
-              <w:t>Moyenne</w:t>
-            </w:r>
-          </w:p>
-        </w:tc>
-        <w:tc>
-          <w:tcPr>
-            <w:tcW w:type="dxa" w:w="1247"/>
-          </w:tcPr>
-          <w:p>
-            <w:r>
-              <w:rPr>
-                <w:b/>
-                <w:i w:val="0"/>
-                <w:sz w:val="16"/>
-              </w:rPr>
-              <w:t>S09</w:t>
-              <w:br/>
-            </w:r>
-            <w:r>
-              <w:rPr>
-                <w:b w:val="0"/>
-                <w:i w:val="0"/>
-                <w:color w:val="64748B"/>
-                <w:sz w:val="14"/>
-              </w:rPr>
-              <w:t>Dépenses non alimentaires</w:t>
-            </w:r>
-          </w:p>
-        </w:tc>
-        <w:tc>
-          <w:tcPr>
-            <w:tcW w:type="dxa" w:w="1531"/>
-          </w:tcPr>
-          <w:p>
-            <w:r>
-              <w:rPr>
-                <w:b/>
-                <w:i w:val="0"/>
-                <w:color w:val="16A34A"/>
-                <w:sz w:val="16"/>
-              </w:rPr>
-              <w:t>—</w:t>
-            </w:r>
-          </w:p>
-        </w:tc>
-        <w:tc>
-          <w:tcPr>
-            <w:tcW w:type="dxa" w:w="1191"/>
-          </w:tcPr>
-          <w:p>
-            <w:r>
-              <w:rPr>
-                <w:b w:val="0"/>
-                <w:i w:val="0"/>
-                <w:color w:val="64748B"/>
-                <w:sz w:val="16"/>
-              </w:rPr>
-              <w:t>GT-CQ</w:t>
-            </w:r>
-          </w:p>
-        </w:tc>
-        <w:tc>
-          <w:tcPr>
-            <w:tcW w:type="dxa" w:w="4706"/>
-          </w:tcPr>
-          <w:p>
-            <w:r>
-              <w:rPr>
-                <w:b w:val="0"/>
-                <w:i w:val="0"/>
-                <w:sz w:val="17"/>
-              </w:rPr>
-              <w:t>Prière de corriger ou de confirmer avec le QG.</w:t>
-            </w:r>
-          </w:p>
-        </w:tc>
-      </w:tr>
-      <w:tr>
-        <w:tc>
-          <w:tcPr>
-            <w:tcW w:type="dxa" w:w="964"/>
-          </w:tcPr>
-          <w:p>
-            <w:r>
-              <w:rPr>
-                <w:b/>
-                <w:i w:val="0"/>
-                <w:color w:val="EA580C"/>
-                <w:sz w:val="16"/>
-              </w:rPr>
-              <w:t>Moyenne</w:t>
-            </w:r>
-          </w:p>
-        </w:tc>
-        <w:tc>
-          <w:tcPr>
-            <w:tcW w:type="dxa" w:w="1247"/>
-          </w:tcPr>
-          <w:p>
-            <w:r>
-              <w:rPr>
-                <w:b/>
-                <w:i w:val="0"/>
-                <w:sz w:val="16"/>
-              </w:rPr>
-              <w:t>S09</w:t>
-              <w:br/>
-            </w:r>
-            <w:r>
-              <w:rPr>
-                <w:b w:val="0"/>
-                <w:i w:val="0"/>
-                <w:color w:val="64748B"/>
-                <w:sz w:val="14"/>
-              </w:rPr>
-              <w:t>Dépenses non alimentaires</w:t>
-            </w:r>
-          </w:p>
-        </w:tc>
-        <w:tc>
-          <w:tcPr>
-            <w:tcW w:type="dxa" w:w="1531"/>
-          </w:tcPr>
-          <w:p>
-            <w:r>
-              <w:rPr>
-                <w:b/>
-                <w:i w:val="0"/>
-                <w:color w:val="16A34A"/>
-                <w:sz w:val="16"/>
-              </w:rPr>
-              <w:t>—</w:t>
-            </w:r>
-          </w:p>
-        </w:tc>
-        <w:tc>
-          <w:tcPr>
-            <w:tcW w:type="dxa" w:w="1191"/>
-          </w:tcPr>
-          <w:p>
-            <w:r>
-              <w:rPr>
-                <w:b w:val="0"/>
-                <w:i w:val="0"/>
-                <w:color w:val="64748B"/>
-                <w:sz w:val="16"/>
-              </w:rPr>
-              <w:t>GT-CQ</w:t>
-            </w:r>
-          </w:p>
-        </w:tc>
-        <w:tc>
-          <w:tcPr>
-            <w:tcW w:type="dxa" w:w="4706"/>
-          </w:tcPr>
-          <w:p>
-            <w:r>
-              <w:rPr>
-                <w:b w:val="0"/>
-                <w:i w:val="0"/>
-                <w:sz w:val="17"/>
-              </w:rPr>
-              <w:t>Peu plausible! le montant de la dépense pour  Savon de ménage, lessive en poudre, détergents (eau de javel, etc.</w:t>
-            </w:r>
-          </w:p>
-        </w:tc>
-      </w:tr>
-      <w:tr>
-        <w:tc>
-          <w:tcPr>
-            <w:tcW w:type="dxa" w:w="964"/>
-          </w:tcPr>
-          <w:p>
-            <w:r>
-              <w:rPr>
-                <w:b/>
-                <w:i w:val="0"/>
-                <w:color w:val="EA580C"/>
-                <w:sz w:val="16"/>
-              </w:rPr>
-              <w:t>Moyenne</w:t>
-            </w:r>
-          </w:p>
-        </w:tc>
-        <w:tc>
-          <w:tcPr>
-            <w:tcW w:type="dxa" w:w="1247"/>
-          </w:tcPr>
-          <w:p>
-            <w:r>
-              <w:rPr>
-                <w:b/>
-                <w:i w:val="0"/>
-                <w:sz w:val="16"/>
-              </w:rPr>
-              <w:t>S09</w:t>
-              <w:br/>
-            </w:r>
-            <w:r>
-              <w:rPr>
-                <w:b w:val="0"/>
-                <w:i w:val="0"/>
-                <w:color w:val="64748B"/>
-                <w:sz w:val="14"/>
-              </w:rPr>
-              <w:t>Dépenses non alimentaires</w:t>
-            </w:r>
-          </w:p>
-        </w:tc>
-        <w:tc>
-          <w:tcPr>
-            <w:tcW w:type="dxa" w:w="1531"/>
-          </w:tcPr>
-          <w:p>
-            <w:r>
-              <w:rPr>
-                <w:b/>
-                <w:i w:val="0"/>
-                <w:color w:val="16A34A"/>
-                <w:sz w:val="16"/>
-              </w:rPr>
-              <w:t>—</w:t>
-            </w:r>
-          </w:p>
-        </w:tc>
-        <w:tc>
-          <w:tcPr>
-            <w:tcW w:type="dxa" w:w="1191"/>
-          </w:tcPr>
-          <w:p>
-            <w:r>
-              <w:rPr>
-                <w:b w:val="0"/>
-                <w:i w:val="0"/>
-                <w:color w:val="64748B"/>
-                <w:sz w:val="16"/>
-              </w:rPr>
-              <w:t>GT-CQ</w:t>
-            </w:r>
-          </w:p>
-        </w:tc>
-        <w:tc>
-          <w:tcPr>
-            <w:tcW w:type="dxa" w:w="4706"/>
-          </w:tcPr>
-          <w:p>
-            <w:r>
-              <w:rPr>
-                <w:b w:val="0"/>
-                <w:i w:val="0"/>
-                <w:sz w:val="17"/>
-              </w:rPr>
-              <w:t>) semble trop élevé.</w:t>
-            </w:r>
-          </w:p>
-        </w:tc>
-      </w:tr>
-      <w:tr>
-        <w:tc>
-          <w:tcPr>
-            <w:tcW w:type="dxa" w:w="964"/>
-          </w:tcPr>
-          <w:p>
-            <w:r>
-              <w:rPr>
-                <w:b/>
-                <w:i w:val="0"/>
-                <w:color w:val="EA580C"/>
-                <w:sz w:val="16"/>
-              </w:rPr>
-              <w:t>Moyenne</w:t>
-            </w:r>
-          </w:p>
-        </w:tc>
-        <w:tc>
-          <w:tcPr>
-            <w:tcW w:type="dxa" w:w="1247"/>
-          </w:tcPr>
-          <w:p>
-            <w:r>
-              <w:rPr>
-                <w:b/>
-                <w:i w:val="0"/>
-                <w:sz w:val="16"/>
-              </w:rPr>
-              <w:t>S09</w:t>
-              <w:br/>
-            </w:r>
-            <w:r>
-              <w:rPr>
-                <w:b w:val="0"/>
-                <w:i w:val="0"/>
-                <w:color w:val="64748B"/>
-                <w:sz w:val="14"/>
-              </w:rPr>
-              <w:t>Dépenses non alimentaires</w:t>
-            </w:r>
-          </w:p>
-        </w:tc>
-        <w:tc>
-          <w:tcPr>
-            <w:tcW w:type="dxa" w:w="1531"/>
-          </w:tcPr>
-          <w:p>
-            <w:r>
-              <w:rPr>
-                <w:b/>
-                <w:i w:val="0"/>
-                <w:color w:val="16A34A"/>
-                <w:sz w:val="16"/>
-              </w:rPr>
-              <w:t>—</w:t>
-            </w:r>
-          </w:p>
-        </w:tc>
-        <w:tc>
-          <w:tcPr>
-            <w:tcW w:type="dxa" w:w="1191"/>
-          </w:tcPr>
-          <w:p>
-            <w:r>
-              <w:rPr>
-                <w:b w:val="0"/>
-                <w:i w:val="0"/>
-                <w:color w:val="64748B"/>
-                <w:sz w:val="16"/>
-              </w:rPr>
-              <w:t>GT-CQ</w:t>
-            </w:r>
-          </w:p>
-        </w:tc>
-        <w:tc>
-          <w:tcPr>
-            <w:tcW w:type="dxa" w:w="4706"/>
-          </w:tcPr>
-          <w:p>
-            <w:r>
-              <w:rPr>
-                <w:b w:val="0"/>
-                <w:i w:val="0"/>
-                <w:sz w:val="17"/>
-              </w:rPr>
-              <w:t>Veuillez, s'il vous plaît, confirmer cette information avec le QG ou la corriger.</w:t>
-            </w:r>
-          </w:p>
-        </w:tc>
-      </w:tr>
-      <w:tr>
-        <w:tc>
-          <w:tcPr>
-            <w:tcW w:type="dxa" w:w="964"/>
-          </w:tcPr>
-          <w:p>
-            <w:r>
-              <w:rPr>
-                <w:b/>
-                <w:i w:val="0"/>
-                <w:color w:val="EA580C"/>
-                <w:sz w:val="16"/>
-              </w:rPr>
-              <w:t>Moyenne</w:t>
-            </w:r>
-          </w:p>
-        </w:tc>
-        <w:tc>
-          <w:tcPr>
-            <w:tcW w:type="dxa" w:w="1247"/>
-          </w:tcPr>
-          <w:p>
-            <w:r>
-              <w:rPr>
-                <w:b/>
-                <w:i w:val="0"/>
-                <w:sz w:val="16"/>
-              </w:rPr>
-              <w:t>S09</w:t>
-              <w:br/>
-            </w:r>
-            <w:r>
-              <w:rPr>
-                <w:b w:val="0"/>
-                <w:i w:val="0"/>
-                <w:color w:val="64748B"/>
-                <w:sz w:val="14"/>
-              </w:rPr>
-              <w:t>Dépenses non alimentaires</w:t>
-            </w:r>
-          </w:p>
-        </w:tc>
-        <w:tc>
-          <w:tcPr>
-            <w:tcW w:type="dxa" w:w="1531"/>
-          </w:tcPr>
-          <w:p>
-            <w:r>
-              <w:rPr>
-                <w:b/>
-                <w:i w:val="0"/>
-                <w:color w:val="16A34A"/>
-                <w:sz w:val="16"/>
-              </w:rPr>
-              <w:t>—</w:t>
-            </w:r>
-          </w:p>
-        </w:tc>
-        <w:tc>
-          <w:tcPr>
-            <w:tcW w:type="dxa" w:w="1191"/>
-          </w:tcPr>
-          <w:p>
-            <w:r>
-              <w:rPr>
-                <w:b w:val="0"/>
-                <w:i w:val="0"/>
-                <w:color w:val="64748B"/>
-                <w:sz w:val="16"/>
-              </w:rPr>
-              <w:t>GT-CQ</w:t>
-            </w:r>
-          </w:p>
-        </w:tc>
-        <w:tc>
-          <w:tcPr>
-            <w:tcW w:type="dxa" w:w="4706"/>
-          </w:tcPr>
-          <w:p>
-            <w:r>
-              <w:rPr>
-                <w:b w:val="0"/>
-                <w:i w:val="0"/>
-                <w:sz w:val="17"/>
-              </w:rPr>
-              <w:t>Attention ! La dépense du ménage de FARBA FALL (1000 Fcfa) au cours de 3 derniers mois de Transport inter-localité à traction animale est relativement élevé.</w:t>
-            </w:r>
-          </w:p>
-        </w:tc>
-      </w:tr>
-      <w:tr>
-        <w:tc>
-          <w:tcPr>
-            <w:tcW w:type="dxa" w:w="964"/>
-          </w:tcPr>
-          <w:p>
-            <w:r>
-              <w:rPr>
-                <w:b/>
-                <w:i w:val="0"/>
-                <w:color w:val="EA580C"/>
-                <w:sz w:val="16"/>
-              </w:rPr>
-              <w:t>Moyenne</w:t>
-            </w:r>
-          </w:p>
-        </w:tc>
-        <w:tc>
-          <w:tcPr>
-            <w:tcW w:type="dxa" w:w="1247"/>
-          </w:tcPr>
-          <w:p>
-            <w:r>
-              <w:rPr>
-                <w:b/>
-                <w:i w:val="0"/>
-                <w:sz w:val="16"/>
-              </w:rPr>
-              <w:t>S09</w:t>
-              <w:br/>
-            </w:r>
-            <w:r>
-              <w:rPr>
-                <w:b w:val="0"/>
-                <w:i w:val="0"/>
-                <w:color w:val="64748B"/>
-                <w:sz w:val="14"/>
-              </w:rPr>
-              <w:t>Dépenses non alimentaires</w:t>
-            </w:r>
-          </w:p>
-        </w:tc>
-        <w:tc>
-          <w:tcPr>
-            <w:tcW w:type="dxa" w:w="1531"/>
-          </w:tcPr>
-          <w:p>
-            <w:r>
-              <w:rPr>
-                <w:b/>
-                <w:i w:val="0"/>
-                <w:color w:val="16A34A"/>
-                <w:sz w:val="16"/>
-              </w:rPr>
-              <w:t>—</w:t>
-            </w:r>
-          </w:p>
-        </w:tc>
-        <w:tc>
-          <w:tcPr>
-            <w:tcW w:type="dxa" w:w="1191"/>
-          </w:tcPr>
-          <w:p>
-            <w:r>
-              <w:rPr>
-                <w:b w:val="0"/>
-                <w:i w:val="0"/>
-                <w:color w:val="64748B"/>
-                <w:sz w:val="16"/>
-              </w:rPr>
-              <w:t>GT-CQ</w:t>
-            </w:r>
-          </w:p>
-        </w:tc>
-        <w:tc>
-          <w:tcPr>
-            <w:tcW w:type="dxa" w:w="4706"/>
-          </w:tcPr>
-          <w:p>
-            <w:r>
-              <w:rPr>
-                <w:b w:val="0"/>
-                <w:i w:val="0"/>
-                <w:sz w:val="17"/>
-              </w:rPr>
-              <w:t>Prière de corriger ou de confirmer avec le QG.</w:t>
-            </w:r>
-          </w:p>
-        </w:tc>
-      </w:tr>
-      <w:tr>
-        <w:tc>
-          <w:tcPr>
-            <w:tcW w:type="dxa" w:w="964"/>
-          </w:tcPr>
-          <w:p>
-            <w:r>
-              <w:rPr>
-                <w:b/>
-                <w:i w:val="0"/>
-                <w:color w:val="EA580C"/>
-                <w:sz w:val="16"/>
-              </w:rPr>
-              <w:t>Moyenne</w:t>
-            </w:r>
-          </w:p>
-        </w:tc>
-        <w:tc>
-          <w:tcPr>
-            <w:tcW w:type="dxa" w:w="1247"/>
-          </w:tcPr>
-          <w:p>
-            <w:r>
-              <w:rPr>
-                <w:b/>
-                <w:i w:val="0"/>
-                <w:sz w:val="16"/>
-              </w:rPr>
-              <w:t>S09</w:t>
-              <w:br/>
-            </w:r>
-            <w:r>
-              <w:rPr>
-                <w:b w:val="0"/>
-                <w:i w:val="0"/>
-                <w:color w:val="64748B"/>
-                <w:sz w:val="14"/>
-              </w:rPr>
-              <w:t>Dépenses non alimentaires</w:t>
-            </w:r>
-          </w:p>
-        </w:tc>
-        <w:tc>
-          <w:tcPr>
-            <w:tcW w:type="dxa" w:w="1531"/>
-          </w:tcPr>
-          <w:p>
-            <w:r>
-              <w:rPr>
-                <w:b/>
-                <w:i w:val="0"/>
-                <w:color w:val="16A34A"/>
-                <w:sz w:val="16"/>
-              </w:rPr>
-              <w:t>—</w:t>
-            </w:r>
-          </w:p>
-        </w:tc>
-        <w:tc>
-          <w:tcPr>
-            <w:tcW w:type="dxa" w:w="1191"/>
-          </w:tcPr>
-          <w:p>
-            <w:r>
-              <w:rPr>
-                <w:b w:val="0"/>
-                <w:i w:val="0"/>
-                <w:color w:val="64748B"/>
-                <w:sz w:val="16"/>
-              </w:rPr>
-              <w:t>GT-CQ</w:t>
-            </w:r>
-          </w:p>
-        </w:tc>
-        <w:tc>
-          <w:tcPr>
-            <w:tcW w:type="dxa" w:w="4706"/>
-          </w:tcPr>
-          <w:p>
-            <w:r>
-              <w:rPr>
-                <w:b w:val="0"/>
-                <w:i w:val="0"/>
-                <w:sz w:val="17"/>
-              </w:rPr>
-              <w:t>Attention ! La dépense du ménage de FARBA FALL (500 Fcfa) au cours de 3 derniers mois de Brosse à dents est relativement élevé.</w:t>
-            </w:r>
-          </w:p>
-        </w:tc>
-      </w:tr>
-      <w:tr>
-        <w:tc>
-          <w:tcPr>
-            <w:tcW w:type="dxa" w:w="964"/>
-          </w:tcPr>
-          <w:p>
-            <w:r>
-              <w:rPr>
-                <w:b/>
-                <w:i w:val="0"/>
-                <w:color w:val="EA580C"/>
-                <w:sz w:val="16"/>
-              </w:rPr>
-              <w:t>Moyenne</w:t>
-            </w:r>
-          </w:p>
-        </w:tc>
-        <w:tc>
-          <w:tcPr>
-            <w:tcW w:type="dxa" w:w="1247"/>
-          </w:tcPr>
-          <w:p>
-            <w:r>
-              <w:rPr>
-                <w:b/>
-                <w:i w:val="0"/>
-                <w:sz w:val="16"/>
-              </w:rPr>
-              <w:t>S09</w:t>
-              <w:br/>
-            </w:r>
-            <w:r>
-              <w:rPr>
-                <w:b w:val="0"/>
-                <w:i w:val="0"/>
-                <w:color w:val="64748B"/>
-                <w:sz w:val="14"/>
-              </w:rPr>
-              <w:t>Dépenses non alimentaires</w:t>
-            </w:r>
-          </w:p>
-        </w:tc>
-        <w:tc>
-          <w:tcPr>
-            <w:tcW w:type="dxa" w:w="1531"/>
-          </w:tcPr>
-          <w:p>
-            <w:r>
-              <w:rPr>
-                <w:b/>
-                <w:i w:val="0"/>
-                <w:color w:val="16A34A"/>
-                <w:sz w:val="16"/>
-              </w:rPr>
-              <w:t>—</w:t>
-            </w:r>
-          </w:p>
-        </w:tc>
-        <w:tc>
-          <w:tcPr>
-            <w:tcW w:type="dxa" w:w="1191"/>
-          </w:tcPr>
-          <w:p>
-            <w:r>
-              <w:rPr>
-                <w:b w:val="0"/>
-                <w:i w:val="0"/>
-                <w:color w:val="64748B"/>
-                <w:sz w:val="16"/>
-              </w:rPr>
-              <w:t>GT-CQ</w:t>
-            </w:r>
-          </w:p>
-        </w:tc>
-        <w:tc>
-          <w:tcPr>
-            <w:tcW w:type="dxa" w:w="4706"/>
-          </w:tcPr>
-          <w:p>
-            <w:r>
-              <w:rPr>
-                <w:b w:val="0"/>
-                <w:i w:val="0"/>
-                <w:sz w:val="17"/>
-              </w:rPr>
-              <w:t>Attention ! La dépense du ménage de FARBA FALL (24000 Fcfa) au cours de 6 derniers mois de Parfums est relativement élevé.</w:t>
-            </w:r>
-          </w:p>
-        </w:tc>
-      </w:tr>
-      <w:tr>
-        <w:tc>
-          <w:tcPr>
-            <w:tcW w:type="dxa" w:w="964"/>
-          </w:tcPr>
-          <w:p>
-            <w:r>
-              <w:rPr>
-                <w:b/>
-                <w:i w:val="0"/>
-                <w:color w:val="EA580C"/>
-                <w:sz w:val="16"/>
-              </w:rPr>
-              <w:t>Moyenne</w:t>
-            </w:r>
-          </w:p>
-        </w:tc>
-        <w:tc>
-          <w:tcPr>
-            <w:tcW w:type="dxa" w:w="1247"/>
-          </w:tcPr>
-          <w:p>
-            <w:r>
-              <w:rPr>
-                <w:b/>
-                <w:i w:val="0"/>
-                <w:sz w:val="16"/>
-              </w:rPr>
-              <w:t>S09</w:t>
-              <w:br/>
-            </w:r>
-            <w:r>
-              <w:rPr>
-                <w:b w:val="0"/>
-                <w:i w:val="0"/>
-                <w:color w:val="64748B"/>
-                <w:sz w:val="14"/>
-              </w:rPr>
-              <w:t>Dépenses non alimentaires</w:t>
-            </w:r>
-          </w:p>
-        </w:tc>
-        <w:tc>
-          <w:tcPr>
-            <w:tcW w:type="dxa" w:w="1531"/>
-          </w:tcPr>
-          <w:p>
-            <w:r>
-              <w:rPr>
-                <w:b/>
-                <w:i w:val="0"/>
-                <w:color w:val="16A34A"/>
-                <w:sz w:val="16"/>
-              </w:rPr>
-              <w:t>—</w:t>
-            </w:r>
-          </w:p>
-        </w:tc>
-        <w:tc>
-          <w:tcPr>
-            <w:tcW w:type="dxa" w:w="1191"/>
-          </w:tcPr>
-          <w:p>
-            <w:r>
-              <w:rPr>
-                <w:b w:val="0"/>
-                <w:i w:val="0"/>
-                <w:color w:val="64748B"/>
-                <w:sz w:val="16"/>
-              </w:rPr>
-              <w:t>GT-CQ</w:t>
-            </w:r>
-          </w:p>
-        </w:tc>
-        <w:tc>
-          <w:tcPr>
-            <w:tcW w:type="dxa" w:w="4706"/>
-          </w:tcPr>
-          <w:p>
-            <w:r>
-              <w:rPr>
-                <w:b w:val="0"/>
-                <w:i w:val="0"/>
-                <w:sz w:val="17"/>
-              </w:rPr>
-              <w:t>Prière de corriger ou de confirmer avec le QG.</w:t>
-            </w:r>
-          </w:p>
-        </w:tc>
-      </w:tr>
-      <w:tr>
-        <w:tc>
-          <w:tcPr>
-            <w:tcW w:type="dxa" w:w="964"/>
-          </w:tcPr>
-          <w:p>
-            <w:r>
-              <w:rPr>
-                <w:b/>
-                <w:i w:val="0"/>
-                <w:color w:val="EA580C"/>
-                <w:sz w:val="16"/>
-              </w:rPr>
-              <w:t>Moyenne</w:t>
-            </w:r>
-          </w:p>
-        </w:tc>
-        <w:tc>
-          <w:tcPr>
-            <w:tcW w:type="dxa" w:w="1247"/>
-          </w:tcPr>
-          <w:p>
-            <w:r>
-              <w:rPr>
-                <w:b/>
-                <w:i w:val="0"/>
-                <w:sz w:val="16"/>
-              </w:rPr>
-              <w:t>S09</w:t>
-              <w:br/>
-            </w:r>
-            <w:r>
-              <w:rPr>
-                <w:b w:val="0"/>
-                <w:i w:val="0"/>
-                <w:color w:val="64748B"/>
-                <w:sz w:val="14"/>
-              </w:rPr>
-              <w:t>Dépenses non alimentaires</w:t>
-            </w:r>
-          </w:p>
-        </w:tc>
-        <w:tc>
-          <w:tcPr>
-            <w:tcW w:type="dxa" w:w="1531"/>
-          </w:tcPr>
-          <w:p>
-            <w:r>
-              <w:rPr>
-                <w:b/>
-                <w:i w:val="0"/>
-                <w:color w:val="16A34A"/>
-                <w:sz w:val="16"/>
-              </w:rPr>
-              <w:t>—</w:t>
-            </w:r>
-          </w:p>
-        </w:tc>
-        <w:tc>
-          <w:tcPr>
-            <w:tcW w:type="dxa" w:w="1191"/>
-          </w:tcPr>
-          <w:p>
-            <w:r>
-              <w:rPr>
-                <w:b w:val="0"/>
-                <w:i w:val="0"/>
-                <w:color w:val="64748B"/>
-                <w:sz w:val="16"/>
-              </w:rPr>
-              <w:t>GT-CQ</w:t>
-            </w:r>
-          </w:p>
-        </w:tc>
-        <w:tc>
-          <w:tcPr>
-            <w:tcW w:type="dxa" w:w="4706"/>
-          </w:tcPr>
-          <w:p>
-            <w:r>
-              <w:rPr>
-                <w:b w:val="0"/>
-                <w:i w:val="0"/>
-                <w:sz w:val="17"/>
-              </w:rPr>
-              <w:t>Attention ! La dépense du ménage de FARBA FALL (36500 Fcfa) au cours de 6 derniers mois de Frais de confection et de réparation de vêtements femme: robe, pantalon, jupe, ensemble, réparation, location, etc.</w:t>
-            </w:r>
-          </w:p>
-        </w:tc>
-      </w:tr>
-      <w:tr>
-        <w:tc>
-          <w:tcPr>
-            <w:tcW w:type="dxa" w:w="964"/>
-          </w:tcPr>
-          <w:p>
-            <w:r>
-              <w:rPr>
-                <w:b/>
-                <w:i w:val="0"/>
-                <w:color w:val="EA580C"/>
-                <w:sz w:val="16"/>
-              </w:rPr>
-              <w:t>Moyenne</w:t>
-            </w:r>
-          </w:p>
-        </w:tc>
-        <w:tc>
-          <w:tcPr>
-            <w:tcW w:type="dxa" w:w="1247"/>
-          </w:tcPr>
-          <w:p>
-            <w:r>
-              <w:rPr>
-                <w:b/>
-                <w:i w:val="0"/>
-                <w:sz w:val="16"/>
-              </w:rPr>
-              <w:t>S09</w:t>
-              <w:br/>
-            </w:r>
-            <w:r>
-              <w:rPr>
-                <w:b w:val="0"/>
-                <w:i w:val="0"/>
-                <w:color w:val="64748B"/>
-                <w:sz w:val="14"/>
-              </w:rPr>
-              <w:t>Dépenses non alimentaires</w:t>
-            </w:r>
-          </w:p>
-        </w:tc>
-        <w:tc>
-          <w:tcPr>
-            <w:tcW w:type="dxa" w:w="1531"/>
-          </w:tcPr>
-          <w:p>
-            <w:r>
-              <w:rPr>
-                <w:b/>
-                <w:i w:val="0"/>
-                <w:color w:val="16A34A"/>
-                <w:sz w:val="16"/>
-              </w:rPr>
-              <w:t>—</w:t>
-            </w:r>
-          </w:p>
-        </w:tc>
-        <w:tc>
-          <w:tcPr>
-            <w:tcW w:type="dxa" w:w="1191"/>
-          </w:tcPr>
-          <w:p>
-            <w:r>
-              <w:rPr>
-                <w:b w:val="0"/>
-                <w:i w:val="0"/>
-                <w:color w:val="64748B"/>
-                <w:sz w:val="16"/>
-              </w:rPr>
-              <w:t>GT-CQ</w:t>
-            </w:r>
-          </w:p>
-        </w:tc>
-        <w:tc>
-          <w:tcPr>
-            <w:tcW w:type="dxa" w:w="4706"/>
-          </w:tcPr>
-          <w:p>
-            <w:r>
-              <w:rPr>
-                <w:b w:val="0"/>
-                <w:i w:val="0"/>
-                <w:sz w:val="17"/>
-              </w:rPr>
-              <w:t>est relativement élevé.</w:t>
-            </w:r>
-          </w:p>
-        </w:tc>
-      </w:tr>
-      <w:tr>
-        <w:tc>
-          <w:tcPr>
-            <w:tcW w:type="dxa" w:w="964"/>
-          </w:tcPr>
-          <w:p>
-            <w:r>
-              <w:rPr>
-                <w:b/>
-                <w:i w:val="0"/>
-                <w:color w:val="EA580C"/>
-                <w:sz w:val="16"/>
-              </w:rPr>
-              <w:t>Moyenne</w:t>
-            </w:r>
-          </w:p>
-        </w:tc>
-        <w:tc>
-          <w:tcPr>
-            <w:tcW w:type="dxa" w:w="1247"/>
-          </w:tcPr>
-          <w:p>
-            <w:r>
-              <w:rPr>
-                <w:b/>
-                <w:i w:val="0"/>
-                <w:sz w:val="16"/>
-              </w:rPr>
-              <w:t>S09</w:t>
-              <w:br/>
-            </w:r>
-            <w:r>
-              <w:rPr>
-                <w:b w:val="0"/>
-                <w:i w:val="0"/>
-                <w:color w:val="64748B"/>
-                <w:sz w:val="14"/>
-              </w:rPr>
-              <w:t>Dépenses non alimentaires</w:t>
-            </w:r>
-          </w:p>
-        </w:tc>
-        <w:tc>
-          <w:tcPr>
-            <w:tcW w:type="dxa" w:w="1531"/>
-          </w:tcPr>
-          <w:p>
-            <w:r>
-              <w:rPr>
-                <w:b/>
-                <w:i w:val="0"/>
-                <w:color w:val="16A34A"/>
-                <w:sz w:val="16"/>
-              </w:rPr>
-              <w:t>—</w:t>
-            </w:r>
-          </w:p>
-        </w:tc>
-        <w:tc>
-          <w:tcPr>
-            <w:tcW w:type="dxa" w:w="1191"/>
-          </w:tcPr>
-          <w:p>
-            <w:r>
-              <w:rPr>
-                <w:b w:val="0"/>
-                <w:i w:val="0"/>
-                <w:color w:val="64748B"/>
-                <w:sz w:val="16"/>
-              </w:rPr>
-              <w:t>GT-CQ</w:t>
-            </w:r>
-          </w:p>
-        </w:tc>
-        <w:tc>
-          <w:tcPr>
-            <w:tcW w:type="dxa" w:w="4706"/>
-          </w:tcPr>
-          <w:p>
-            <w:r>
-              <w:rPr>
-                <w:b w:val="0"/>
-                <w:i w:val="0"/>
-                <w:sz w:val="17"/>
-              </w:rPr>
-              <w:t>Attention ! La dépense du ménage de FARBA FALL (9000 Fcfa) au cours de 12 derniers mois de Autres ustensiles de ménage: seau, bouilloire, biberon, poubelle, tasses, cafétière non électrique, théière, calebasse, louche, jarre, canari, mortier, pilon, etc est relativement élevé.</w:t>
-            </w:r>
-          </w:p>
-        </w:tc>
-      </w:tr>
-      <w:tr>
-        <w:tc>
-          <w:tcPr>
-            <w:tcW w:type="dxa" w:w="964"/>
-          </w:tcPr>
-          <w:p>
-            <w:r>
-              <w:rPr>
-                <w:b/>
-                <w:i w:val="0"/>
-                <w:color w:val="EA580C"/>
-                <w:sz w:val="16"/>
-              </w:rPr>
-              <w:t>Moyenne</w:t>
-            </w:r>
-          </w:p>
-        </w:tc>
-        <w:tc>
-          <w:tcPr>
-            <w:tcW w:type="dxa" w:w="1247"/>
-          </w:tcPr>
-          <w:p>
-            <w:r>
-              <w:rPr>
-                <w:b/>
-                <w:i w:val="0"/>
-                <w:sz w:val="16"/>
-              </w:rPr>
-              <w:t>S09</w:t>
-              <w:br/>
-            </w:r>
-            <w:r>
-              <w:rPr>
-                <w:b w:val="0"/>
-                <w:i w:val="0"/>
-                <w:color w:val="64748B"/>
-                <w:sz w:val="14"/>
-              </w:rPr>
-              <w:t>Dépenses non alimentaires</w:t>
-            </w:r>
-          </w:p>
-        </w:tc>
-        <w:tc>
-          <w:tcPr>
-            <w:tcW w:type="dxa" w:w="1531"/>
-          </w:tcPr>
-          <w:p>
-            <w:r>
-              <w:rPr>
-                <w:b/>
-                <w:i w:val="0"/>
-                <w:color w:val="16A34A"/>
-                <w:sz w:val="16"/>
-              </w:rPr>
-              <w:t>—</w:t>
-            </w:r>
-          </w:p>
-        </w:tc>
-        <w:tc>
-          <w:tcPr>
-            <w:tcW w:type="dxa" w:w="1191"/>
-          </w:tcPr>
-          <w:p>
-            <w:r>
-              <w:rPr>
-                <w:b w:val="0"/>
-                <w:i w:val="0"/>
-                <w:color w:val="64748B"/>
-                <w:sz w:val="16"/>
-              </w:rPr>
-              <w:t>GT-CQ</w:t>
-            </w:r>
-          </w:p>
-        </w:tc>
-        <w:tc>
-          <w:tcPr>
-            <w:tcW w:type="dxa" w:w="4706"/>
-          </w:tcPr>
-          <w:p>
-            <w:r>
-              <w:rPr>
-                <w:b w:val="0"/>
-                <w:i w:val="0"/>
-                <w:sz w:val="17"/>
-              </w:rPr>
-              <w:t>Prière de corriger ou de confirmer avec le QG.</w:t>
-            </w:r>
-          </w:p>
-        </w:tc>
-      </w:tr>
-      <w:tr>
-        <w:tc>
-          <w:tcPr>
-            <w:tcW w:type="dxa" w:w="964"/>
-          </w:tcPr>
-          <w:p>
-            <w:r>
-              <w:rPr>
-                <w:b/>
-                <w:i w:val="0"/>
-                <w:color w:val="EA580C"/>
-                <w:sz w:val="16"/>
-              </w:rPr>
-              <w:t>Moyenne</w:t>
-            </w:r>
-          </w:p>
-        </w:tc>
-        <w:tc>
-          <w:tcPr>
-            <w:tcW w:type="dxa" w:w="1247"/>
-          </w:tcPr>
-          <w:p>
-            <w:r>
-              <w:rPr>
-                <w:b/>
-                <w:i w:val="0"/>
-                <w:sz w:val="16"/>
-              </w:rPr>
-              <w:t>S10</w:t>
-              <w:br/>
-            </w:r>
-            <w:r>
-              <w:rPr>
-                <w:b w:val="0"/>
-                <w:i w:val="0"/>
-                <w:color w:val="64748B"/>
-                <w:sz w:val="14"/>
-              </w:rPr>
-              <w:t>Logement</w:t>
-            </w:r>
-          </w:p>
-        </w:tc>
-        <w:tc>
-          <w:tcPr>
-            <w:tcW w:type="dxa" w:w="1531"/>
-          </w:tcPr>
-          <w:p>
-            <w:r>
-              <w:rPr>
-                <w:b/>
-                <w:i w:val="0"/>
-                <w:color w:val="16A34A"/>
-                <w:sz w:val="16"/>
-              </w:rPr>
-              <w:t>s01q23, s01q00b, s01q23_autre</w:t>
-            </w:r>
-          </w:p>
-        </w:tc>
-        <w:tc>
-          <w:tcPr>
-            <w:tcW w:type="dxa" w:w="1191"/>
-          </w:tcPr>
-          <w:p>
-            <w:r>
-              <w:rPr>
-                <w:b w:val="0"/>
-                <w:i w:val="0"/>
-                <w:color w:val="64748B"/>
-                <w:sz w:val="16"/>
-              </w:rPr>
-              <w:t>GT-CQ</w:t>
-            </w:r>
-          </w:p>
-        </w:tc>
-        <w:tc>
-          <w:tcPr>
-            <w:tcW w:type="dxa" w:w="4706"/>
-          </w:tcPr>
-          <w:p>
-            <w:r>
-              <w:rPr>
-                <w:b w:val="0"/>
-                <w:i w:val="0"/>
-                <w:sz w:val="17"/>
-              </w:rPr>
-              <w:t>La raison pourquoi charretier n'a pas fonctionné tout le temps au cours des 12 derniers mois est il travail dans les champspendant l’hivernage et semble exister dans les modalités, prière de prendre attache avec le QG pour plus d'explication afin de la classer bien.</w:t>
-            </w:r>
-          </w:p>
-        </w:tc>
-      </w:tr>
-      <w:tr>
-        <w:tc>
-          <w:tcPr>
-            <w:tcW w:type="dxa" w:w="964"/>
-          </w:tcPr>
-          <w:p>
-            <w:r>
-              <w:rPr>
-                <w:b/>
-                <w:i w:val="0"/>
-                <w:color w:val="EA580C"/>
-                <w:sz w:val="16"/>
-              </w:rPr>
-              <w:t>Moyenne</w:t>
-            </w:r>
-          </w:p>
-        </w:tc>
-        <w:tc>
-          <w:tcPr>
-            <w:tcW w:type="dxa" w:w="1247"/>
-          </w:tcPr>
-          <w:p>
-            <w:r>
-              <w:rPr>
-                <w:b/>
-                <w:i w:val="0"/>
-                <w:sz w:val="16"/>
-              </w:rPr>
-              <w:t>S11</w:t>
-              <w:br/>
-            </w:r>
-            <w:r>
-              <w:rPr>
-                <w:b w:val="0"/>
-                <w:i w:val="0"/>
-                <w:color w:val="64748B"/>
-                <w:sz w:val="14"/>
-              </w:rPr>
-              <w:t>Logement / cadre de vie</w:t>
-            </w:r>
-          </w:p>
-        </w:tc>
-        <w:tc>
-          <w:tcPr>
-            <w:tcW w:type="dxa" w:w="1531"/>
-          </w:tcPr>
-          <w:p>
-            <w:r>
-              <w:rPr>
-                <w:b/>
-                <w:i w:val="0"/>
-                <w:color w:val="16A34A"/>
-                <w:sz w:val="16"/>
-              </w:rPr>
-              <w:t>s00q11, s01q03b, s01q04b, s02q01__1, s02q02__1, s02q03__1, s02q04, s02q15</w:t>
-            </w:r>
-          </w:p>
-        </w:tc>
-        <w:tc>
-          <w:tcPr>
-            <w:tcW w:type="dxa" w:w="1191"/>
-          </w:tcPr>
-          <w:p>
-            <w:r>
-              <w:rPr>
-                <w:b w:val="0"/>
-                <w:i w:val="0"/>
-                <w:color w:val="64748B"/>
-                <w:sz w:val="16"/>
-              </w:rPr>
-              <w:t>GT-CQ</w:t>
-            </w:r>
-          </w:p>
-        </w:tc>
-        <w:tc>
-          <w:tcPr>
-            <w:tcW w:type="dxa" w:w="4706"/>
-          </w:tcPr>
-          <w:p>
-            <w:r>
-              <w:rPr>
-                <w:b w:val="0"/>
-                <w:i w:val="0"/>
-                <w:sz w:val="17"/>
-              </w:rPr>
-              <w:t>Le montant (300000 FCFA) du loyer mensuel payé pour un logement comme le votre (Maison Basse) dans ce village/quartier est trop élevé, Veuillez s'il vous plaît corriger cette information.</w:t>
-            </w:r>
-          </w:p>
-        </w:tc>
-      </w:tr>
-      <w:tr>
-        <w:tc>
-          <w:tcPr>
-            <w:tcW w:type="dxa" w:w="964"/>
-          </w:tcPr>
-          <w:p>
-            <w:r>
-              <w:rPr>
-                <w:b/>
-                <w:i w:val="0"/>
-                <w:color w:val="EA580C"/>
-                <w:sz w:val="16"/>
-              </w:rPr>
-              <w:t>Moyenne</w:t>
-            </w:r>
-          </w:p>
-        </w:tc>
-        <w:tc>
-          <w:tcPr>
-            <w:tcW w:type="dxa" w:w="1247"/>
-          </w:tcPr>
-          <w:p>
-            <w:r>
-              <w:rPr>
-                <w:b/>
-                <w:i w:val="0"/>
-                <w:sz w:val="16"/>
-              </w:rPr>
-              <w:t>S12</w:t>
-              <w:br/>
-            </w:r>
-            <w:r>
-              <w:rPr>
-                <w:b w:val="0"/>
-                <w:i w:val="0"/>
-                <w:color w:val="64748B"/>
-                <w:sz w:val="14"/>
-              </w:rPr>
-              <w:t>Avoirs / biens durables</w:t>
-            </w:r>
-          </w:p>
-        </w:tc>
-        <w:tc>
-          <w:tcPr>
-            <w:tcW w:type="dxa" w:w="1531"/>
-          </w:tcPr>
-          <w:p>
-            <w:r>
-              <w:rPr>
-                <w:b/>
-                <w:i w:val="0"/>
-                <w:color w:val="16A34A"/>
-                <w:sz w:val="16"/>
-              </w:rPr>
-              <w:t>—</w:t>
-            </w:r>
-          </w:p>
-        </w:tc>
-        <w:tc>
-          <w:tcPr>
-            <w:tcW w:type="dxa" w:w="1191"/>
-          </w:tcPr>
-          <w:p>
-            <w:r>
-              <w:rPr>
-                <w:b w:val="0"/>
-                <w:i w:val="0"/>
-                <w:color w:val="64748B"/>
-                <w:sz w:val="16"/>
-              </w:rPr>
-              <w:t>GT-CQ</w:t>
-            </w:r>
-          </w:p>
-        </w:tc>
-        <w:tc>
-          <w:tcPr>
-            <w:tcW w:type="dxa" w:w="4706"/>
-          </w:tcPr>
-          <w:p>
-            <w:r>
-              <w:rPr>
-                <w:b w:val="0"/>
-                <w:i w:val="0"/>
-                <w:sz w:val="17"/>
-              </w:rPr>
-              <w:t>Attention ! Matelas simple a été achété à 200000 Fcfa est relativement élevé par rapport aux autres prix d'achat observés dans cette zone.</w:t>
-            </w:r>
-          </w:p>
-        </w:tc>
-      </w:tr>
-      <w:tr>
-        <w:tc>
-          <w:tcPr>
-            <w:tcW w:type="dxa" w:w="964"/>
-          </w:tcPr>
-          <w:p>
-            <w:r>
-              <w:rPr>
-                <w:b/>
-                <w:i w:val="0"/>
-                <w:color w:val="EA580C"/>
-                <w:sz w:val="16"/>
-              </w:rPr>
-              <w:t>Moyenne</w:t>
-            </w:r>
-          </w:p>
-        </w:tc>
-        <w:tc>
-          <w:tcPr>
-            <w:tcW w:type="dxa" w:w="1247"/>
-          </w:tcPr>
-          <w:p>
-            <w:r>
-              <w:rPr>
-                <w:b/>
-                <w:i w:val="0"/>
-                <w:sz w:val="16"/>
-              </w:rPr>
-              <w:t>S12</w:t>
-              <w:br/>
-            </w:r>
-            <w:r>
-              <w:rPr>
-                <w:b w:val="0"/>
-                <w:i w:val="0"/>
-                <w:color w:val="64748B"/>
-                <w:sz w:val="14"/>
-              </w:rPr>
-              <w:t>Avoirs / biens durables</w:t>
-            </w:r>
-          </w:p>
-        </w:tc>
-        <w:tc>
-          <w:tcPr>
-            <w:tcW w:type="dxa" w:w="1531"/>
-          </w:tcPr>
-          <w:p>
-            <w:r>
-              <w:rPr>
-                <w:b/>
-                <w:i w:val="0"/>
-                <w:color w:val="16A34A"/>
-                <w:sz w:val="16"/>
-              </w:rPr>
-              <w:t>—</w:t>
-            </w:r>
-          </w:p>
-        </w:tc>
-        <w:tc>
-          <w:tcPr>
-            <w:tcW w:type="dxa" w:w="1191"/>
-          </w:tcPr>
-          <w:p>
-            <w:r>
-              <w:rPr>
-                <w:b w:val="0"/>
-                <w:i w:val="0"/>
-                <w:color w:val="64748B"/>
-                <w:sz w:val="16"/>
-              </w:rPr>
-              <w:t>GT-CQ</w:t>
-            </w:r>
-          </w:p>
-        </w:tc>
-        <w:tc>
-          <w:tcPr>
-            <w:tcW w:type="dxa" w:w="4706"/>
-          </w:tcPr>
-          <w:p>
-            <w:r>
-              <w:rPr>
-                <w:b w:val="0"/>
-                <w:i w:val="0"/>
-                <w:sz w:val="17"/>
-              </w:rPr>
-              <w:t>Prière de corriger ou de confirmer avec le QG.</w:t>
-            </w:r>
-          </w:p>
-        </w:tc>
-      </w:tr>
-      <w:tr>
-        <w:tc>
-          <w:tcPr>
-            <w:tcW w:type="dxa" w:w="964"/>
-          </w:tcPr>
-          <w:p>
-            <w:r>
-              <w:rPr>
-                <w:b/>
-                <w:i w:val="0"/>
-                <w:color w:val="EA580C"/>
-                <w:sz w:val="16"/>
-              </w:rPr>
-              <w:t>Moyenne</w:t>
-            </w:r>
-          </w:p>
-        </w:tc>
-        <w:tc>
-          <w:tcPr>
-            <w:tcW w:type="dxa" w:w="1247"/>
-          </w:tcPr>
-          <w:p>
-            <w:r>
-              <w:rPr>
-                <w:b/>
-                <w:i w:val="0"/>
-                <w:sz w:val="16"/>
-              </w:rPr>
-              <w:t>S12</w:t>
-              <w:br/>
-            </w:r>
-            <w:r>
-              <w:rPr>
-                <w:b w:val="0"/>
-                <w:i w:val="0"/>
-                <w:color w:val="64748B"/>
-                <w:sz w:val="14"/>
-              </w:rPr>
-              <w:t>Avoirs / biens durables</w:t>
-            </w:r>
-          </w:p>
-        </w:tc>
-        <w:tc>
-          <w:tcPr>
-            <w:tcW w:type="dxa" w:w="1531"/>
-          </w:tcPr>
-          <w:p>
-            <w:r>
-              <w:rPr>
-                <w:b/>
-                <w:i w:val="0"/>
-                <w:color w:val="16A34A"/>
-                <w:sz w:val="16"/>
-              </w:rPr>
-              <w:t>—</w:t>
-            </w:r>
-          </w:p>
-        </w:tc>
-        <w:tc>
-          <w:tcPr>
-            <w:tcW w:type="dxa" w:w="1191"/>
-          </w:tcPr>
-          <w:p>
-            <w:r>
-              <w:rPr>
-                <w:b w:val="0"/>
-                <w:i w:val="0"/>
-                <w:color w:val="64748B"/>
-                <w:sz w:val="16"/>
-              </w:rPr>
-              <w:t>GT-CQ</w:t>
-            </w:r>
-          </w:p>
-        </w:tc>
-        <w:tc>
-          <w:tcPr>
-            <w:tcW w:type="dxa" w:w="4706"/>
-          </w:tcPr>
-          <w:p>
-            <w:r>
-              <w:rPr>
-                <w:b w:val="0"/>
-                <w:i w:val="0"/>
-                <w:sz w:val="17"/>
-              </w:rPr>
-              <w:t>Attention ! Matelas simple a été revendu à 150000 Fcfa qui est relativement élevé par rapport aux autres prix de revente observés dans cette zone.</w:t>
-            </w:r>
-          </w:p>
-        </w:tc>
-      </w:tr>
-      <w:tr>
-        <w:tc>
-          <w:tcPr>
-            <w:tcW w:type="dxa" w:w="964"/>
-          </w:tcPr>
-          <w:p>
-            <w:r>
-              <w:rPr>
-                <w:b/>
-                <w:i w:val="0"/>
-                <w:color w:val="EA580C"/>
-                <w:sz w:val="16"/>
-              </w:rPr>
-              <w:t>Moyenne</w:t>
-            </w:r>
-          </w:p>
-        </w:tc>
-        <w:tc>
-          <w:tcPr>
-            <w:tcW w:type="dxa" w:w="1247"/>
-          </w:tcPr>
-          <w:p>
-            <w:r>
-              <w:rPr>
-                <w:b/>
-                <w:i w:val="0"/>
-                <w:sz w:val="16"/>
-              </w:rPr>
-              <w:t>S12</w:t>
-              <w:br/>
-            </w:r>
-            <w:r>
-              <w:rPr>
-                <w:b w:val="0"/>
-                <w:i w:val="0"/>
-                <w:color w:val="64748B"/>
-                <w:sz w:val="14"/>
-              </w:rPr>
-              <w:t>Avoirs / biens durables</w:t>
-            </w:r>
-          </w:p>
-        </w:tc>
-        <w:tc>
-          <w:tcPr>
-            <w:tcW w:type="dxa" w:w="1531"/>
-          </w:tcPr>
-          <w:p>
-            <w:r>
-              <w:rPr>
-                <w:b/>
-                <w:i w:val="0"/>
-                <w:color w:val="16A34A"/>
-                <w:sz w:val="16"/>
-              </w:rPr>
-              <w:t>—</w:t>
-            </w:r>
-          </w:p>
-        </w:tc>
-        <w:tc>
-          <w:tcPr>
-            <w:tcW w:type="dxa" w:w="1191"/>
-          </w:tcPr>
-          <w:p>
-            <w:r>
-              <w:rPr>
-                <w:b w:val="0"/>
-                <w:i w:val="0"/>
-                <w:color w:val="64748B"/>
-                <w:sz w:val="16"/>
-              </w:rPr>
-              <w:t>GT-CQ</w:t>
-            </w:r>
-          </w:p>
-        </w:tc>
-        <w:tc>
-          <w:tcPr>
-            <w:tcW w:type="dxa" w:w="4706"/>
-          </w:tcPr>
-          <w:p>
-            <w:r>
-              <w:rPr>
-                <w:b w:val="0"/>
-                <w:i w:val="0"/>
-                <w:sz w:val="17"/>
-              </w:rPr>
               <w:t>Prière de vérifier ou confirmer avec l'enquêté et mettre les bonnes valeurs après verification, s'il le faut.</w:t>
-            </w:r>
-          </w:p>
-        </w:tc>
-      </w:tr>
-      <w:tr>
-        <w:tc>
-          <w:tcPr>
-            <w:tcW w:type="dxa" w:w="964"/>
-          </w:tcPr>
-          <w:p>
-            <w:r>
-              <w:rPr>
-                <w:b/>
-                <w:i w:val="0"/>
-                <w:color w:val="EA580C"/>
-                <w:sz w:val="16"/>
-              </w:rPr>
-              <w:t>Moyenne</w:t>
-            </w:r>
-          </w:p>
-        </w:tc>
-        <w:tc>
-          <w:tcPr>
-            <w:tcW w:type="dxa" w:w="1247"/>
-          </w:tcPr>
-          <w:p>
-            <w:r>
-              <w:rPr>
-                <w:b/>
-                <w:i w:val="0"/>
-                <w:sz w:val="16"/>
-              </w:rPr>
-              <w:t>S13</w:t>
-              <w:br/>
-            </w:r>
-            <w:r>
-              <w:rPr>
-                <w:b w:val="0"/>
-                <w:i w:val="0"/>
-                <w:color w:val="64748B"/>
-                <w:sz w:val="14"/>
-              </w:rPr>
-              <w:t>Transferts</w:t>
-            </w:r>
-          </w:p>
-        </w:tc>
-        <w:tc>
-          <w:tcPr>
-            <w:tcW w:type="dxa" w:w="1531"/>
-          </w:tcPr>
-          <w:p>
-            <w:r>
-              <w:rPr>
-                <w:b/>
-                <w:i w:val="0"/>
-                <w:color w:val="16A34A"/>
-                <w:sz w:val="16"/>
-              </w:rPr>
-              <w:t>s00q07a, s00q08, s00q10, s00q13_0, s00q15_0, s00q17_0, s00q23a, s00q23b</w:t>
-            </w:r>
-          </w:p>
-        </w:tc>
-        <w:tc>
-          <w:tcPr>
-            <w:tcW w:type="dxa" w:w="1191"/>
-          </w:tcPr>
-          <w:p>
-            <w:r>
-              <w:rPr>
-                <w:b w:val="0"/>
-                <w:i w:val="0"/>
-                <w:color w:val="64748B"/>
-                <w:sz w:val="16"/>
-              </w:rPr>
-              <w:t>GT-CQ</w:t>
-            </w:r>
-          </w:p>
-        </w:tc>
-        <w:tc>
-          <w:tcPr>
-            <w:tcW w:type="dxa" w:w="4706"/>
-          </w:tcPr>
-          <w:p>
-            <w:r>
-              <w:rPr>
-                <w:b w:val="0"/>
-                <w:i w:val="0"/>
-                <w:sz w:val="17"/>
-              </w:rPr>
-              <w:t>L'enquêteur prière de fournir d'effort pour avoir le niveau d'étude et l'âge de celui qui a envoyé/donné de l'argent dans la section 13a (Transfert reçu).</w:t>
             </w:r>
           </w:p>
         </w:tc>
